--- a/TerraVermelha/Era uma terra era vermelha e jorrava ferro e sangue.docx
+++ b/TerraVermelha/Era uma terra era vermelha e jorrava ferro e sangue.docx
@@ -13,12 +13,22 @@
         <w:t>Capítulo 1</w:t>
       </w:r>
       <w:r>
-        <w:t>: Terra</w:t>
+        <w:t xml:space="preserve">: </w:t>
+      </w:r>
+      <w:r>
+        <w:t xml:space="preserve">Gênesis da </w:t>
+      </w:r>
+      <w:r>
+        <w:t>Terra</w:t>
+      </w:r>
+      <w:r>
+        <w:t xml:space="preserve"> vermelha</w:t>
       </w:r>
     </w:p>
     <w:p/>
     <w:p>
       <w:pPr>
+        <w:ind w:firstLine="708"/>
         <w:jc w:val="both"/>
       </w:pPr>
       <w:r>
@@ -28,10 +38,19 @@
         <w:t>vermelha</w:t>
       </w:r>
       <w:r>
+        <w:t xml:space="preserve"> e distante</w:t>
+      </w:r>
+      <w:r>
         <w:t xml:space="preserve">, rica em </w:t>
       </w:r>
       <w:r>
-        <w:t xml:space="preserve">ferro, de onde </w:t>
+        <w:t>ferro</w:t>
+      </w:r>
+      <w:r>
+        <w:t xml:space="preserve"> e outro</w:t>
+      </w:r>
+      <w:r>
+        <w:t xml:space="preserve">, de onde </w:t>
       </w:r>
       <w:r>
         <w:t xml:space="preserve">jorrava </w:t>
@@ -55,268 +74,325 @@
         <w:t xml:space="preserve">. </w:t>
       </w:r>
       <w:r>
+        <w:t xml:space="preserve">O sangue negro </w:t>
+      </w:r>
+      <w:r>
+        <w:t xml:space="preserve">fluía </w:t>
+      </w:r>
+      <w:r>
+        <w:t xml:space="preserve">em quantidades </w:t>
+      </w:r>
+      <w:r>
+        <w:t xml:space="preserve">intermináveis como </w:t>
+      </w:r>
+      <w:r>
+        <w:t xml:space="preserve">testemunha </w:t>
+      </w:r>
+      <w:r>
+        <w:t>d</w:t>
+      </w:r>
+      <w:r>
+        <w:t xml:space="preserve">a passagem </w:t>
+      </w:r>
+      <w:r>
+        <w:t xml:space="preserve">de </w:t>
+      </w:r>
+      <w:r>
+        <w:t>diferentes civilizações</w:t>
+      </w:r>
+      <w:r>
+        <w:t>, que caminharam sobre a terra presunçosamente e alheias à própria temporalidade</w:t>
+      </w:r>
+      <w:r>
+        <w:t xml:space="preserve">. Jorrando </w:t>
+      </w:r>
+      <w:r>
+        <w:t xml:space="preserve">das </w:t>
+      </w:r>
+      <w:r>
+        <w:t>cratera</w:t>
+      </w:r>
+      <w:r>
+        <w:t>s infernais, sob as altas pressões</w:t>
+      </w:r>
+      <w:r>
+        <w:t xml:space="preserve"> de regiões </w:t>
+      </w:r>
+      <w:r>
+        <w:t>ocult</w:t>
+      </w:r>
+      <w:r>
+        <w:t>a</w:t>
+      </w:r>
+      <w:r>
+        <w:t xml:space="preserve">s, desde a fundação do mundo. </w:t>
+      </w:r>
+      <w:r>
+        <w:t xml:space="preserve">E sem nenhum esforço a </w:t>
+      </w:r>
+      <w:r>
         <w:t>F</w:t>
       </w:r>
       <w:r>
-        <w:t xml:space="preserve">luindo em quantidades </w:t>
-      </w:r>
-      <w:r>
-        <w:t>infinitas</w:t>
-      </w:r>
-      <w:r>
-        <w:t xml:space="preserve">, o sangue negro </w:t>
-      </w:r>
-      <w:r>
-        <w:t>era testemunha d</w:t>
-      </w:r>
-      <w:r>
-        <w:t xml:space="preserve">a passagem de </w:t>
-      </w:r>
-      <w:r>
-        <w:t>diferentes civilizações que caminharam presunçosamente</w:t>
-      </w:r>
-      <w:r>
-        <w:t xml:space="preserve"> sobre a terra</w:t>
+        <w:t>or</w:t>
+      </w:r>
+      <w:r>
+        <w:t>ç</w:t>
+      </w:r>
+      <w:r>
+        <w:t>a</w:t>
+      </w:r>
+      <w:r>
+        <w:t xml:space="preserve"> </w:t>
+      </w:r>
+      <w:r>
+        <w:t>O</w:t>
+      </w:r>
+      <w:r>
+        <w:t xml:space="preserve">culta, que alguns chamam de </w:t>
+      </w:r>
+      <w:r>
+        <w:t>T</w:t>
+      </w:r>
+      <w:r>
+        <w:t xml:space="preserve">empo e outros de </w:t>
+      </w:r>
+      <w:r>
+        <w:t>N</w:t>
+      </w:r>
+      <w:r>
+        <w:t xml:space="preserve">atureza, </w:t>
+      </w:r>
+      <w:r>
+        <w:t xml:space="preserve">seguidamente </w:t>
+      </w:r>
+      <w:r>
+        <w:t xml:space="preserve">suprimiu </w:t>
+      </w:r>
+      <w:r>
+        <w:t xml:space="preserve">o burburinho </w:t>
+      </w:r>
+      <w:r>
+        <w:t xml:space="preserve">de </w:t>
+      </w:r>
+      <w:r>
+        <w:t xml:space="preserve">presunçosas </w:t>
+      </w:r>
+      <w:r>
+        <w:t>civilizações</w:t>
+      </w:r>
+      <w:r>
+        <w:t xml:space="preserve">, submergindo a </w:t>
+      </w:r>
+      <w:r>
+        <w:t xml:space="preserve">terra vermelha </w:t>
+      </w:r>
+      <w:r>
+        <w:t xml:space="preserve">em séculos de </w:t>
+      </w:r>
+      <w:r>
+        <w:t>caos e destruição</w:t>
+      </w:r>
+      <w:r>
+        <w:t>, de onde nunca verdadeiramente se recuperou</w:t>
+      </w:r>
+      <w:r>
+        <w:t xml:space="preserve">. </w:t>
+      </w:r>
+      <w:r>
+        <w:t xml:space="preserve">Sobraram </w:t>
+      </w:r>
+      <w:r>
+        <w:t xml:space="preserve">poucas </w:t>
+      </w:r>
+      <w:r>
+        <w:t>t</w:t>
+      </w:r>
+      <w:r>
+        <w:t xml:space="preserve">estemunhas </w:t>
+      </w:r>
+      <w:r>
+        <w:t xml:space="preserve">do </w:t>
+      </w:r>
+      <w:r>
+        <w:t>T</w:t>
+      </w:r>
+      <w:r>
+        <w:t>empo</w:t>
+      </w:r>
+      <w:r>
+        <w:t>,</w:t>
+      </w:r>
+      <w:r>
+        <w:t xml:space="preserve"> e mais escarças ainda aquelas </w:t>
+      </w:r>
+      <w:r>
+        <w:t xml:space="preserve">acidentalmente </w:t>
+      </w:r>
+      <w:r>
+        <w:t xml:space="preserve">escaparam </w:t>
+      </w:r>
+      <w:r>
+        <w:t xml:space="preserve">do caos. Essas testemunhas registraram </w:t>
+      </w:r>
+      <w:r>
+        <w:t xml:space="preserve">os </w:t>
+      </w:r>
+      <w:r>
+        <w:t xml:space="preserve">antigos </w:t>
+      </w:r>
+      <w:r>
+        <w:t>acontecimentos</w:t>
+      </w:r>
+      <w:r>
+        <w:t xml:space="preserve"> em i</w:t>
+      </w:r>
+      <w:r>
+        <w:t xml:space="preserve">deogramas </w:t>
+      </w:r>
+      <w:r>
+        <w:t xml:space="preserve">desenhados </w:t>
+      </w:r>
+      <w:r>
+        <w:t>em pedras</w:t>
       </w:r>
       <w:r>
         <w:t xml:space="preserve">, </w:t>
       </w:r>
       <w:r>
-        <w:t>alheias</w:t>
+        <w:t xml:space="preserve">parcialmente </w:t>
+      </w:r>
+      <w:r>
+        <w:t>danificados por tempestades</w:t>
+      </w:r>
+      <w:r>
+        <w:t xml:space="preserve">, </w:t>
+      </w:r>
+      <w:r>
+        <w:t xml:space="preserve">destruídos pelo </w:t>
+      </w:r>
+      <w:r>
+        <w:t>vento</w:t>
+      </w:r>
+      <w:r>
+        <w:t xml:space="preserve">, chuva, </w:t>
+      </w:r>
+      <w:r>
+        <w:t xml:space="preserve">frio, </w:t>
+      </w:r>
+      <w:r>
+        <w:t xml:space="preserve">calor, </w:t>
+      </w:r>
+      <w:r>
+        <w:t xml:space="preserve">acidentes geológicos </w:t>
+      </w:r>
+      <w:r>
+        <w:t>desconhecidos, mas imaginados</w:t>
+      </w:r>
+      <w:r>
+        <w:t xml:space="preserve">. </w:t>
+      </w:r>
+      <w:r>
+        <w:t xml:space="preserve">As testemunhas restantes confirmam </w:t>
+      </w:r>
+      <w:r>
+        <w:t>a presença de antigas</w:t>
+      </w:r>
+      <w:r>
+        <w:t xml:space="preserve">, </w:t>
+      </w:r>
+      <w:r>
+        <w:t>avançadas,</w:t>
       </w:r>
       <w:r>
         <w:t xml:space="preserve"> </w:t>
       </w:r>
       <w:r>
-        <w:t xml:space="preserve">à </w:t>
-      </w:r>
-      <w:r>
-        <w:t xml:space="preserve">própria temporalidade. </w:t>
-      </w:r>
-      <w:r>
-        <w:t>J</w:t>
-      </w:r>
-      <w:r>
-        <w:t xml:space="preserve">orrando </w:t>
-      </w:r>
-      <w:r>
-        <w:t xml:space="preserve">sob as altas pressões </w:t>
-      </w:r>
-      <w:r>
-        <w:t xml:space="preserve">de </w:t>
-      </w:r>
-      <w:r>
-        <w:t>cratera</w:t>
+        <w:t xml:space="preserve">mas </w:t>
+      </w:r>
+      <w:r>
+        <w:t xml:space="preserve">esquecidas, </w:t>
+      </w:r>
+      <w:r>
+        <w:t>extintas</w:t>
+      </w:r>
+      <w:r>
+        <w:t xml:space="preserve"> pelo tempo</w:t>
+      </w:r>
+      <w:r>
+        <w:t xml:space="preserve">, </w:t>
+      </w:r>
+      <w:r>
+        <w:t xml:space="preserve">ocultadas </w:t>
+      </w:r>
+      <w:r>
+        <w:t xml:space="preserve">ou </w:t>
+      </w:r>
+      <w:r>
+        <w:t>refutadas</w:t>
+      </w:r>
+      <w:r>
+        <w:t xml:space="preserve">. </w:t>
+      </w:r>
+      <w:r>
+        <w:t xml:space="preserve">Mais resilientes do que as pedras, são </w:t>
+      </w:r>
+      <w:r>
+        <w:t>a</w:t>
+      </w:r>
+      <w:r>
+        <w:t>ntigos t</w:t>
+      </w:r>
+      <w:r>
+        <w:t>raumas coletivos</w:t>
+      </w:r>
+      <w:r>
+        <w:t xml:space="preserve">, </w:t>
+      </w:r>
+      <w:r>
+        <w:t xml:space="preserve">os quais </w:t>
+      </w:r>
+      <w:r>
+        <w:t xml:space="preserve">moldaram </w:t>
+      </w:r>
+      <w:r>
+        <w:t xml:space="preserve">sotaques, jargões, </w:t>
+      </w:r>
+      <w:r>
+        <w:t>vícios de linguagem</w:t>
+      </w:r>
+      <w:r>
+        <w:t xml:space="preserve">, </w:t>
+      </w:r>
+      <w:r>
+        <w:t>a</w:t>
+      </w:r>
+      <w:r>
+        <w:t>mbiguidade</w:t>
       </w:r>
       <w:r>
         <w:t>s</w:t>
       </w:r>
       <w:r>
+        <w:t xml:space="preserve"> linguísticas</w:t>
+      </w:r>
+      <w:r>
+        <w:t>,</w:t>
+      </w:r>
+      <w:r>
         <w:t xml:space="preserve"> </w:t>
       </w:r>
       <w:r>
-        <w:t>infernais</w:t>
-      </w:r>
-      <w:r>
-        <w:t xml:space="preserve"> e </w:t>
-      </w:r>
-      <w:r>
-        <w:t xml:space="preserve">ocultas em regiões </w:t>
-      </w:r>
-      <w:r>
-        <w:t>insondáveis desde a fundação d</w:t>
-      </w:r>
-      <w:r>
-        <w:t>o mundo</w:t>
-      </w:r>
-      <w:r>
-        <w:t>.</w:t>
-      </w:r>
-      <w:r>
-        <w:t xml:space="preserve"> Foi quando</w:t>
-      </w:r>
-      <w:r>
-        <w:t xml:space="preserve"> </w:t>
-      </w:r>
-      <w:r>
-        <w:t>s</w:t>
-      </w:r>
-      <w:r>
-        <w:t xml:space="preserve">em nenhum esforço, o tempo </w:t>
-      </w:r>
-      <w:r>
-        <w:t xml:space="preserve">ou outra forca oculta </w:t>
-      </w:r>
-      <w:r>
-        <w:t xml:space="preserve">suprimiu </w:t>
-      </w:r>
-      <w:r>
-        <w:t xml:space="preserve">o burburinho </w:t>
-      </w:r>
-      <w:r>
-        <w:t xml:space="preserve">de </w:t>
-      </w:r>
-      <w:r>
-        <w:t xml:space="preserve">presunçosas </w:t>
-      </w:r>
-      <w:r>
-        <w:t>civilizações</w:t>
+        <w:t>expressões regionais</w:t>
       </w:r>
       <w:r>
         <w:t xml:space="preserve">, </w:t>
       </w:r>
       <w:r>
-        <w:t xml:space="preserve">submergindo </w:t>
-      </w:r>
-      <w:r>
-        <w:t xml:space="preserve">a terra vermelha </w:t>
-      </w:r>
-      <w:r>
-        <w:t xml:space="preserve">no </w:t>
-      </w:r>
-      <w:r>
-        <w:t>estado de caos e destruição</w:t>
-      </w:r>
-      <w:r>
-        <w:t>, de onde nunca verdadeiramente se recuperou</w:t>
-      </w:r>
-      <w:r>
-        <w:t xml:space="preserve">. </w:t>
-      </w:r>
-      <w:r>
-        <w:t xml:space="preserve">Sobraram somente </w:t>
-      </w:r>
-      <w:r>
-        <w:t>t</w:t>
-      </w:r>
-      <w:r>
-        <w:t>estemunhas espontâneas</w:t>
-      </w:r>
-      <w:r>
-        <w:t xml:space="preserve">, que escaparam </w:t>
-      </w:r>
-      <w:r>
-        <w:t xml:space="preserve">à passagem do tempo, </w:t>
-      </w:r>
-      <w:r>
-        <w:t xml:space="preserve">e registraram </w:t>
-      </w:r>
-      <w:r>
-        <w:t xml:space="preserve">os acontecimentos em </w:t>
-      </w:r>
-      <w:r>
-        <w:t>i</w:t>
-      </w:r>
-      <w:r>
-        <w:t xml:space="preserve">deogramas </w:t>
-      </w:r>
-      <w:r>
-        <w:t xml:space="preserve">desenhados </w:t>
-      </w:r>
-      <w:r>
-        <w:t>em pedras</w:t>
-      </w:r>
-      <w:r>
-        <w:t xml:space="preserve">. Alguns testemunhos foram </w:t>
-      </w:r>
-      <w:r>
-        <w:t xml:space="preserve">parcialmente </w:t>
-      </w:r>
-      <w:r>
-        <w:t>danificados por tempestades</w:t>
-      </w:r>
-      <w:r>
-        <w:t xml:space="preserve">, </w:t>
-      </w:r>
-      <w:r>
-        <w:t>vento</w:t>
-      </w:r>
-      <w:r>
-        <w:t xml:space="preserve">, chuva, </w:t>
-      </w:r>
-      <w:r>
-        <w:t xml:space="preserve">frio, </w:t>
-      </w:r>
-      <w:r>
-        <w:t xml:space="preserve">calor, </w:t>
-      </w:r>
-      <w:r>
-        <w:t xml:space="preserve">acidentes geológicos e </w:t>
-      </w:r>
-      <w:r>
-        <w:t xml:space="preserve">deslizamentos </w:t>
-      </w:r>
-      <w:r>
-        <w:t>de terra</w:t>
-      </w:r>
-      <w:r>
-        <w:t xml:space="preserve">. </w:t>
-      </w:r>
-      <w:r>
-        <w:t xml:space="preserve">Aqueles </w:t>
-      </w:r>
-      <w:r>
-        <w:t>que restaram confirmam a presença de antigas</w:t>
-      </w:r>
-      <w:r>
-        <w:t xml:space="preserve">, </w:t>
-      </w:r>
-      <w:r>
-        <w:t xml:space="preserve">avançadas </w:t>
-      </w:r>
-      <w:r>
-        <w:t xml:space="preserve">e esquecidas, ocultadas e refutadas, mas todas elas </w:t>
-      </w:r>
-      <w:r>
-        <w:t>extintas. A</w:t>
-      </w:r>
-      <w:r>
-        <w:t>ntigos t</w:t>
-      </w:r>
-      <w:r>
-        <w:t>raumas coletivos</w:t>
-      </w:r>
-      <w:r>
-        <w:t xml:space="preserve"> </w:t>
-      </w:r>
-      <w:r>
-        <w:t xml:space="preserve">moldaram </w:t>
-      </w:r>
-      <w:r>
-        <w:t xml:space="preserve">os </w:t>
-      </w:r>
-      <w:r>
-        <w:t xml:space="preserve">sotaques, jargões, </w:t>
-      </w:r>
-      <w:r>
-        <w:t>vícios de linguagem</w:t>
-      </w:r>
-      <w:r>
-        <w:t xml:space="preserve">, </w:t>
-      </w:r>
-      <w:r>
-        <w:t>a</w:t>
-      </w:r>
-      <w:r>
-        <w:t>mbiguidade</w:t>
-      </w:r>
-      <w:r>
-        <w:t>s</w:t>
-      </w:r>
-      <w:r>
-        <w:t xml:space="preserve"> linguísticas</w:t>
-      </w:r>
-      <w:r>
-        <w:t>,</w:t>
-      </w:r>
-      <w:r>
-        <w:t xml:space="preserve"> </w:t>
-      </w:r>
-      <w:r>
-        <w:t>expressões regionais</w:t>
-      </w:r>
-      <w:r>
-        <w:t>, forjando d</w:t>
+        <w:t xml:space="preserve">palavras que não são pronunciadas e </w:t>
+      </w:r>
+      <w:r>
+        <w:t>d</w:t>
       </w:r>
       <w:r>
         <w:t xml:space="preserve">ialetos </w:t>
@@ -325,10 +401,10 @@
         <w:t>espontâneos</w:t>
       </w:r>
       <w:r>
-        <w:t>,</w:t>
-      </w:r>
-      <w:r>
-        <w:t xml:space="preserve"> relatando </w:t>
+        <w:t xml:space="preserve">. Fábulas e lendas </w:t>
+      </w:r>
+      <w:r>
+        <w:t xml:space="preserve">relatando </w:t>
       </w:r>
       <w:r>
         <w:t xml:space="preserve">através das gerações a </w:t>
@@ -356,801 +432,1369 @@
       </w:r>
     </w:p>
     <w:p>
-      <w:r>
-        <w:t xml:space="preserve">Os antigos ocultaram </w:t>
-      </w:r>
-      <w:r>
-        <w:t>a</w:t>
+      <w:pPr>
+        <w:ind w:firstLine="708"/>
+        <w:jc w:val="both"/>
+      </w:pPr>
+      <w:r>
+        <w:t xml:space="preserve">Nunca saberemos </w:t>
+      </w:r>
+      <w:r>
+        <w:t>se</w:t>
       </w:r>
       <w:r>
         <w:t xml:space="preserve"> </w:t>
       </w:r>
       <w:r>
-        <w:t xml:space="preserve">inescapável </w:t>
-      </w:r>
-      <w:r>
-        <w:t>realidade</w:t>
+        <w:t xml:space="preserve">propositadamente </w:t>
+      </w:r>
+      <w:r>
+        <w:t xml:space="preserve">ocultaram </w:t>
+      </w:r>
+      <w:r>
+        <w:t xml:space="preserve">os registros da </w:t>
+      </w:r>
+      <w:r>
+        <w:t>destruição da terra vermelha</w:t>
+      </w:r>
+      <w:r>
+        <w:t xml:space="preserve">. Privilegiando alusões e insinuações subentendidas em </w:t>
+      </w:r>
+      <w:r>
+        <w:t xml:space="preserve">mitologias, </w:t>
+      </w:r>
+      <w:r>
+        <w:t xml:space="preserve">fábulas, </w:t>
+      </w:r>
+      <w:r>
+        <w:t>lendas</w:t>
       </w:r>
       <w:r>
         <w:t xml:space="preserve"> </w:t>
       </w:r>
       <w:r>
+        <w:t xml:space="preserve">e contos infantis. Nunca saberemos se foi por </w:t>
+      </w:r>
+      <w:r>
+        <w:t xml:space="preserve">mero </w:t>
+      </w:r>
+      <w:r>
+        <w:t xml:space="preserve">acidente que </w:t>
+      </w:r>
+      <w:r>
+        <w:t>misturaram</w:t>
+      </w:r>
+      <w:r>
+        <w:t xml:space="preserve"> </w:t>
+      </w:r>
+      <w:r>
+        <w:t xml:space="preserve">elementos </w:t>
+      </w:r>
+      <w:r>
+        <w:t xml:space="preserve">facilmente </w:t>
+      </w:r>
+      <w:r>
+        <w:t>refutáveis</w:t>
+      </w:r>
+      <w:r>
+        <w:t xml:space="preserve"> </w:t>
+      </w:r>
+      <w:r>
+        <w:t>pelos céticos preguiçosos</w:t>
+      </w:r>
+      <w:r>
+        <w:t xml:space="preserve"> </w:t>
+      </w:r>
+      <w:r>
+        <w:t xml:space="preserve">com </w:t>
+      </w:r>
+      <w:r>
+        <w:t xml:space="preserve">aquelas </w:t>
+      </w:r>
+      <w:r>
+        <w:t xml:space="preserve">inferências </w:t>
+      </w:r>
+      <w:r>
+        <w:t>inescapáveis às</w:t>
+      </w:r>
+      <w:r>
+        <w:t xml:space="preserve"> </w:t>
+      </w:r>
+      <w:r>
+        <w:t xml:space="preserve">almas </w:t>
+      </w:r>
+      <w:r>
+        <w:t>diligentes</w:t>
+      </w:r>
+      <w:r>
+        <w:t xml:space="preserve">. </w:t>
+      </w:r>
+      <w:r>
+        <w:t xml:space="preserve">Ou </w:t>
+      </w:r>
+      <w:r>
+        <w:t xml:space="preserve">ainda, </w:t>
+      </w:r>
+      <w:r>
+        <w:t xml:space="preserve">se aquela mesma </w:t>
+      </w:r>
+      <w:r>
+        <w:t>F</w:t>
+      </w:r>
+      <w:r>
+        <w:t xml:space="preserve">orça, chamada </w:t>
+      </w:r>
+      <w:r>
+        <w:t xml:space="preserve">por alguns </w:t>
+      </w:r>
+      <w:r>
+        <w:t xml:space="preserve">Tempo ou Natureza, </w:t>
+      </w:r>
+      <w:r>
+        <w:t xml:space="preserve">decidiu </w:t>
+      </w:r>
+      <w:r>
+        <w:t xml:space="preserve">imprimir no inconsciente coletivo </w:t>
+      </w:r>
+      <w:r>
+        <w:t xml:space="preserve">todas as </w:t>
+      </w:r>
+      <w:r>
+        <w:t xml:space="preserve">decodificações </w:t>
+      </w:r>
+      <w:r>
+        <w:t xml:space="preserve">necessárias para reconstituir </w:t>
+      </w:r>
+      <w:r>
+        <w:t xml:space="preserve">dos </w:t>
+      </w:r>
+      <w:r>
+        <w:t>detalhe</w:t>
+      </w:r>
+      <w:r>
+        <w:t>s</w:t>
+      </w:r>
+      <w:r>
+        <w:t xml:space="preserve"> </w:t>
+      </w:r>
+      <w:r>
+        <w:t>d</w:t>
+      </w:r>
+      <w:r>
+        <w:t xml:space="preserve">a </w:t>
+      </w:r>
+      <w:r>
+        <w:t>teia</w:t>
+      </w:r>
+      <w:r>
+        <w:t xml:space="preserve"> </w:t>
+      </w:r>
+      <w:r>
+        <w:t xml:space="preserve">de </w:t>
+      </w:r>
+      <w:r>
+        <w:t>acontecimentos</w:t>
+      </w:r>
+      <w:r>
+        <w:t xml:space="preserve">. </w:t>
+      </w:r>
+      <w:r>
+        <w:t>Sabemos que, i</w:t>
+      </w:r>
+      <w:r>
+        <w:t>ronicamente</w:t>
+      </w:r>
+      <w:r>
+        <w:t>,</w:t>
+      </w:r>
+      <w:r>
+        <w:t xml:space="preserve"> as almas mais diligentes </w:t>
+      </w:r>
+      <w:r>
+        <w:t xml:space="preserve">foram condenadas </w:t>
+      </w:r>
+      <w:r>
+        <w:t xml:space="preserve">a conviver em </w:t>
+      </w:r>
+      <w:r>
+        <w:t>sil</w:t>
+      </w:r>
+      <w:r>
+        <w:t>ê</w:t>
+      </w:r>
+      <w:r>
+        <w:t>ncio</w:t>
+      </w:r>
+      <w:r>
+        <w:t xml:space="preserve"> </w:t>
+      </w:r>
+      <w:r>
+        <w:t xml:space="preserve">com </w:t>
+      </w:r>
+      <w:r>
+        <w:t xml:space="preserve">os </w:t>
+      </w:r>
+      <w:r>
+        <w:t>céticos preguiçosos</w:t>
+      </w:r>
+      <w:r>
+        <w:t xml:space="preserve">. Observando </w:t>
+      </w:r>
+      <w:r>
+        <w:t xml:space="preserve">a movimentação inquietante em torno de suas </w:t>
+      </w:r>
+      <w:r>
+        <w:t xml:space="preserve">recorrentes </w:t>
+      </w:r>
+      <w:r>
+        <w:t xml:space="preserve">tarefas </w:t>
+      </w:r>
+      <w:r>
+        <w:t>mundan</w:t>
+      </w:r>
+      <w:r>
+        <w:t>as</w:t>
+      </w:r>
+      <w:r>
+        <w:t>. S</w:t>
+      </w:r>
+      <w:r>
+        <w:t xml:space="preserve">ua incessante ocupação </w:t>
+      </w:r>
+      <w:r>
+        <w:t xml:space="preserve">com </w:t>
+      </w:r>
+      <w:r>
+        <w:t xml:space="preserve">afazeres </w:t>
+      </w:r>
+      <w:r>
+        <w:t xml:space="preserve">domésticos, como </w:t>
+      </w:r>
+      <w:r>
+        <w:t xml:space="preserve">pretexto para jamais </w:t>
+      </w:r>
+      <w:r>
+        <w:t xml:space="preserve">terem que </w:t>
+      </w:r>
+      <w:r>
+        <w:t xml:space="preserve">pensar a respeito da </w:t>
+      </w:r>
+      <w:r>
+        <w:t xml:space="preserve">existência </w:t>
+      </w:r>
+      <w:r>
+        <w:t xml:space="preserve">da Força Oculta, que alguns chamam de </w:t>
+      </w:r>
+      <w:r>
+        <w:t xml:space="preserve">Tempo ou </w:t>
+      </w:r>
+      <w:r>
+        <w:t xml:space="preserve">de forças da </w:t>
+      </w:r>
+      <w:r>
+        <w:t xml:space="preserve">Natureza. </w:t>
+      </w:r>
+      <w:r>
+        <w:t xml:space="preserve">O mesmo silêncio condenou os </w:t>
+      </w:r>
+      <w:r>
+        <w:t xml:space="preserve">céticos </w:t>
+      </w:r>
+      <w:r>
+        <w:t xml:space="preserve">a fuga incessante </w:t>
+      </w:r>
+      <w:r>
+        <w:t xml:space="preserve">da própria </w:t>
+      </w:r>
+      <w:r>
+        <w:t>existência</w:t>
+      </w:r>
+      <w:r>
+        <w:t xml:space="preserve">. E na tentativa de evitar </w:t>
+      </w:r>
+      <w:r>
+        <w:t>conviver com o próprio silêncio</w:t>
+      </w:r>
+      <w:r>
+        <w:t xml:space="preserve"> e </w:t>
+      </w:r>
+      <w:r>
+        <w:t xml:space="preserve">consigo mesmo, </w:t>
+      </w:r>
+      <w:r>
+        <w:t xml:space="preserve">se </w:t>
+      </w:r>
+      <w:r>
+        <w:t xml:space="preserve">dedicaram </w:t>
+      </w:r>
+      <w:r>
+        <w:t xml:space="preserve">aos seus </w:t>
+      </w:r>
+      <w:r>
+        <w:t xml:space="preserve">intermináveis </w:t>
+      </w:r>
+      <w:r>
+        <w:t xml:space="preserve">afazeres </w:t>
+      </w:r>
+      <w:r>
+        <w:t>mundanos</w:t>
+      </w:r>
+      <w:r>
+        <w:t xml:space="preserve">. </w:t>
+      </w:r>
+      <w:r>
+        <w:t xml:space="preserve">Preencheram a escuridão de suas almas com toda sorte de atividades hedônicas, decretando a busca pelo prazer instantâneo </w:t>
+      </w:r>
+      <w:r>
+        <w:t xml:space="preserve">como maior </w:t>
+      </w:r>
+      <w:r>
+        <w:t xml:space="preserve">objetivo da terra vermelha. </w:t>
+      </w:r>
+      <w:r>
+        <w:t xml:space="preserve">Também </w:t>
+      </w:r>
+      <w:r>
+        <w:t xml:space="preserve">Criaram idolatrias </w:t>
+      </w:r>
+      <w:r>
+        <w:t xml:space="preserve">inconsistentes, para que ocupasse </w:t>
+      </w:r>
+      <w:r>
+        <w:t>suas mentes</w:t>
+      </w:r>
+      <w:r>
+        <w:t xml:space="preserve">, evitando pensar na </w:t>
+      </w:r>
+      <w:r>
+        <w:t>possibilidade de existência de uma Força Oculta, que alguns chamam de Tempo e outro de Natureza.</w:t>
+      </w:r>
+    </w:p>
+    <w:p/>
+    <w:p>
+      <w:pPr>
+        <w:ind w:firstLine="708"/>
+        <w:jc w:val="both"/>
+      </w:pPr>
+      <w:r>
+        <w:t xml:space="preserve">E assim </w:t>
+      </w:r>
+      <w:r>
+        <w:t xml:space="preserve">ocorreu </w:t>
+      </w:r>
+      <w:r>
+        <w:t xml:space="preserve">a </w:t>
+      </w:r>
+      <w:r>
+        <w:t xml:space="preserve">jornada </w:t>
+      </w:r>
+      <w:r>
+        <w:t xml:space="preserve">degradante </w:t>
+      </w:r>
+      <w:r>
+        <w:t xml:space="preserve">dos habitantes da terra vermelha </w:t>
+      </w:r>
+      <w:r>
+        <w:t xml:space="preserve">rumo </w:t>
+      </w:r>
+      <w:r>
+        <w:t xml:space="preserve">às </w:t>
+      </w:r>
+      <w:r>
+        <w:t xml:space="preserve">profundidades </w:t>
+      </w:r>
+      <w:r>
+        <w:t xml:space="preserve">imprevistas </w:t>
+      </w:r>
+      <w:r>
+        <w:t xml:space="preserve">e </w:t>
+      </w:r>
+      <w:r>
+        <w:t>rebaixad</w:t>
+      </w:r>
+      <w:r>
+        <w:t>as</w:t>
+      </w:r>
+      <w:r>
+        <w:t xml:space="preserve">. </w:t>
+      </w:r>
+      <w:r>
+        <w:t xml:space="preserve">E orgulhosamente </w:t>
+      </w:r>
+      <w:r>
+        <w:t xml:space="preserve">se </w:t>
+      </w:r>
+      <w:r>
+        <w:t xml:space="preserve">afastaram </w:t>
+      </w:r>
+      <w:r>
+        <w:t xml:space="preserve">das próprias </w:t>
+      </w:r>
+      <w:r>
+        <w:t>tradições, c</w:t>
+      </w:r>
+      <w:r>
+        <w:t xml:space="preserve">onvictamente </w:t>
+      </w:r>
+      <w:r>
+        <w:t xml:space="preserve">se esquecendo de todas as vocações e propósitos, eliminando as </w:t>
+      </w:r>
+      <w:r>
+        <w:t>inanimadas</w:t>
+      </w:r>
+      <w:r>
+        <w:t xml:space="preserve"> das tradições. Quadros, estatuas, peças de cerâmica, casas, praças, marcos históricos, qualquer coisa que ousasse contar alguma história</w:t>
+      </w:r>
+      <w:r>
+        <w:t xml:space="preserve">. </w:t>
+      </w:r>
+      <w:r>
+        <w:t xml:space="preserve">Modificaram os nomes das </w:t>
+      </w:r>
+      <w:r>
+        <w:t xml:space="preserve">cidades, bairros, </w:t>
+      </w:r>
+      <w:r>
+        <w:t>ruas</w:t>
+      </w:r>
+      <w:r>
+        <w:t xml:space="preserve"> e praças</w:t>
+      </w:r>
+      <w:r>
+        <w:t>. M</w:t>
+      </w:r>
+      <w:r>
+        <w:t xml:space="preserve">ergulharam </w:t>
+      </w:r>
+      <w:r>
+        <w:t xml:space="preserve">a terra </w:t>
+      </w:r>
+      <w:r>
+        <w:t xml:space="preserve">no </w:t>
+      </w:r>
+      <w:r>
+        <w:t xml:space="preserve">estado de caos e destruição, </w:t>
+      </w:r>
+      <w:r>
+        <w:t xml:space="preserve">corrompendo </w:t>
+      </w:r>
+      <w:r>
+        <w:t xml:space="preserve">inexoravelmente </w:t>
+      </w:r>
+      <w:r>
+        <w:t xml:space="preserve">a </w:t>
+      </w:r>
+      <w:r>
+        <w:t xml:space="preserve">própria </w:t>
+      </w:r>
+      <w:r>
+        <w:t>linguagem</w:t>
+      </w:r>
+      <w:r>
+        <w:t xml:space="preserve">. </w:t>
+      </w:r>
+      <w:r>
+        <w:t xml:space="preserve">Condenaram ao exilio </w:t>
+      </w:r>
+      <w:r>
+        <w:t xml:space="preserve">os </w:t>
+      </w:r>
+      <w:r>
+        <w:t>substantivos, verbos, proposições</w:t>
+      </w:r>
+      <w:r>
+        <w:t>, adjetivos, figuras de linguagem</w:t>
+      </w:r>
+      <w:r>
+        <w:t xml:space="preserve"> e interjeições</w:t>
+      </w:r>
+      <w:r>
+        <w:t>. Criaram combinações de palavras</w:t>
+      </w:r>
+      <w:r>
+        <w:t xml:space="preserve">, </w:t>
+      </w:r>
+      <w:r>
+        <w:t xml:space="preserve">que achavam mais </w:t>
+      </w:r>
+      <w:r>
+        <w:t>apropriad</w:t>
+      </w:r>
+      <w:r>
+        <w:t xml:space="preserve">as </w:t>
+      </w:r>
+      <w:r>
+        <w:t xml:space="preserve">ao espírito do tempo. Depois </w:t>
+      </w:r>
+      <w:r>
+        <w:t xml:space="preserve">de </w:t>
+      </w:r>
+      <w:r>
+        <w:t>exilar</w:t>
+      </w:r>
+      <w:r>
         <w:t xml:space="preserve">em </w:t>
       </w:r>
       <w:r>
-        <w:t>mitologias, fábulas</w:t>
-      </w:r>
-      <w:r>
-        <w:t xml:space="preserve">, alusões </w:t>
-      </w:r>
-      <w:r>
-        <w:t xml:space="preserve">infantis </w:t>
-      </w:r>
-      <w:r>
-        <w:t>e lendas</w:t>
-      </w:r>
-      <w:r>
-        <w:t xml:space="preserve"> obscuras</w:t>
+        <w:t xml:space="preserve">palavras, piadas, apelidos, poemas, poesias, </w:t>
+      </w:r>
+      <w:r>
+        <w:t xml:space="preserve">e livros, resolveram que era apropriado </w:t>
+      </w:r>
+      <w:r>
+        <w:t xml:space="preserve">exilar </w:t>
+      </w:r>
+      <w:r>
+        <w:t xml:space="preserve">também </w:t>
+      </w:r>
+      <w:r>
+        <w:t>professores, escritores</w:t>
+      </w:r>
+      <w:r>
+        <w:t xml:space="preserve">, </w:t>
+      </w:r>
+      <w:r>
+        <w:t>pensadores</w:t>
       </w:r>
       <w:r>
         <w:t xml:space="preserve">. </w:t>
       </w:r>
       <w:r>
-        <w:t>Propositalmente m</w:t>
-      </w:r>
-      <w:r>
-        <w:t xml:space="preserve">isturando </w:t>
-      </w:r>
-      <w:r>
-        <w:t xml:space="preserve">elementos </w:t>
-      </w:r>
-      <w:r>
-        <w:t xml:space="preserve">facilmente </w:t>
-      </w:r>
-      <w:r>
-        <w:t>refutáveis</w:t>
-      </w:r>
-      <w:r>
-        <w:t xml:space="preserve"> pelos céticos, e inferências </w:t>
-      </w:r>
-      <w:r>
-        <w:t>inescapáveis às</w:t>
-      </w:r>
-      <w:r>
-        <w:t xml:space="preserve"> </w:t>
-      </w:r>
-      <w:r>
-        <w:t xml:space="preserve">almas </w:t>
-      </w:r>
-      <w:r>
-        <w:t xml:space="preserve">mais </w:t>
-      </w:r>
-      <w:r>
-        <w:t>diligentes</w:t>
+        <w:t>Ridicularizam, cuspiram, xingaram e maltrataram os poucos profetas que foram enviados para salvar a terra</w:t>
       </w:r>
       <w:r>
         <w:t xml:space="preserve">. </w:t>
-      </w:r>
-      <w:r>
-        <w:t xml:space="preserve">Anteciparam que </w:t>
-      </w:r>
-      <w:r>
-        <w:t xml:space="preserve">aqueles que </w:t>
-      </w:r>
-      <w:r>
-        <w:t>dec</w:t>
-      </w:r>
-      <w:r>
-        <w:t>odifica</w:t>
-      </w:r>
-      <w:r>
-        <w:t xml:space="preserve">ssem tais </w:t>
-      </w:r>
-      <w:r>
-        <w:t xml:space="preserve">alegorias </w:t>
-      </w:r>
-      <w:r>
-        <w:t xml:space="preserve">teriam </w:t>
-      </w:r>
-      <w:r>
-        <w:t xml:space="preserve">que conviver </w:t>
-      </w:r>
-      <w:r>
-        <w:t xml:space="preserve">silenciosamente </w:t>
-      </w:r>
-      <w:r>
-        <w:t xml:space="preserve">com </w:t>
-      </w:r>
-      <w:r>
-        <w:t xml:space="preserve">céticos preguiçosos, </w:t>
-      </w:r>
-      <w:r>
-        <w:t xml:space="preserve">atarefados </w:t>
-      </w:r>
-      <w:r>
-        <w:t xml:space="preserve">demais com suas tarefas </w:t>
-      </w:r>
-      <w:r>
-        <w:t>mundan</w:t>
-      </w:r>
-      <w:r>
-        <w:t xml:space="preserve">as intermináveis. Sempre atarefados, sempre fugindo da implacável </w:t>
-      </w:r>
-      <w:r>
-        <w:t xml:space="preserve">realidade </w:t>
-      </w:r>
-      <w:r>
-        <w:t xml:space="preserve">de sua existência.  Nesse contexto é que </w:t>
-      </w:r>
-      <w:r>
-        <w:t xml:space="preserve">ocorreu </w:t>
-      </w:r>
-      <w:r>
-        <w:t xml:space="preserve">a </w:t>
-      </w:r>
-      <w:r>
-        <w:t xml:space="preserve">degradante </w:t>
-      </w:r>
-      <w:r>
-        <w:t xml:space="preserve">jornada dos habitantes da terra vermelha em direção </w:t>
-      </w:r>
-      <w:r>
-        <w:t xml:space="preserve">a profundidades cada vez mais </w:t>
-      </w:r>
-      <w:r>
-        <w:t xml:space="preserve">distantes, </w:t>
-      </w:r>
-      <w:r>
-        <w:t xml:space="preserve">decadentes e </w:t>
-      </w:r>
-      <w:r>
-        <w:t>rebaixados</w:t>
-      </w:r>
-      <w:r>
-        <w:t xml:space="preserve">. Eles se afastaram orgulhosamente </w:t>
-      </w:r>
-      <w:r>
-        <w:t>das próprias origens</w:t>
-      </w:r>
-      <w:r>
-        <w:t xml:space="preserve">, carregando consigo convictamente as testemunhas da tradição oral. Escolheram preencher </w:t>
-      </w:r>
-      <w:r>
-        <w:t xml:space="preserve">o </w:t>
-      </w:r>
-      <w:r>
-        <w:t xml:space="preserve">seu imenso </w:t>
-      </w:r>
-      <w:r>
-        <w:t>vazio da alma</w:t>
-      </w:r>
-      <w:r>
-        <w:t>,</w:t>
-      </w:r>
-      <w:r>
-        <w:t xml:space="preserve"> com atividades hedônicas</w:t>
-      </w:r>
-      <w:r>
-        <w:t>, e d</w:t>
-      </w:r>
-      <w:r>
-        <w:t>ecretaram que a busca pelo prazer era o objetivo maior da terra vermelha</w:t>
-      </w:r>
-      <w:r>
-        <w:t xml:space="preserve">. Todos </w:t>
-      </w:r>
-      <w:r>
-        <w:t xml:space="preserve">aqueles que propusessem algo diferentes seriam punidos. </w:t>
-      </w:r>
-      <w:r>
-        <w:t>E seriam punidos todos a</w:t>
-      </w:r>
-      <w:r>
-        <w:t xml:space="preserve">queles que ousassem difundir </w:t>
-      </w:r>
-      <w:r>
-        <w:t>adiante elementos da antiga tradição oral</w:t>
-      </w:r>
-      <w:r>
-        <w:t xml:space="preserve">. </w:t>
-      </w:r>
-      <w:r>
-        <w:t xml:space="preserve">Assim estabeleceram o declínio das </w:t>
-      </w:r>
-      <w:r>
-        <w:t>gerações</w:t>
-      </w:r>
-      <w:r>
-        <w:t xml:space="preserve">. E inexoravelmente </w:t>
-      </w:r>
-      <w:r>
-        <w:t>corrompeu</w:t>
-      </w:r>
-      <w:r>
-        <w:t>-se</w:t>
-      </w:r>
-      <w:r>
-        <w:t xml:space="preserve"> a </w:t>
-      </w:r>
-      <w:r>
-        <w:t xml:space="preserve">própria </w:t>
-      </w:r>
-      <w:r>
-        <w:t>linguagem</w:t>
-      </w:r>
-      <w:r>
-        <w:t xml:space="preserve">. Os relatos primordiais </w:t>
-      </w:r>
-      <w:r>
-        <w:t xml:space="preserve">pareceram </w:t>
-      </w:r>
-      <w:r>
-        <w:t xml:space="preserve">mais </w:t>
-      </w:r>
-      <w:r>
-        <w:t xml:space="preserve">improváveis, </w:t>
-      </w:r>
-      <w:r>
-        <w:t xml:space="preserve">mais </w:t>
-      </w:r>
-      <w:r>
-        <w:t xml:space="preserve">aleatórios, </w:t>
-      </w:r>
-      <w:r>
-        <w:t xml:space="preserve">incompreensíveis, </w:t>
-      </w:r>
-      <w:r>
-        <w:t>irreconhecíveis</w:t>
-      </w:r>
-      <w:r>
-        <w:t xml:space="preserve"> e </w:t>
-      </w:r>
-      <w:r>
-        <w:t>infantis</w:t>
-      </w:r>
-      <w:r>
-        <w:t xml:space="preserve">. </w:t>
-      </w:r>
-      <w:r>
-        <w:t xml:space="preserve">Forçosamente, decretaram </w:t>
-      </w:r>
-      <w:r>
-        <w:t xml:space="preserve">que </w:t>
-      </w:r>
-      <w:r>
-        <w:t xml:space="preserve">tais </w:t>
-      </w:r>
-      <w:r>
-        <w:t>histórias eram sobre um</w:t>
-      </w:r>
-      <w:r>
-        <w:t xml:space="preserve">a outra nação, </w:t>
-      </w:r>
-      <w:r>
-        <w:t xml:space="preserve">sobre </w:t>
-      </w:r>
-      <w:r>
-        <w:t xml:space="preserve">um </w:t>
-      </w:r>
-      <w:r>
-        <w:t>povo</w:t>
-      </w:r>
-      <w:r>
-        <w:t xml:space="preserve"> </w:t>
-      </w:r>
-      <w:r>
-        <w:t xml:space="preserve">inexistente </w:t>
-      </w:r>
-      <w:r>
-        <w:t xml:space="preserve">de </w:t>
-      </w:r>
-      <w:r>
-        <w:t>uma terra inexistente</w:t>
-      </w:r>
-      <w:r>
-        <w:t xml:space="preserve">. </w:t>
-      </w:r>
-      <w:r>
-        <w:t>D</w:t>
-      </w:r>
-      <w:r>
-        <w:t xml:space="preserve">ecretaram que </w:t>
-      </w:r>
-      <w:r>
-        <w:t xml:space="preserve">transmitir tais </w:t>
-      </w:r>
-      <w:r>
-        <w:t>relatos era repreensível</w:t>
-      </w:r>
-      <w:r>
-        <w:t xml:space="preserve"> com a pena capital. </w:t>
-      </w:r>
-      <w:r>
-        <w:t>Salvaram-se</w:t>
-      </w:r>
-      <w:r>
-        <w:t xml:space="preserve"> </w:t>
-      </w:r>
-      <w:r>
-        <w:t xml:space="preserve">aqueles que se dedicassem incessantemente com suas </w:t>
-      </w:r>
-      <w:r>
-        <w:t xml:space="preserve">tarefas mundanas, </w:t>
-      </w:r>
-      <w:r>
-        <w:t xml:space="preserve">assim poderiam </w:t>
-      </w:r>
-      <w:r>
-        <w:t xml:space="preserve">nunca </w:t>
-      </w:r>
-      <w:r>
-        <w:t xml:space="preserve">jamais </w:t>
-      </w:r>
-      <w:r>
-        <w:t xml:space="preserve">pensar </w:t>
-      </w:r>
-      <w:r>
-        <w:t xml:space="preserve">nessas </w:t>
-      </w:r>
-      <w:r>
-        <w:t xml:space="preserve">histórias. </w:t>
-      </w:r>
-      <w:r>
-        <w:t xml:space="preserve">Com o passar do tempo, a queda das gerações tornou-se inescapável, e passamos a não </w:t>
-      </w:r>
-      <w:r>
-        <w:t xml:space="preserve">nos reconhecíamos em tais </w:t>
-      </w:r>
-      <w:r>
-        <w:t>lendas</w:t>
-      </w:r>
-      <w:r>
-        <w:t>. Decaímos cada vez mais</w:t>
-      </w:r>
-      <w:r>
-        <w:t xml:space="preserve">, </w:t>
-      </w:r>
-      <w:r>
-        <w:t xml:space="preserve">apagando todo traço de </w:t>
-      </w:r>
-      <w:r>
-        <w:t>nossa origem</w:t>
-      </w:r>
-      <w:r>
-        <w:t xml:space="preserve">, </w:t>
-      </w:r>
-      <w:r>
-        <w:t xml:space="preserve">a origem de </w:t>
-      </w:r>
-      <w:r>
-        <w:t xml:space="preserve">nossos nomes, nosso propósito </w:t>
-      </w:r>
-      <w:r>
-        <w:t xml:space="preserve">de existência </w:t>
-      </w:r>
-      <w:r>
-        <w:t>fundamental</w:t>
-      </w:r>
-      <w:r>
-        <w:t xml:space="preserve">, individual </w:t>
-      </w:r>
-      <w:r>
-        <w:t xml:space="preserve">e coletivo. </w:t>
-      </w:r>
-      <w:r>
-        <w:t xml:space="preserve">Quando não </w:t>
-      </w:r>
-      <w:r>
-        <w:lastRenderedPageBreak/>
-        <w:t xml:space="preserve">encontramos mais para onde decair, entramos em </w:t>
-      </w:r>
-      <w:r>
-        <w:t>hipnose coletiva</w:t>
-      </w:r>
-      <w:r>
-        <w:t xml:space="preserve">. Uma nação sob </w:t>
-      </w:r>
-      <w:r>
-        <w:t>a</w:t>
-      </w:r>
-      <w:r>
-        <w:t xml:space="preserve">mnésia </w:t>
-      </w:r>
-      <w:r>
-        <w:t xml:space="preserve">permanente, </w:t>
-      </w:r>
-      <w:r>
-        <w:t xml:space="preserve">desconhecendo </w:t>
-      </w:r>
-      <w:r>
-        <w:t xml:space="preserve">as trilhas que </w:t>
-      </w:r>
-      <w:r>
-        <w:t xml:space="preserve">havíamos </w:t>
-      </w:r>
-      <w:r>
-        <w:t xml:space="preserve">criamos </w:t>
-      </w:r>
-      <w:r>
-        <w:t xml:space="preserve">ao percorrer a </w:t>
-      </w:r>
-      <w:r>
-        <w:t xml:space="preserve">natureza ao nosso redor. </w:t>
-      </w:r>
-      <w:r>
-        <w:t xml:space="preserve">Derrubamos as </w:t>
-      </w:r>
-      <w:r>
-        <w:t xml:space="preserve">estátuas que </w:t>
-      </w:r>
-      <w:r>
-        <w:t xml:space="preserve">havíamos levantado, </w:t>
-      </w:r>
-      <w:r>
-        <w:t>em homenagem a grandes feitos</w:t>
-      </w:r>
-      <w:r>
-        <w:t>, em memória à nobreza de atos heroicos</w:t>
-      </w:r>
-      <w:r>
-        <w:t xml:space="preserve">. </w:t>
-      </w:r>
-      <w:r>
-        <w:t xml:space="preserve">As pinturas de </w:t>
-      </w:r>
-      <w:r>
-        <w:t xml:space="preserve">artistas virtuosos </w:t>
-      </w:r>
-      <w:r>
-        <w:t xml:space="preserve">já </w:t>
-      </w:r>
-      <w:r>
-        <w:t>não contavam nenhuma história</w:t>
-      </w:r>
-      <w:r>
-        <w:t xml:space="preserve">, nenhuma </w:t>
-      </w:r>
-      <w:r>
-        <w:t xml:space="preserve">merecesse ser </w:t>
-      </w:r>
-      <w:r>
-        <w:t>lembrada</w:t>
-      </w:r>
-      <w:r>
-        <w:t xml:space="preserve">. </w:t>
-      </w:r>
-      <w:r>
-        <w:t xml:space="preserve">Modificamos </w:t>
-      </w:r>
-      <w:r>
-        <w:t>os nomes das praças, parques, avenidas</w:t>
-      </w:r>
-      <w:r>
-        <w:t xml:space="preserve">, </w:t>
-      </w:r>
-      <w:r>
-        <w:t>ruas</w:t>
-      </w:r>
-      <w:r>
-        <w:t xml:space="preserve">, prédios e casas. Substituímos esses nomes </w:t>
-      </w:r>
-      <w:r>
-        <w:t xml:space="preserve">por </w:t>
-      </w:r>
-      <w:r>
-        <w:t xml:space="preserve">um sistema de </w:t>
-      </w:r>
-      <w:r>
-        <w:t xml:space="preserve">números </w:t>
-      </w:r>
-      <w:r>
-        <w:t>e direções, priorizando a facilidade de n</w:t>
-      </w:r>
-      <w:r>
-        <w:t>avegação</w:t>
-      </w:r>
-      <w:r>
-        <w:t>, em detrimento da memorização de nomes, datas e fatos</w:t>
-      </w:r>
-      <w:r>
-        <w:t xml:space="preserve">. </w:t>
-      </w:r>
-      <w:r>
-        <w:t xml:space="preserve">Como não nos reconhecíamos mais na cidade, esse sistema não ajudou, e continuamos vagando perdidos por praças, parques, avenidas, ruas, prédios e casas sem nome. </w:t>
       </w:r>
     </w:p>
     <w:p>
-      <w:r>
-        <w:t xml:space="preserve">Achamos que seria útil simplificar as </w:t>
-      </w:r>
-      <w:r>
-        <w:t>relações de comércio</w:t>
-      </w:r>
-      <w:r>
-        <w:t>. Assim e</w:t>
-      </w:r>
-      <w:r>
-        <w:t>liminamos os rostos</w:t>
-      </w:r>
-      <w:r>
-        <w:t xml:space="preserve"> das empresas</w:t>
-      </w:r>
-      <w:r>
-        <w:t xml:space="preserve">, </w:t>
-      </w:r>
-      <w:r>
-        <w:t xml:space="preserve">os </w:t>
-      </w:r>
-      <w:r>
-        <w:t xml:space="preserve">símbolos, </w:t>
-      </w:r>
-      <w:r>
-        <w:t xml:space="preserve">os </w:t>
-      </w:r>
-      <w:r>
-        <w:t>bras</w:t>
-      </w:r>
-      <w:r>
-        <w:t>ões, as</w:t>
-      </w:r>
-      <w:r>
-        <w:t xml:space="preserve"> moedas e cédulas. Quando todo o dinheiro passou a estampar somente números,</w:t>
-      </w:r>
-      <w:r>
-        <w:t xml:space="preserve"> entendemos que as próprias cédulas e moedas eram desnecessárias. E </w:t>
-      </w:r>
-      <w:r>
-        <w:t xml:space="preserve">achamos que seria um grande avanço civilizacional eliminar a moedas e notas, substituindo este por uma moeda digital. </w:t>
-      </w:r>
-      <w:r>
-        <w:t xml:space="preserve">Nesta mesma época, perdemos também o conhecimento de </w:t>
-      </w:r>
-      <w:r>
-        <w:t>fazer as contas simples</w:t>
-      </w:r>
-      <w:r>
-        <w:t xml:space="preserve">, delegando tais atividades às </w:t>
-      </w:r>
-      <w:r>
-        <w:t>máquinas</w:t>
-      </w:r>
-      <w:r>
-        <w:t>. Acreditamos que assim poderíamos n</w:t>
-      </w:r>
-      <w:r>
-        <w:t xml:space="preserve">os </w:t>
-      </w:r>
-      <w:r>
-        <w:t xml:space="preserve">dedicar aos </w:t>
-      </w:r>
-      <w:r>
-        <w:t xml:space="preserve">nossos afazeres </w:t>
-      </w:r>
-      <w:r>
-        <w:t xml:space="preserve">mais </w:t>
-      </w:r>
-      <w:r>
-        <w:t>mundanos</w:t>
-      </w:r>
-      <w:r>
-        <w:t xml:space="preserve"> e hedônicos</w:t>
-      </w:r>
-      <w:r>
-        <w:t xml:space="preserve">, </w:t>
-      </w:r>
-      <w:r>
-        <w:t xml:space="preserve">e fugiríamos definitivamente </w:t>
-      </w:r>
-      <w:r>
-        <w:t xml:space="preserve">da </w:t>
-      </w:r>
-      <w:r>
-        <w:t xml:space="preserve">nossa </w:t>
-      </w:r>
-      <w:r>
-        <w:t>realidade.</w:t>
+      <w:pPr>
+        <w:ind w:firstLine="708"/>
+        <w:jc w:val="both"/>
+      </w:pPr>
+      <w:r>
+        <w:t xml:space="preserve">O declínio das gerações se acentuou. A terra de encheu de roubos, violência, assassinatos. E todos </w:t>
+      </w:r>
+      <w:r>
+        <w:t xml:space="preserve">passaram a desconfiar </w:t>
+      </w:r>
+      <w:r>
+        <w:t xml:space="preserve">de todos. </w:t>
+      </w:r>
+      <w:r>
+        <w:t xml:space="preserve">Quando uma nova queda </w:t>
+      </w:r>
+      <w:r>
+        <w:t>não parecia mais ser possível, surgia alvoroço</w:t>
+      </w:r>
+      <w:r>
+        <w:t xml:space="preserve"> </w:t>
+      </w:r>
+      <w:r>
+        <w:t xml:space="preserve">ou turbulência que </w:t>
+      </w:r>
+      <w:r>
+        <w:t xml:space="preserve">terminava acentuando </w:t>
+      </w:r>
+      <w:r>
+        <w:t xml:space="preserve">ainda mais o estado de </w:t>
+      </w:r>
+      <w:r>
+        <w:t>decadência</w:t>
+      </w:r>
+      <w:r>
+        <w:t>. Os r</w:t>
+      </w:r>
+      <w:r>
+        <w:t xml:space="preserve">elatos primordiais </w:t>
+      </w:r>
+      <w:r>
+        <w:t xml:space="preserve">passaram ser muito </w:t>
+      </w:r>
+      <w:r>
+        <w:t xml:space="preserve">improváveis, aleatórios, </w:t>
+      </w:r>
+      <w:r>
+        <w:t xml:space="preserve">incompreensíveis, </w:t>
+      </w:r>
+      <w:r>
+        <w:t>irreconhecíveis</w:t>
+      </w:r>
+      <w:r>
+        <w:t xml:space="preserve"> e </w:t>
+      </w:r>
+      <w:r>
+        <w:t>infantis</w:t>
+      </w:r>
+      <w:r>
+        <w:t xml:space="preserve">. </w:t>
+      </w:r>
+      <w:r>
+        <w:t xml:space="preserve">Ao descaírem </w:t>
+      </w:r>
+      <w:r>
+        <w:t xml:space="preserve">acreditaram </w:t>
+      </w:r>
+      <w:r>
+        <w:t xml:space="preserve">ter atingido </w:t>
+      </w:r>
+      <w:r>
+        <w:t xml:space="preserve">o apogeu da civilização. </w:t>
+      </w:r>
+      <w:r>
+        <w:t>D</w:t>
+      </w:r>
+      <w:r>
+        <w:t xml:space="preserve">ecretaram </w:t>
+      </w:r>
+      <w:r>
+        <w:t xml:space="preserve">que </w:t>
+      </w:r>
+      <w:r>
+        <w:t xml:space="preserve">a tradição oral </w:t>
+      </w:r>
+      <w:r>
+        <w:t xml:space="preserve">eram </w:t>
+      </w:r>
+      <w:r>
+        <w:t xml:space="preserve">relatos de </w:t>
+      </w:r>
+      <w:r>
+        <w:t>um</w:t>
+      </w:r>
+      <w:r>
+        <w:t xml:space="preserve">a outra nação, um </w:t>
+      </w:r>
+      <w:r>
+        <w:t>povo</w:t>
+      </w:r>
+      <w:r>
+        <w:t xml:space="preserve"> </w:t>
+      </w:r>
+      <w:r>
+        <w:t>inexistente</w:t>
+      </w:r>
+      <w:r>
+        <w:t>, n</w:t>
+      </w:r>
+      <w:r>
+        <w:t>uma terra inexistente</w:t>
+      </w:r>
+      <w:r>
+        <w:t xml:space="preserve">. </w:t>
       </w:r>
     </w:p>
     <w:p>
-      <w:r>
-        <w:t xml:space="preserve">O abandono das moedas e cédulas foi </w:t>
-      </w:r>
-      <w:r>
-        <w:t>apensar o</w:t>
-      </w:r>
-      <w:r>
-        <w:t xml:space="preserve"> prenuncio </w:t>
-      </w:r>
-      <w:r>
-        <w:t xml:space="preserve">para </w:t>
-      </w:r>
-      <w:r>
-        <w:t>abandono da escrita</w:t>
-      </w:r>
-      <w:r>
-        <w:t xml:space="preserve"> à mão</w:t>
+      <w:pPr>
+        <w:ind w:firstLine="708"/>
+        <w:jc w:val="both"/>
+      </w:pPr>
+      <w:r>
+        <w:t>E c</w:t>
+      </w:r>
+      <w:r>
+        <w:t xml:space="preserve">om o passar do tempo, </w:t>
+      </w:r>
+      <w:r>
+        <w:t xml:space="preserve">não nos </w:t>
+      </w:r>
+      <w:r>
+        <w:t xml:space="preserve">reconhecíamos </w:t>
+      </w:r>
+      <w:r>
+        <w:t xml:space="preserve">mais em tais </w:t>
+      </w:r>
+      <w:r>
+        <w:t>lendas</w:t>
       </w:r>
       <w:r>
         <w:t xml:space="preserve">. </w:t>
       </w:r>
       <w:r>
-        <w:t xml:space="preserve">Inicialmente delegamos às máquinas que escrevessem nossas listas de compra, nossas atividades do dia, nossas agendas de afazerem, bem como as datas de aniversário dos amigos mais próximos. Mas logo decidimos gravar nas máquinas somente o som de nossa voz, e assim passamos </w:t>
-      </w:r>
-      <w:r>
-        <w:t>não reconhec</w:t>
-      </w:r>
-      <w:r>
-        <w:t>er a nossa própria escrita, o desenho da n</w:t>
-      </w:r>
-      <w:r>
-        <w:t xml:space="preserve">ossa própria caligrafia. </w:t>
-      </w:r>
-    </w:p>
-    <w:p/>
-    <w:p>
-      <w:r>
-        <w:t>Assim, finalmente</w:t>
-      </w:r>
-      <w:r>
-        <w:t>, não reconhecíamos</w:t>
+        <w:t xml:space="preserve">Conseguimos com sucesso apagar qualquer </w:t>
+      </w:r>
+      <w:r>
+        <w:t>traço</w:t>
       </w:r>
       <w:r>
         <w:t xml:space="preserve"> </w:t>
       </w:r>
       <w:r>
-        <w:t xml:space="preserve">mais </w:t>
-      </w:r>
-      <w:r>
-        <w:t>uns aos outros</w:t>
-      </w:r>
-      <w:r>
-        <w:t xml:space="preserve">, não reconhecíamos nossa própria família, não reconhecíamos nosso próprio rosto no espelho, e </w:t>
-      </w:r>
-      <w:r>
-        <w:t xml:space="preserve">inexoravelmente deixamos de </w:t>
-      </w:r>
-      <w:r>
-        <w:t>reconhecer no próprio Criador</w:t>
-      </w:r>
-      <w:r>
-        <w:t>, substituindo por alguma idolatria criada por nossas próprias mãos</w:t>
+        <w:t xml:space="preserve">de </w:t>
+      </w:r>
+      <w:r>
+        <w:t>nossa origem</w:t>
       </w:r>
       <w:r>
         <w:t xml:space="preserve">. </w:t>
+      </w:r>
+      <w:r>
+        <w:t xml:space="preserve">A </w:t>
+      </w:r>
+      <w:r>
+        <w:t xml:space="preserve">origem de </w:t>
+      </w:r>
+      <w:r>
+        <w:t xml:space="preserve">nossos nomes, </w:t>
+      </w:r>
+      <w:r>
+        <w:t xml:space="preserve">e qualquer referência </w:t>
+      </w:r>
+      <w:r>
+        <w:t xml:space="preserve">a um </w:t>
+      </w:r>
+      <w:r>
+        <w:t xml:space="preserve">propósito </w:t>
+      </w:r>
+      <w:r>
+        <w:t>existencial</w:t>
+      </w:r>
+      <w:r>
+        <w:t xml:space="preserve">, individual </w:t>
+      </w:r>
+      <w:r>
+        <w:t xml:space="preserve">ou </w:t>
+      </w:r>
+      <w:r>
+        <w:t xml:space="preserve">coletivo. </w:t>
+      </w:r>
+      <w:r>
+        <w:t xml:space="preserve">Vivendo em </w:t>
+      </w:r>
+      <w:r>
+        <w:t>hipnose coletiva</w:t>
+      </w:r>
+      <w:r>
+        <w:t xml:space="preserve">. Uma nação sob </w:t>
+      </w:r>
+      <w:r>
+        <w:t>a</w:t>
+      </w:r>
+      <w:r>
+        <w:t xml:space="preserve">mnésia </w:t>
+      </w:r>
+      <w:r>
+        <w:t>permanente</w:t>
+      </w:r>
+      <w:r>
+        <w:t>. D</w:t>
+      </w:r>
+      <w:r>
+        <w:t xml:space="preserve">esconhecendo </w:t>
+      </w:r>
+      <w:r>
+        <w:t xml:space="preserve">a origem das </w:t>
+      </w:r>
+      <w:r>
+        <w:t xml:space="preserve">trilhas que </w:t>
+      </w:r>
+      <w:r>
+        <w:t xml:space="preserve">nos mesmos </w:t>
+      </w:r>
+      <w:r>
+        <w:t xml:space="preserve">criamos </w:t>
+      </w:r>
+      <w:r>
+        <w:t xml:space="preserve">ao percorrer a </w:t>
+      </w:r>
+      <w:r>
+        <w:t xml:space="preserve">natureza ao nosso redor. </w:t>
+      </w:r>
+      <w:r>
+        <w:t xml:space="preserve">Derrubamos as </w:t>
+      </w:r>
+      <w:r>
+        <w:t xml:space="preserve">estátuas que </w:t>
+      </w:r>
+      <w:r>
+        <w:t xml:space="preserve">homenageavam </w:t>
+      </w:r>
+      <w:r>
+        <w:t xml:space="preserve">grandes feitos. </w:t>
+      </w:r>
+      <w:r>
+        <w:t xml:space="preserve">As pinturas de </w:t>
+      </w:r>
+      <w:r>
+        <w:t xml:space="preserve">artistas virtuosos </w:t>
+      </w:r>
+      <w:r>
+        <w:t xml:space="preserve">já </w:t>
+      </w:r>
+      <w:r>
+        <w:t>não contavam nenhuma história</w:t>
+      </w:r>
+      <w:r>
+        <w:t xml:space="preserve"> que </w:t>
+      </w:r>
+      <w:r>
+        <w:t xml:space="preserve">merecesse ser </w:t>
+      </w:r>
+      <w:r>
+        <w:t xml:space="preserve">lembrada. Substituímos </w:t>
+      </w:r>
+      <w:r>
+        <w:t>os nomes das praças, parques, avenidas, ruas</w:t>
+      </w:r>
+      <w:r>
+        <w:t xml:space="preserve"> e </w:t>
+      </w:r>
+      <w:r>
+        <w:t>prédios</w:t>
+      </w:r>
+      <w:r>
+        <w:t xml:space="preserve"> </w:t>
+      </w:r>
+      <w:r>
+        <w:t xml:space="preserve">por números </w:t>
+      </w:r>
+      <w:r>
+        <w:t xml:space="preserve">e </w:t>
+      </w:r>
+      <w:r>
+        <w:t>um sistema de direções cardinal. P</w:t>
+      </w:r>
+      <w:r>
+        <w:t>riorizando a facilidade de n</w:t>
+      </w:r>
+      <w:r>
+        <w:t>avegação</w:t>
+      </w:r>
+      <w:r>
+        <w:t>, em detrimento da memorização de nomes, datas e fatos</w:t>
+      </w:r>
+      <w:r>
+        <w:t xml:space="preserve"> históricos</w:t>
+      </w:r>
+      <w:r>
+        <w:t xml:space="preserve">. </w:t>
+      </w:r>
+      <w:r>
+        <w:t>Como não nos reconhecíamos mais na cidade, esse sistema não ajudou, e continuamos vagando perdidos por praças, parques, avenidas, ruas</w:t>
+      </w:r>
+      <w:r>
+        <w:t xml:space="preserve"> e </w:t>
+      </w:r>
+      <w:r>
+        <w:t xml:space="preserve">prédios sem nome. </w:t>
       </w:r>
     </w:p>
     <w:p>
-      <w:r>
-        <w:t xml:space="preserve">Dizem que os </w:t>
-      </w:r>
-      <w:proofErr w:type="spellStart"/>
-      <w:r>
-        <w:t>satanim</w:t>
-      </w:r>
-      <w:proofErr w:type="spellEnd"/>
-      <w:r>
-        <w:t xml:space="preserve"> e as </w:t>
-      </w:r>
-      <w:proofErr w:type="spellStart"/>
-      <w:r>
-        <w:t>lilitot</w:t>
-      </w:r>
-      <w:proofErr w:type="spellEnd"/>
-      <w:r>
-        <w:t xml:space="preserve"> </w:t>
-      </w:r>
-      <w:r>
-        <w:t xml:space="preserve">haviam sido </w:t>
-      </w:r>
-      <w:r>
-        <w:t xml:space="preserve">trazidos pelos antigos fenícios, </w:t>
-      </w:r>
-      <w:r>
-        <w:t xml:space="preserve">navegadores terríveis que estabeleceram colônias durante suas explorações em várias partes do mundo. Esses navegadores haviam encontrado os </w:t>
-      </w:r>
-      <w:proofErr w:type="spellStart"/>
-      <w:r>
-        <w:t>satanim</w:t>
-      </w:r>
-      <w:proofErr w:type="spellEnd"/>
-      <w:r>
-        <w:t xml:space="preserve"> e as </w:t>
-      </w:r>
-      <w:proofErr w:type="spellStart"/>
-      <w:r>
-        <w:t>lilitot</w:t>
-      </w:r>
-      <w:proofErr w:type="spellEnd"/>
-      <w:r>
-        <w:t xml:space="preserve"> enquanto </w:t>
-      </w:r>
-      <w:r>
-        <w:t>exploravam os submundos esquecidos da Terra</w:t>
-      </w:r>
-      <w:r>
-        <w:t>. Regiões habitadas no interior do mundo, que a ciência moderna achou mais prudentes eliminar da história</w:t>
-      </w:r>
-      <w:r>
-        <w:t xml:space="preserve">. </w:t>
-      </w:r>
-      <w:r>
-        <w:t>Os fenícios</w:t>
-      </w:r>
-      <w:r>
-        <w:t xml:space="preserve"> </w:t>
-      </w:r>
-      <w:r>
-        <w:t xml:space="preserve">contribuíram trazendo mercadorias diversas, navegando por todas as partes do mundo trazendo materiais para construção de centros urbanos bem planejados. Eles também desenvolveram sistemas de pesos e medidas, fabricação de vidro, fabricação de tecidos, e metalurgia. </w:t>
+      <w:pPr>
+        <w:ind w:firstLine="708"/>
+        <w:jc w:val="both"/>
+      </w:pPr>
+      <w:r>
+        <w:t xml:space="preserve">Achamos que seria útil </w:t>
+      </w:r>
+      <w:r>
+        <w:t xml:space="preserve">também </w:t>
+      </w:r>
+      <w:r>
+        <w:t xml:space="preserve">simplificar as </w:t>
+      </w:r>
+      <w:r>
+        <w:t>relações de comércio</w:t>
+      </w:r>
+      <w:r>
+        <w:t>. Assim e</w:t>
+      </w:r>
+      <w:r>
+        <w:t xml:space="preserve">liminamos </w:t>
+      </w:r>
+      <w:r>
+        <w:t>os nomes e rostos de pessoas d</w:t>
+      </w:r>
+      <w:r>
+        <w:t>as</w:t>
+      </w:r>
+      <w:r>
+        <w:t xml:space="preserve"> moedas e </w:t>
+      </w:r>
+      <w:r>
+        <w:t xml:space="preserve">das </w:t>
+      </w:r>
+      <w:r>
+        <w:t>cédulas. Quando todo o dinheiro passou a estampar somente números,</w:t>
+      </w:r>
+      <w:r>
+        <w:t xml:space="preserve"> as cédulas e moedas </w:t>
+      </w:r>
+      <w:r>
+        <w:t xml:space="preserve">passaram a ser </w:t>
+      </w:r>
+      <w:r>
+        <w:t xml:space="preserve">desnecessárias. E </w:t>
+      </w:r>
+      <w:r>
+        <w:t xml:space="preserve">achamos que seria um grande avanço </w:t>
+      </w:r>
+      <w:r>
+        <w:t xml:space="preserve">substituir </w:t>
+      </w:r>
+      <w:r>
+        <w:t xml:space="preserve">moedas e </w:t>
+      </w:r>
+      <w:r>
+        <w:t xml:space="preserve">cédulas </w:t>
+      </w:r>
+      <w:r>
+        <w:t xml:space="preserve">por </w:t>
+      </w:r>
+      <w:r>
+        <w:t xml:space="preserve">sistema de dinheiro </w:t>
+      </w:r>
+      <w:r>
+        <w:t xml:space="preserve">digital. </w:t>
+      </w:r>
+      <w:r>
+        <w:t>Foi n</w:t>
+      </w:r>
+      <w:r>
+        <w:t>esta mesma época</w:t>
+      </w:r>
+      <w:r>
+        <w:t xml:space="preserve"> que esquecemos como </w:t>
+      </w:r>
+      <w:r>
+        <w:t>fazer contas simples</w:t>
+      </w:r>
+      <w:r>
+        <w:t xml:space="preserve">, </w:t>
+      </w:r>
+      <w:r>
+        <w:t>já que bastava perguntar em voz alta para interfaces especializadas</w:t>
+      </w:r>
+      <w:r>
+        <w:t>. Acreditamos que assim poderíamos n</w:t>
+      </w:r>
+      <w:r>
+        <w:t xml:space="preserve">os </w:t>
+      </w:r>
+      <w:r>
+        <w:t xml:space="preserve">dedicar aos </w:t>
+      </w:r>
+      <w:r>
+        <w:t>nossos afazeres mundanos</w:t>
+      </w:r>
+      <w:r>
+        <w:t xml:space="preserve"> e hedônicos</w:t>
+      </w:r>
+      <w:r>
+        <w:t>.</w:t>
       </w:r>
     </w:p>
     <w:p>
-      <w:r>
-        <w:t xml:space="preserve">Antes de conseguir se elevar e emergir na Terra, os </w:t>
-      </w:r>
-      <w:proofErr w:type="spellStart"/>
-      <w:r>
-        <w:t>satanim</w:t>
-      </w:r>
-      <w:proofErr w:type="spellEnd"/>
-      <w:r>
-        <w:t xml:space="preserve"> e </w:t>
-      </w:r>
-      <w:proofErr w:type="spellStart"/>
-      <w:r>
-        <w:t>lilitot</w:t>
-      </w:r>
-      <w:proofErr w:type="spellEnd"/>
+      <w:pPr>
+        <w:ind w:firstLine="708"/>
+        <w:jc w:val="both"/>
+      </w:pPr>
+      <w:r>
+        <w:t xml:space="preserve">O abandono das moedas e cédulas foi </w:t>
+      </w:r>
+      <w:r>
+        <w:t>o</w:t>
+      </w:r>
+      <w:r>
+        <w:t xml:space="preserve"> prenuncio </w:t>
+      </w:r>
+      <w:r>
+        <w:t>do</w:t>
+      </w:r>
       <w:r>
         <w:t xml:space="preserve"> </w:t>
       </w:r>
       <w:r>
-        <w:t xml:space="preserve">passaram séculos aprendendo as 70 línguas primordiais dos humanos, o que permitia que aprendessem todas as demais línguas derivadas e existentes na terra, mesmo aquelas que ainda seriam criadas. </w:t>
-      </w:r>
-      <w:r>
-        <w:t xml:space="preserve">Utilizando um sistema de tuneis que se estendiam por todo planeta, eles reuniram escritos de todas as 70 antigas nações da terra. Esses </w:t>
-      </w:r>
-      <w:r>
-        <w:t xml:space="preserve">tuneis </w:t>
-      </w:r>
-      <w:r>
-        <w:t xml:space="preserve">foram </w:t>
-      </w:r>
-      <w:r>
-        <w:t xml:space="preserve">primeiramente </w:t>
-      </w:r>
-      <w:r>
-        <w:t>inundados</w:t>
-      </w:r>
-      <w:r>
-        <w:t xml:space="preserve">, e depois desabaram </w:t>
-      </w:r>
-      <w:r>
-        <w:t xml:space="preserve">em algum cataclisma global. </w:t>
-      </w:r>
-      <w:r>
-        <w:t xml:space="preserve">Sabe-se que foram </w:t>
-      </w:r>
-      <w:r>
-        <w:t xml:space="preserve">construídos por alguma </w:t>
-      </w:r>
-      <w:r>
-        <w:t xml:space="preserve">outra </w:t>
-      </w:r>
-      <w:r>
-        <w:t xml:space="preserve">civilização </w:t>
-      </w:r>
-      <w:r>
-        <w:t xml:space="preserve">desconhecida e há muito extinta. Que </w:t>
-      </w:r>
+        <w:t>abandono da escrita</w:t>
+      </w:r>
+      <w:r>
+        <w:t xml:space="preserve"> à mão</w:t>
+      </w:r>
+      <w:r>
+        <w:t xml:space="preserve">. </w:t>
+      </w:r>
+      <w:r>
+        <w:t xml:space="preserve">Era conveniente falar em voz alta e deixar que as </w:t>
+      </w:r>
+      <w:r>
+        <w:t xml:space="preserve">máquinas que escrevessem nossas listas de compra, </w:t>
+      </w:r>
+      <w:r>
+        <w:t xml:space="preserve">afazeres do </w:t>
+      </w:r>
+      <w:r>
+        <w:t xml:space="preserve">dia, nossas agendas de </w:t>
+      </w:r>
+      <w:r>
+        <w:t>atividades</w:t>
+      </w:r>
+      <w:r>
+        <w:t xml:space="preserve">, bem como as </w:t>
+      </w:r>
+      <w:r>
+        <w:t xml:space="preserve">mensagens </w:t>
+      </w:r>
+      <w:r>
+        <w:t xml:space="preserve">de aniversário </w:t>
+      </w:r>
+      <w:r>
+        <w:t xml:space="preserve">enviadas aos </w:t>
+      </w:r>
+      <w:r>
+        <w:t xml:space="preserve">amigos mais próximos. </w:t>
+      </w:r>
+      <w:r>
+        <w:t xml:space="preserve">Sem </w:t>
+      </w:r>
+      <w:r>
+        <w:t>reconhec</w:t>
+      </w:r>
+      <w:r>
+        <w:t>er a nossa própria escrita, o desenho da n</w:t>
+      </w:r>
+      <w:r>
+        <w:t>ossa própria caligrafia</w:t>
+      </w:r>
+      <w:r>
+        <w:t xml:space="preserve"> não tinha mais nenhuma personalidade a ser decifrada</w:t>
+      </w:r>
+      <w:r>
+        <w:t xml:space="preserve">. </w:t>
+      </w:r>
+    </w:p>
+    <w:p/>
+    <w:p>
+      <w:pPr>
+        <w:ind w:firstLine="708"/>
+        <w:jc w:val="both"/>
+      </w:pPr>
       <w:r>
         <w:lastRenderedPageBreak/>
-        <w:t>existiu num período em que o passar tempo não era sequer mensurado em anos e dias. Respirando uma mistura de gazes que não se chamava ar., e não chamavam esse local de planeta Terra.</w:t>
-      </w:r>
-      <w:r>
-        <w:t xml:space="preserve"> </w:t>
+        <w:t xml:space="preserve">Sem </w:t>
+      </w:r>
+      <w:r>
+        <w:t>reconhec</w:t>
+      </w:r>
+      <w:r>
+        <w:t xml:space="preserve">er </w:t>
+      </w:r>
+      <w:r>
+        <w:t>uns aos outros</w:t>
+      </w:r>
+      <w:r>
+        <w:t xml:space="preserve">, </w:t>
+      </w:r>
+      <w:r>
+        <w:t xml:space="preserve">nossos amigos, </w:t>
+      </w:r>
+      <w:r>
+        <w:t>nossa própria família</w:t>
+      </w:r>
+      <w:r>
+        <w:t xml:space="preserve">. Sem </w:t>
+      </w:r>
+      <w:r>
+        <w:t xml:space="preserve">reconhecer </w:t>
+      </w:r>
+      <w:r>
+        <w:t xml:space="preserve">nosso próprio rosto </w:t>
+      </w:r>
+      <w:r>
+        <w:t xml:space="preserve">em um </w:t>
+      </w:r>
+      <w:r>
+        <w:t>espelho</w:t>
+      </w:r>
+      <w:r>
+        <w:t xml:space="preserve"> que não fosse digital. Criamos camadas de ocultação, para i</w:t>
+      </w:r>
+      <w:r>
+        <w:t xml:space="preserve">nexoravelmente </w:t>
+      </w:r>
+      <w:r>
+        <w:t xml:space="preserve">não </w:t>
+      </w:r>
+      <w:r>
+        <w:t xml:space="preserve">reconhecer </w:t>
+      </w:r>
+      <w:r>
+        <w:t xml:space="preserve">o nosso </w:t>
+      </w:r>
+      <w:r>
+        <w:t>Criador</w:t>
+      </w:r>
+      <w:r>
+        <w:t>, substituindo</w:t>
+      </w:r>
+      <w:r>
+        <w:t>-O</w:t>
+      </w:r>
+      <w:r>
+        <w:t xml:space="preserve"> por alguma idolatria criada por nossas próprias mãos</w:t>
+      </w:r>
+      <w:r>
+        <w:t xml:space="preserve">. </w:t>
       </w:r>
     </w:p>
     <w:p>
+      <w:pPr>
+        <w:ind w:firstLine="708"/>
+        <w:jc w:val="both"/>
+      </w:pPr>
+      <w:r>
+        <w:t xml:space="preserve">Dizem que os </w:t>
+      </w:r>
+      <w:proofErr w:type="spellStart"/>
+      <w:r>
+        <w:t>satanim</w:t>
+      </w:r>
+      <w:proofErr w:type="spellEnd"/>
+      <w:r>
+        <w:t xml:space="preserve"> e as </w:t>
+      </w:r>
+      <w:proofErr w:type="spellStart"/>
+      <w:r>
+        <w:t>lilitot</w:t>
+      </w:r>
+      <w:proofErr w:type="spellEnd"/>
+      <w:r>
+        <w:t xml:space="preserve"> </w:t>
+      </w:r>
+      <w:r>
+        <w:t xml:space="preserve">haviam sido </w:t>
+      </w:r>
+      <w:r>
+        <w:t>trazidos pelos antigos fenícios</w:t>
+      </w:r>
+      <w:r>
+        <w:t xml:space="preserve">. Esses </w:t>
+      </w:r>
+      <w:r>
+        <w:t>navegadores terríveis que estabelec</w:t>
+      </w:r>
+      <w:r>
+        <w:t xml:space="preserve">iam </w:t>
+      </w:r>
+      <w:r>
+        <w:t xml:space="preserve">colônias </w:t>
+      </w:r>
+      <w:r>
+        <w:t xml:space="preserve">ao redor do mundo, </w:t>
+      </w:r>
+      <w:r>
+        <w:t xml:space="preserve">durante suas explorações em </w:t>
+      </w:r>
+      <w:r>
+        <w:t>tempos remotos</w:t>
+      </w:r>
+      <w:r>
+        <w:t xml:space="preserve">. Esses navegadores haviam encontrado os </w:t>
+      </w:r>
+      <w:proofErr w:type="spellStart"/>
+      <w:r>
+        <w:t>satanim</w:t>
+      </w:r>
+      <w:proofErr w:type="spellEnd"/>
+      <w:r>
+        <w:t xml:space="preserve"> e as </w:t>
+      </w:r>
+      <w:proofErr w:type="spellStart"/>
+      <w:r>
+        <w:t>lilitot</w:t>
+      </w:r>
+      <w:proofErr w:type="spellEnd"/>
+      <w:r>
+        <w:t xml:space="preserve"> enquanto </w:t>
+      </w:r>
+      <w:r>
+        <w:t xml:space="preserve">exploravam </w:t>
+      </w:r>
+      <w:r>
+        <w:t xml:space="preserve">regiões remotas e </w:t>
+      </w:r>
+      <w:r>
+        <w:t xml:space="preserve">habitadas no interior do mundo, que a ciência moderna achou mais prudentes </w:t>
+      </w:r>
+      <w:r>
+        <w:t>ignorar</w:t>
+      </w:r>
+      <w:r>
+        <w:t xml:space="preserve">. </w:t>
+      </w:r>
+      <w:r>
+        <w:t>Os fenícios</w:t>
+      </w:r>
+      <w:r>
+        <w:t xml:space="preserve"> </w:t>
+      </w:r>
+      <w:r>
+        <w:t xml:space="preserve">comercializavam </w:t>
+      </w:r>
+      <w:r>
+        <w:t xml:space="preserve">mercadorias diversas, </w:t>
+      </w:r>
+      <w:r>
+        <w:t xml:space="preserve">que encontravam </w:t>
+      </w:r>
+      <w:r>
+        <w:t>navegando por todas as partes do mundo</w:t>
+      </w:r>
+      <w:r>
+        <w:t xml:space="preserve">. Assim trouxeram diversos materiais para a terra vermelha, e construíram </w:t>
+      </w:r>
+      <w:r>
+        <w:t xml:space="preserve">centros urbanos bem planejados. Eles também desenvolveram sistemas de pesos e medidas, fabricação de vidro, fabricação de tecidos, e metalurgia. </w:t>
+      </w:r>
+    </w:p>
+    <w:p>
+      <w:pPr>
+        <w:ind w:firstLine="708"/>
+        <w:jc w:val="both"/>
+      </w:pPr>
+      <w:r>
+        <w:t xml:space="preserve">A origem dos </w:t>
+      </w:r>
+      <w:proofErr w:type="spellStart"/>
+      <w:r>
+        <w:t>satanim</w:t>
+      </w:r>
+      <w:proofErr w:type="spellEnd"/>
+      <w:r>
+        <w:t xml:space="preserve"> e </w:t>
+      </w:r>
+      <w:proofErr w:type="spellStart"/>
+      <w:r>
+        <w:t>lilitot</w:t>
+      </w:r>
+      <w:proofErr w:type="spellEnd"/>
+      <w:r>
+        <w:t xml:space="preserve"> </w:t>
+      </w:r>
+      <w:r>
+        <w:t xml:space="preserve">e mais obscura. </w:t>
+      </w:r>
+      <w:r>
+        <w:t xml:space="preserve">Antes de conseguir se elevar e emergir na </w:t>
+      </w:r>
+      <w:r>
+        <w:t xml:space="preserve">superfície da </w:t>
+      </w:r>
+      <w:r>
+        <w:t xml:space="preserve">Terra, os </w:t>
+      </w:r>
+      <w:proofErr w:type="spellStart"/>
+      <w:r>
+        <w:t>satanim</w:t>
+      </w:r>
+      <w:proofErr w:type="spellEnd"/>
+      <w:r>
+        <w:t xml:space="preserve"> e </w:t>
+      </w:r>
+      <w:proofErr w:type="spellStart"/>
+      <w:r>
+        <w:t>lilitot</w:t>
+      </w:r>
+      <w:proofErr w:type="spellEnd"/>
+      <w:r>
+        <w:t xml:space="preserve"> </w:t>
+      </w:r>
+      <w:r>
+        <w:t>passaram séculos aprendendo as 70 línguas primordiais dos humanos</w:t>
+      </w:r>
+      <w:r>
+        <w:t xml:space="preserve">. Pelas 70 línguas primordiais eles poderiam dominar </w:t>
+      </w:r>
+      <w:r>
+        <w:t xml:space="preserve">todas as demais línguas derivadas e mesmo aquelas que ainda seriam criadas. </w:t>
+      </w:r>
+      <w:r>
+        <w:t>Eles u</w:t>
+      </w:r>
+      <w:r>
+        <w:t>tiliza</w:t>
+      </w:r>
+      <w:r>
+        <w:t xml:space="preserve">vam </w:t>
+      </w:r>
+      <w:r>
+        <w:t xml:space="preserve">um sistema de tuneis que se estendiam por todo planeta, </w:t>
+      </w:r>
+      <w:r>
+        <w:t xml:space="preserve">reunindo </w:t>
+      </w:r>
+      <w:r>
+        <w:t xml:space="preserve">escritos de todas as antigas nações da terra. </w:t>
+      </w:r>
+      <w:r>
+        <w:t xml:space="preserve">Estudando </w:t>
+      </w:r>
+      <w:r>
+        <w:t xml:space="preserve">os conflitos, temas e motivos implícitos na </w:t>
+      </w:r>
+      <w:r>
+        <w:t xml:space="preserve">filosofia, literatura </w:t>
+      </w:r>
+      <w:r>
+        <w:t xml:space="preserve">e relatos dos escritos das nações, </w:t>
+      </w:r>
+      <w:r>
+        <w:t xml:space="preserve">eles se esforçaram para dominar </w:t>
+      </w:r>
+      <w:r>
+        <w:t xml:space="preserve">os próprios </w:t>
+      </w:r>
+      <w:r>
+        <w:t>impulsos selvagens</w:t>
+      </w:r>
+      <w:r>
+        <w:t>, refinando-se.</w:t>
+      </w:r>
+    </w:p>
+    <w:p>
+      <w:pPr>
+        <w:ind w:firstLine="708"/>
+        <w:jc w:val="both"/>
+      </w:pPr>
+      <w:r>
+        <w:t xml:space="preserve">Esses </w:t>
+      </w:r>
+      <w:r>
+        <w:t xml:space="preserve">tuneis </w:t>
+      </w:r>
+      <w:r>
+        <w:t xml:space="preserve">foram </w:t>
+      </w:r>
+      <w:r>
+        <w:t xml:space="preserve">primeiramente </w:t>
+      </w:r>
+      <w:r>
+        <w:t>inundados</w:t>
+      </w:r>
+      <w:r>
+        <w:t xml:space="preserve">, e depois desabaram </w:t>
+      </w:r>
+      <w:r>
+        <w:t xml:space="preserve">em algum cataclisma global. </w:t>
+      </w:r>
+      <w:r>
+        <w:t xml:space="preserve">Sabe-se que foram </w:t>
+      </w:r>
+      <w:r>
+        <w:t xml:space="preserve">construídos por alguma </w:t>
+      </w:r>
+      <w:r>
+        <w:t xml:space="preserve">outra </w:t>
+      </w:r>
+      <w:r>
+        <w:t xml:space="preserve">civilização </w:t>
+      </w:r>
+      <w:r>
+        <w:t>desconhecida e há muito extinta. Que existiu num período em que o passar tempo não era sequer mensurado em anos e dias. Respirando uma mistura de gazes que não se chamava ar., e não chamavam esse local de planeta Terra.</w:t>
+      </w:r>
+      <w:r>
+        <w:t xml:space="preserve"> </w:t>
+      </w:r>
+    </w:p>
+    <w:p>
       <w:r>
         <w:t xml:space="preserve">Cientes do seu estado rebaixado, </w:t>
       </w:r>
@@ -1159,6 +1803,225 @@
       </w:r>
       <w:proofErr w:type="spellStart"/>
       <w:r>
+        <w:t>shedim</w:t>
+      </w:r>
+      <w:proofErr w:type="spellEnd"/>
+      <w:r>
+        <w:t xml:space="preserve"> e </w:t>
+      </w:r>
+      <w:r>
+        <w:t xml:space="preserve">as </w:t>
+      </w:r>
+      <w:proofErr w:type="spellStart"/>
+      <w:r>
+        <w:t>lilitot</w:t>
+      </w:r>
+      <w:proofErr w:type="spellEnd"/>
+      <w:r>
+        <w:t xml:space="preserve"> utilizaram </w:t>
+      </w:r>
+      <w:r>
+        <w:t>d</w:t>
+      </w:r>
+      <w:r>
+        <w:t>esse sistema de túneis para colecionar escritos, papiros, livros, pedras</w:t>
+      </w:r>
+      <w:r>
+        <w:t xml:space="preserve"> desenhadas</w:t>
+      </w:r>
+      <w:r>
+        <w:t xml:space="preserve">, </w:t>
+      </w:r>
+      <w:r>
+        <w:t xml:space="preserve">amuletos, </w:t>
+      </w:r>
+      <w:r>
+        <w:t>roupas</w:t>
+      </w:r>
+      <w:r>
+        <w:t xml:space="preserve"> sacerdotais</w:t>
+      </w:r>
+      <w:r>
+        <w:t>, pinturas, joias</w:t>
+      </w:r>
+      <w:r>
+        <w:t xml:space="preserve">, artefatos diversos </w:t>
+      </w:r>
+      <w:r>
+        <w:t xml:space="preserve">e ferramentas </w:t>
+      </w:r>
+      <w:r>
+        <w:t xml:space="preserve">de todas as </w:t>
+      </w:r>
+      <w:r>
+        <w:t>antigas nações da terra</w:t>
+      </w:r>
+      <w:r>
+        <w:t xml:space="preserve">. </w:t>
+      </w:r>
+      <w:r>
+        <w:t xml:space="preserve">Não estavam interessados em colecionar </w:t>
+      </w:r>
+      <w:r>
+        <w:t xml:space="preserve">riquezas, </w:t>
+      </w:r>
+      <w:r>
+        <w:t xml:space="preserve">queriam aprender </w:t>
+      </w:r>
+      <w:r>
+        <w:t xml:space="preserve">a sabedoria e </w:t>
+      </w:r>
+      <w:r>
+        <w:t xml:space="preserve">as </w:t>
+      </w:r>
+      <w:r>
+        <w:t xml:space="preserve">histórias contidas em cada uma dessas peças. A partir desse legado, desenvolveram um sistema filosófico, </w:t>
+      </w:r>
+      <w:r>
+        <w:t xml:space="preserve">ético, </w:t>
+      </w:r>
+      <w:r>
+        <w:t>e um sistema legislativo</w:t>
+      </w:r>
+      <w:r>
+        <w:t xml:space="preserve">, que possibilitasse num futuro remoto </w:t>
+      </w:r>
+      <w:r>
+        <w:t xml:space="preserve">a elevação </w:t>
+      </w:r>
+      <w:r>
+        <w:t>de toda civilização par</w:t>
+      </w:r>
+      <w:r>
+        <w:t>a estados superiores. Eles d</w:t>
+      </w:r>
+      <w:r>
+        <w:t xml:space="preserve">esenvolveram </w:t>
+      </w:r>
+      <w:r>
+        <w:t>técnicas</w:t>
+      </w:r>
+      <w:r>
+        <w:t xml:space="preserve"> </w:t>
+      </w:r>
+      <w:proofErr w:type="spellStart"/>
+      <w:r>
+        <w:t>meditacionais</w:t>
+      </w:r>
+      <w:proofErr w:type="spellEnd"/>
+      <w:r>
+        <w:t xml:space="preserve"> diversas, exercícios de </w:t>
+      </w:r>
+      <w:r>
+        <w:t xml:space="preserve">respiração, </w:t>
+      </w:r>
+      <w:r>
+        <w:t xml:space="preserve">mantras, </w:t>
+      </w:r>
+      <w:r>
+        <w:t xml:space="preserve">e </w:t>
+      </w:r>
+      <w:r>
+        <w:t>mentalização</w:t>
+      </w:r>
+      <w:r>
+        <w:t xml:space="preserve"> </w:t>
+      </w:r>
+      <w:r>
+        <w:t>de letras sagradas. Estudando as propriedades de diferentes ervas</w:t>
+      </w:r>
+      <w:r>
+        <w:t xml:space="preserve">, ingeriam </w:t>
+      </w:r>
+      <w:r>
+        <w:t xml:space="preserve">chás </w:t>
+      </w:r>
+      <w:r>
+        <w:t xml:space="preserve">e respiravam essências, visando </w:t>
+      </w:r>
+      <w:r>
+        <w:t>atingir estados alterados de consciência</w:t>
+      </w:r>
+      <w:r>
+        <w:t xml:space="preserve">. Se entregaram a esses exercícios com tamanho zelo, que </w:t>
+      </w:r>
+      <w:r>
+        <w:t xml:space="preserve">em </w:t>
+      </w:r>
+      <w:r>
+        <w:t xml:space="preserve">seus </w:t>
+      </w:r>
+      <w:r>
+        <w:t>mentalização de letras sagradas</w:t>
+      </w:r>
+      <w:r>
+        <w:t xml:space="preserve">, </w:t>
+      </w:r>
+      <w:proofErr w:type="gramStart"/>
+      <w:r>
+        <w:t>as mesmas</w:t>
+      </w:r>
+      <w:proofErr w:type="gramEnd"/>
+      <w:r>
+        <w:t xml:space="preserve"> se materializavam diante deles, combinando-se e formando novas palavras e novos conceitos em diferentes línguas. Passadas três gerações </w:t>
+      </w:r>
+      <w:r>
+        <w:t xml:space="preserve">persistindo e </w:t>
+      </w:r>
+      <w:r>
+        <w:t xml:space="preserve">meditando, os chifres </w:t>
+      </w:r>
+      <w:r>
+        <w:t xml:space="preserve">caíram espontaneamente e tiveram permissão de utilizar a telepatia para contactar a nação dos fenícios, que eram os grandes exploradores da época. Eles comunicaram sua intenção, sua sabedoria, e qual era sua localização na terra. Os fenícios os resgataram do interior da terra, e os assentaram em uma das terras que haviam acabado de descobrir, e juntos se tornaram os </w:t>
+      </w:r>
+      <w:r>
+        <w:t>colonizaram a terra vermelha</w:t>
+      </w:r>
+      <w:r>
+        <w:t xml:space="preserve">, os pais </w:t>
+      </w:r>
+      <w:r>
+        <w:t xml:space="preserve">fundadores primordiais da terra. </w:t>
+      </w:r>
+      <w:r>
+        <w:t xml:space="preserve">Juntos eles desenvolveram uma rica civilização que floresceu em plenitude durante séculos, e teria dominado e sobrepujado todo </w:t>
+      </w:r>
+      <w:r>
+        <w:lastRenderedPageBreak/>
+        <w:t xml:space="preserve">planeta terra não fosse uma maldição inesperada embutida no ar que respiram na terra que floresciam. </w:t>
+      </w:r>
+    </w:p>
+    <w:p/>
+    <w:p>
+      <w:r>
+        <w:t xml:space="preserve">Os fenícios contribuíram </w:t>
+      </w:r>
+      <w:r>
+        <w:t xml:space="preserve">com a engenharia e arquitetura da construção das </w:t>
+      </w:r>
+      <w:r>
+        <w:t xml:space="preserve">cidades, </w:t>
+      </w:r>
+      <w:r>
+        <w:t xml:space="preserve">com intricados sistemas </w:t>
+      </w:r>
+      <w:r>
+        <w:t xml:space="preserve">ruas, </w:t>
+      </w:r>
+      <w:r>
+        <w:t>sistema de navegação</w:t>
+      </w:r>
+      <w:r>
+        <w:t>, de onde traziam mercadorias e matéria prima de toda Terra</w:t>
+      </w:r>
+      <w:r>
+        <w:t xml:space="preserve">.  </w:t>
+      </w:r>
+      <w:r>
+        <w:t xml:space="preserve">Os </w:t>
+      </w:r>
+      <w:proofErr w:type="spellStart"/>
+      <w:r>
         <w:t>satanim</w:t>
       </w:r>
       <w:proofErr w:type="spellEnd"/>
@@ -1171,317 +2034,111 @@
       </w:r>
       <w:proofErr w:type="spellEnd"/>
       <w:r>
-        <w:t xml:space="preserve"> utilizaram </w:t>
-      </w:r>
-      <w:r>
-        <w:t>d</w:t>
-      </w:r>
-      <w:r>
-        <w:t>esse sistema de túneis para colecionar escritos, papiros, livros, pedras</w:t>
-      </w:r>
-      <w:r>
-        <w:t xml:space="preserve"> desenhadas</w:t>
-      </w:r>
-      <w:r>
-        <w:t xml:space="preserve">, </w:t>
-      </w:r>
-      <w:r>
-        <w:t xml:space="preserve">amuletos, </w:t>
-      </w:r>
-      <w:r>
-        <w:t>roupas</w:t>
-      </w:r>
-      <w:r>
-        <w:t xml:space="preserve"> sacerdotais</w:t>
-      </w:r>
-      <w:r>
-        <w:t>, pinturas, joias</w:t>
-      </w:r>
-      <w:r>
-        <w:t xml:space="preserve">, artefatos diversos </w:t>
-      </w:r>
-      <w:r>
-        <w:t xml:space="preserve">e ferramentas </w:t>
-      </w:r>
-      <w:r>
-        <w:t xml:space="preserve">de todas as </w:t>
-      </w:r>
-      <w:r>
-        <w:t>antigas nações da terra</w:t>
+        <w:t xml:space="preserve"> contribuíram com o sofisticado sistema ético, moral e filosófico, além disso, devido a sua resistência física, cooperavam na construção das cidades e rodovias.  </w:t>
+      </w:r>
+      <w:r>
+        <w:t xml:space="preserve">Na distante terra vermelha, os fenícios deram suas filhas em </w:t>
+      </w:r>
+      <w:proofErr w:type="spellStart"/>
+      <w:r>
+        <w:t>em</w:t>
+      </w:r>
+      <w:proofErr w:type="spellEnd"/>
+      <w:r>
+        <w:t xml:space="preserve"> casamento para os </w:t>
+      </w:r>
+      <w:proofErr w:type="spellStart"/>
+      <w:r>
+        <w:t>satanim</w:t>
+      </w:r>
+      <w:proofErr w:type="spellEnd"/>
+      <w:r>
+        <w:t xml:space="preserve"> e pegaram as </w:t>
+      </w:r>
+      <w:proofErr w:type="spellStart"/>
+      <w:r>
+        <w:t>lilitot</w:t>
+      </w:r>
+      <w:proofErr w:type="spellEnd"/>
+      <w:r>
+        <w:t xml:space="preserve"> como mulheres para os seus próprios filhos, e assim se fundiram em um único povo. </w:t>
+      </w:r>
+    </w:p>
+    <w:p/>
+    <w:p>
+      <w:r>
+        <w:t>No mar mediterrâneo, a família real fenícia acompanhava</w:t>
+      </w:r>
+      <w:r>
+        <w:t xml:space="preserve"> de longe o</w:t>
+      </w:r>
+      <w:r>
+        <w:t xml:space="preserve">s desenvolvimentos e novidades da </w:t>
+      </w:r>
+      <w:r>
+        <w:t xml:space="preserve">nova </w:t>
+      </w:r>
+      <w:r>
+        <w:t xml:space="preserve">e distante </w:t>
+      </w:r>
+      <w:r>
+        <w:t>civilização</w:t>
+      </w:r>
+      <w:r>
+        <w:t xml:space="preserve">, que florescia do outro lado do mundo. A realeza fenícia acreditava que </w:t>
+      </w:r>
+      <w:r>
+        <w:t xml:space="preserve">os </w:t>
+      </w:r>
+      <w:proofErr w:type="spellStart"/>
+      <w:r>
+        <w:t>satanim</w:t>
+      </w:r>
+      <w:proofErr w:type="spellEnd"/>
+      <w:r>
+        <w:t xml:space="preserve"> e as </w:t>
+      </w:r>
+      <w:proofErr w:type="spellStart"/>
+      <w:r>
+        <w:t>lilitot</w:t>
+      </w:r>
+      <w:proofErr w:type="spellEnd"/>
+      <w:r>
+        <w:t xml:space="preserve"> se elevariam</w:t>
+      </w:r>
+      <w:r>
+        <w:t xml:space="preserve"> ainda mais, e se estabeleceram </w:t>
+      </w:r>
+      <w:r>
+        <w:t xml:space="preserve">como habitante dignos do </w:t>
+      </w:r>
+      <w:r>
+        <w:t>planeta Terra</w:t>
       </w:r>
       <w:r>
         <w:t xml:space="preserve">. </w:t>
       </w:r>
       <w:r>
-        <w:t xml:space="preserve">Não estavam interessados em colecionar </w:t>
-      </w:r>
-      <w:r>
-        <w:t xml:space="preserve">riquezas, </w:t>
-      </w:r>
-      <w:r>
-        <w:t xml:space="preserve">queriam aprender </w:t>
-      </w:r>
-      <w:r>
-        <w:t xml:space="preserve">a sabedoria e </w:t>
-      </w:r>
-      <w:r>
-        <w:t xml:space="preserve">as </w:t>
-      </w:r>
-      <w:r>
-        <w:t xml:space="preserve">histórias contidas em cada uma dessas peças. A partir desse legado, desenvolveram um sistema filosófico, </w:t>
-      </w:r>
-      <w:r>
-        <w:t xml:space="preserve">ético, </w:t>
-      </w:r>
-      <w:r>
-        <w:t>e um sistema legislativo</w:t>
-      </w:r>
-      <w:r>
-        <w:t xml:space="preserve">, que possibilitasse num futuro remoto </w:t>
-      </w:r>
-      <w:r>
-        <w:t xml:space="preserve">a elevação </w:t>
-      </w:r>
-      <w:r>
-        <w:t>de toda civilização par</w:t>
-      </w:r>
-      <w:r>
-        <w:t>a estados superiores. Eles d</w:t>
-      </w:r>
-      <w:r>
-        <w:t xml:space="preserve">esenvolveram </w:t>
-      </w:r>
-      <w:r>
-        <w:t>técnicas</w:t>
-      </w:r>
-      <w:r>
-        <w:t xml:space="preserve"> </w:t>
+        <w:t xml:space="preserve">Os reis não se opuseram em nenhum momento, que os povos que juntassem em casamento. </w:t>
+      </w:r>
+    </w:p>
+    <w:p/>
+    <w:p>
+      <w:r>
+        <w:t xml:space="preserve">Por séculos, os </w:t>
+      </w:r>
+      <w:r>
+        <w:t xml:space="preserve">sacerdotes e os </w:t>
+      </w:r>
+      <w:r>
+        <w:t xml:space="preserve">patriarcas fenícios passaram o conhecimento da existência da terra vermelha para as gerações subsequentes. E quanto a princesa Europa foi levada cativa pelo touro </w:t>
       </w:r>
       <w:proofErr w:type="spellStart"/>
       <w:r>
-        <w:t>meditacionais</w:t>
+        <w:t>Zuz</w:t>
       </w:r>
       <w:proofErr w:type="spellEnd"/>
       <w:r>
-        <w:t xml:space="preserve"> diversas, exercícios de </w:t>
-      </w:r>
-      <w:r>
-        <w:t xml:space="preserve">respiração, </w:t>
-      </w:r>
-      <w:r>
-        <w:t xml:space="preserve">mantras, </w:t>
-      </w:r>
-      <w:r>
-        <w:t xml:space="preserve">e </w:t>
-      </w:r>
-      <w:r>
-        <w:t>mentalização</w:t>
-      </w:r>
-      <w:r>
-        <w:t xml:space="preserve"> </w:t>
-      </w:r>
-      <w:r>
-        <w:t>de letras sagradas. Estudando as propriedades de diferentes ervas</w:t>
-      </w:r>
-      <w:r>
-        <w:t xml:space="preserve">, ingeriam </w:t>
-      </w:r>
-      <w:r>
-        <w:t xml:space="preserve">chás </w:t>
-      </w:r>
-      <w:r>
-        <w:t xml:space="preserve">e respiravam essências, visando </w:t>
-      </w:r>
-      <w:r>
-        <w:t>atingir estados alterados de consciência</w:t>
-      </w:r>
-      <w:r>
-        <w:t xml:space="preserve">. Se entregaram a esses exercícios com tamanho zelo, que </w:t>
-      </w:r>
-      <w:r>
-        <w:t xml:space="preserve">em </w:t>
-      </w:r>
-      <w:r>
-        <w:t xml:space="preserve">seus </w:t>
-      </w:r>
-      <w:r>
-        <w:t>mentalização de letras sagradas</w:t>
-      </w:r>
-      <w:r>
-        <w:t xml:space="preserve">, </w:t>
-      </w:r>
-      <w:proofErr w:type="gramStart"/>
-      <w:r>
-        <w:t>as mesmas</w:t>
-      </w:r>
-      <w:proofErr w:type="gramEnd"/>
-      <w:r>
-        <w:t xml:space="preserve"> se materializavam diante deles, combinando-se e formando novas palavras e novos conceitos em diferentes línguas. Passadas três gerações </w:t>
-      </w:r>
-      <w:r>
-        <w:t xml:space="preserve">persistindo e </w:t>
-      </w:r>
-      <w:r>
-        <w:t xml:space="preserve">meditando, os chifres </w:t>
-      </w:r>
-      <w:r>
-        <w:t xml:space="preserve">caíram espontaneamente e tiveram permissão de utilizar a telepatia para contactar a nação dos fenícios, que eram os grandes exploradores da época. Eles comunicaram sua intenção, sua sabedoria, e qual era sua localização na terra. Os fenícios os resgataram do interior da terra, e os assentaram em uma das terras que haviam acabado de descobrir, e juntos se tornaram os </w:t>
-      </w:r>
-      <w:r>
-        <w:t>colonizaram a terra vermelha</w:t>
-      </w:r>
-      <w:r>
-        <w:t xml:space="preserve">, os pais </w:t>
-      </w:r>
-      <w:r>
-        <w:t xml:space="preserve">fundadores primordiais da terra. </w:t>
-      </w:r>
-      <w:r>
-        <w:t xml:space="preserve">Juntos eles desenvolveram uma rica civilização que floresceu em plenitude durante séculos, e teria dominado e sobrepujado todo planeta terra não fosse uma maldição inesperada embutida no ar que respiram na terra que floresciam. </w:t>
-      </w:r>
-    </w:p>
-    <w:p/>
-    <w:p>
-      <w:r>
-        <w:t xml:space="preserve">Os fenícios contribuíram </w:t>
-      </w:r>
-      <w:r>
-        <w:t xml:space="preserve">com a engenharia e arquitetura da construção das </w:t>
-      </w:r>
-      <w:r>
-        <w:t xml:space="preserve">cidades, </w:t>
-      </w:r>
-      <w:r>
-        <w:t xml:space="preserve">com intricados sistemas </w:t>
-      </w:r>
-      <w:r>
-        <w:t xml:space="preserve">ruas, </w:t>
-      </w:r>
-      <w:r>
-        <w:t>sistema de navegação</w:t>
-      </w:r>
-      <w:r>
-        <w:t>, de onde traziam mercadorias e matéria prima de toda Terra</w:t>
-      </w:r>
-      <w:r>
-        <w:t xml:space="preserve">.  </w:t>
-      </w:r>
-      <w:r>
-        <w:t xml:space="preserve">Os </w:t>
-      </w:r>
-      <w:proofErr w:type="spellStart"/>
-      <w:r>
-        <w:t>satanim</w:t>
-      </w:r>
-      <w:proofErr w:type="spellEnd"/>
-      <w:r>
-        <w:t xml:space="preserve"> e </w:t>
-      </w:r>
-      <w:proofErr w:type="spellStart"/>
-      <w:r>
-        <w:t>lilitot</w:t>
-      </w:r>
-      <w:proofErr w:type="spellEnd"/>
-      <w:r>
-        <w:t xml:space="preserve"> contribuíram com o sofisticado sistema ético, moral e filosófico, além disso, devido a sua resistência física, cooperavam na construção das cidades e rodovias.  </w:t>
-      </w:r>
-      <w:r>
-        <w:t xml:space="preserve">Na distante terra vermelha, os fenícios deram suas filhas em </w:t>
-      </w:r>
-      <w:proofErr w:type="spellStart"/>
-      <w:r>
-        <w:t>em</w:t>
-      </w:r>
-      <w:proofErr w:type="spellEnd"/>
-      <w:r>
-        <w:t xml:space="preserve"> casamento para os </w:t>
-      </w:r>
-      <w:proofErr w:type="spellStart"/>
-      <w:r>
-        <w:t>satanim</w:t>
-      </w:r>
-      <w:proofErr w:type="spellEnd"/>
-      <w:r>
-        <w:t xml:space="preserve"> e pegaram as </w:t>
-      </w:r>
-      <w:proofErr w:type="spellStart"/>
-      <w:r>
-        <w:t>lilitot</w:t>
-      </w:r>
-      <w:proofErr w:type="spellEnd"/>
-      <w:r>
-        <w:t xml:space="preserve"> como mulheres para os seus próprios filhos, e assim se fundiram em um único povo. </w:t>
-      </w:r>
-    </w:p>
-    <w:p/>
-    <w:p>
-      <w:r>
-        <w:t>No mar mediterrâneo, a família real fenícia acompanhava</w:t>
-      </w:r>
-      <w:r>
-        <w:t xml:space="preserve"> de longe o</w:t>
-      </w:r>
-      <w:r>
-        <w:t xml:space="preserve">s desenvolvimentos e novidades da </w:t>
-      </w:r>
-      <w:r>
-        <w:t xml:space="preserve">nova </w:t>
-      </w:r>
-      <w:r>
-        <w:t xml:space="preserve">e distante </w:t>
-      </w:r>
-      <w:r>
-        <w:t>civilização</w:t>
-      </w:r>
-      <w:r>
-        <w:t xml:space="preserve">, que florescia do outro lado do mundo. A realeza fenícia acreditava que </w:t>
-      </w:r>
-      <w:r>
-        <w:t xml:space="preserve">os </w:t>
-      </w:r>
-      <w:proofErr w:type="spellStart"/>
-      <w:r>
-        <w:t>satanim</w:t>
-      </w:r>
-      <w:proofErr w:type="spellEnd"/>
-      <w:r>
-        <w:t xml:space="preserve"> e as </w:t>
-      </w:r>
-      <w:proofErr w:type="spellStart"/>
-      <w:r>
-        <w:t>lilitot</w:t>
-      </w:r>
-      <w:proofErr w:type="spellEnd"/>
-      <w:r>
-        <w:t xml:space="preserve"> se elevariam</w:t>
-      </w:r>
-      <w:r>
-        <w:t xml:space="preserve"> ainda mais, e se estabeleceram </w:t>
-      </w:r>
-      <w:r>
-        <w:t xml:space="preserve">como habitante dignos do </w:t>
-      </w:r>
-      <w:r>
-        <w:t>planeta Terra</w:t>
-      </w:r>
-      <w:r>
-        <w:t xml:space="preserve">. </w:t>
-      </w:r>
-      <w:r>
-        <w:t xml:space="preserve">Os reis não se opuseram em nenhum momento, que os povos que juntassem em casamento. </w:t>
-      </w:r>
-    </w:p>
-    <w:p/>
-    <w:p>
-      <w:r>
-        <w:t xml:space="preserve">Por séculos, os patriarcas reais fenícios passaram o conhecimento da existência da terra vermelha para as gerações subsequentes. E quanto a princesa Europa foi levada cativa pelo touro </w:t>
-      </w:r>
-      <w:proofErr w:type="spellStart"/>
-      <w:r>
-        <w:t>Zuz</w:t>
-      </w:r>
-      <w:proofErr w:type="spellEnd"/>
-      <w:r>
         <w:t xml:space="preserve">, ela passou esse conhecimento para </w:t>
       </w:r>
       <w:r>
@@ -1500,7 +2157,6 @@
         <w:t xml:space="preserve">finalmente </w:t>
       </w:r>
       <w:r>
-        <w:lastRenderedPageBreak/>
         <w:t xml:space="preserve">partiram em direção ao oceano infinito, os reis </w:t>
       </w:r>
       <w:r>
@@ -1625,76 +2281,241 @@
     </w:p>
     <w:p/>
     <w:p>
-      <w:r>
-        <w:t xml:space="preserve">Existe a possibilidade da Anomalia do Atlântico Sul (AAS) ter afetado a terra vermelha, além de sistemas de satélites que sobrevoam essa terra? Movimento aleatórios do magma em profundezas subterrâneas da Terra capazes de tornar o campo magnético particularmente mais fraco, em comparação a outras áreas ao redor. </w:t>
-      </w:r>
+      <w:pPr>
+        <w:rPr>
+          <w:b/>
+          <w:bCs/>
+        </w:rPr>
+      </w:pPr>
     </w:p>
     <w:p>
-      <w:r>
-        <w:t>A e</w:t>
+      <w:pPr>
+        <w:rPr>
+          <w:b/>
+          <w:bCs/>
+        </w:rPr>
+      </w:pPr>
+      <w:r>
+        <w:t>E</w:t>
+      </w:r>
+      <w:r>
+        <w:t xml:space="preserve">spirais mnemônicas </w:t>
+      </w:r>
+      <w:r>
+        <w:t xml:space="preserve">são esquemas que </w:t>
+      </w:r>
+      <w:r>
+        <w:t xml:space="preserve">ajudam a lembrar informações complexas. </w:t>
+      </w:r>
+      <w:r>
+        <w:t xml:space="preserve">Visualização de imagens, histórias, ritmos e acrônimos envolvendo elementos comuns entre de uma determinada </w:t>
+      </w:r>
+      <w:r>
+        <w:t xml:space="preserve">informação, </w:t>
+      </w:r>
+      <w:r>
+        <w:t xml:space="preserve">pode facilitar </w:t>
+      </w:r>
+      <w:r>
+        <w:t>a recuperação dessa informação posteriormente</w:t>
+      </w:r>
+      <w:r>
+        <w:rPr>
+          <w:b/>
+          <w:bCs/>
+        </w:rPr>
+        <w:t xml:space="preserve">. </w:t>
+      </w:r>
+    </w:p>
+    <w:p>
+      <w:r>
+        <w:t xml:space="preserve">Espirais de magma no centro da Terra podem ter contribuído para o apagão de memória coletivo dos habitantes de terra vermelha. </w:t>
+      </w:r>
+    </w:p>
+    <w:p/>
+    <w:p>
+      <w:r>
+        <w:t xml:space="preserve">Começamos pela </w:t>
+      </w:r>
+      <w:r>
+        <w:t>e</w:t>
       </w:r>
       <w:r>
         <w:t>strutura interna em camadas</w:t>
       </w:r>
       <w:r>
-        <w:t xml:space="preserve"> do planeta Terra começa com a </w:t>
-      </w:r>
-      <w:r>
-        <w:t xml:space="preserve">Crosta, </w:t>
-      </w:r>
-      <w:r>
-        <w:t xml:space="preserve">a </w:t>
-      </w:r>
-      <w:r>
-        <w:t xml:space="preserve">camada sólida em que vivemos. </w:t>
-      </w:r>
-      <w:r>
-        <w:t xml:space="preserve">Abaixo da crosta </w:t>
-      </w:r>
-      <w:r>
-        <w:t xml:space="preserve">há uma camada viscosa denominada Manto, que contém magma em movimento. </w:t>
-      </w:r>
-      <w:r>
-        <w:t xml:space="preserve">Em seguida, existe </w:t>
-      </w:r>
-      <w:r>
-        <w:t xml:space="preserve">o núcleo externo </w:t>
+        <w:t xml:space="preserve"> do planeta Terra</w:t>
+      </w:r>
+      <w:r>
+        <w:t xml:space="preserve">, conhecida como </w:t>
+      </w:r>
+      <w:r>
+        <w:t>Crosta</w:t>
+      </w:r>
+      <w:r>
+        <w:t xml:space="preserve">. Essa é a </w:t>
+      </w:r>
+      <w:r>
+        <w:t>camada sólida em que vivemos</w:t>
+      </w:r>
+      <w:r>
+        <w:t xml:space="preserve"> orgulhosamente. É onde reencarnamos cometendo seguidamente os mesmos erros, ignorando orgulhosamente a realidade das camadas inferiores da Terra, e que inexatamente afetam nosso comportamento ao longo dos séculos</w:t>
+      </w:r>
+      <w:r>
+        <w:t xml:space="preserve">. </w:t>
+      </w:r>
+      <w:r>
+        <w:t xml:space="preserve">Abaixo da </w:t>
+      </w:r>
+      <w:r>
+        <w:t>C</w:t>
+      </w:r>
+      <w:r>
+        <w:t xml:space="preserve">rosta </w:t>
+      </w:r>
+      <w:r>
+        <w:t xml:space="preserve">há uma camada </w:t>
+      </w:r>
+      <w:r>
+        <w:t xml:space="preserve">de magma em movimento, </w:t>
+      </w:r>
+      <w:r>
+        <w:t xml:space="preserve">denominada Manto. </w:t>
+      </w:r>
+      <w:r>
+        <w:t xml:space="preserve">Descendo ainda mais, encontra-se </w:t>
+      </w:r>
+      <w:r>
+        <w:t xml:space="preserve">o </w:t>
+      </w:r>
+      <w:bookmarkStart w:id="0" w:name="_Hlk195556677"/>
+      <w:r>
+        <w:t>N</w:t>
+      </w:r>
+      <w:r>
+        <w:t xml:space="preserve">úcleo </w:t>
+      </w:r>
+      <w:r>
+        <w:t>E</w:t>
+      </w:r>
+      <w:r>
+        <w:t xml:space="preserve">xterno </w:t>
+      </w:r>
+      <w:r>
+        <w:t>L</w:t>
+      </w:r>
+      <w:r>
+        <w:t>íquido</w:t>
+      </w:r>
+      <w:bookmarkEnd w:id="0"/>
+      <w:r>
+        <w:t xml:space="preserve">. É aqui que se origina </w:t>
+      </w:r>
+      <w:r>
+        <w:t xml:space="preserve">ocorre a anomalia </w:t>
+      </w:r>
+      <w:r>
+        <w:t xml:space="preserve">magnética que tanto </w:t>
+      </w:r>
+      <w:r>
+        <w:t xml:space="preserve">afeta </w:t>
+      </w:r>
+      <w:r>
+        <w:t xml:space="preserve">os habitantes da </w:t>
+      </w:r>
+      <w:r>
+        <w:t xml:space="preserve">aterra vermelha. </w:t>
+      </w:r>
+      <w:r>
+        <w:t>O N</w:t>
+      </w:r>
+      <w:r>
+        <w:t xml:space="preserve">úcleo </w:t>
+      </w:r>
+      <w:r>
+        <w:t>E</w:t>
+      </w:r>
+      <w:r>
+        <w:t xml:space="preserve">xterno </w:t>
+      </w:r>
+      <w:r>
+        <w:t xml:space="preserve">Líquido </w:t>
+      </w:r>
+      <w:r>
+        <w:t xml:space="preserve">é </w:t>
+      </w:r>
+      <w:r>
+        <w:t xml:space="preserve">composto </w:t>
+      </w:r>
+      <w:r>
+        <w:t xml:space="preserve">por </w:t>
+      </w:r>
+      <w:r>
+        <w:t>ferro e níquel</w:t>
+      </w:r>
+      <w:r>
+        <w:t>, superaquecidos</w:t>
+      </w:r>
+      <w:r>
+        <w:t xml:space="preserve">, </w:t>
+      </w:r>
+      <w:r>
+        <w:t>em estado</w:t>
+      </w:r>
+      <w:r>
+        <w:t xml:space="preserve"> </w:t>
       </w:r>
       <w:r>
         <w:t>líquido</w:t>
       </w:r>
       <w:r>
-        <w:t>,</w:t>
-      </w:r>
-      <w:r>
-        <w:t xml:space="preserve"> onde ocorre a anomalia que afeta aterra vermelha. Este </w:t>
-      </w:r>
-      <w:r>
-        <w:t xml:space="preserve">núcleo externo </w:t>
-      </w:r>
-      <w:r>
-        <w:t xml:space="preserve">é </w:t>
-      </w:r>
-      <w:r>
-        <w:t xml:space="preserve">composto de ferro e níquel </w:t>
-      </w:r>
-      <w:r>
-        <w:t xml:space="preserve">em estados </w:t>
-      </w:r>
-      <w:r>
-        <w:t>líquidos, superquente e em constante movimento.</w:t>
-      </w:r>
-      <w:r>
-        <w:t xml:space="preserve"> Ferro é o mesmo elemento que responsável pela vermelhidão da terra. E finalmente, </w:t>
-      </w:r>
-      <w:r>
-        <w:t xml:space="preserve">há </w:t>
-      </w:r>
-      <w:r>
-        <w:t>o n</w:t>
-      </w:r>
-      <w:r>
-        <w:t>úcleo interno</w:t>
+        <w:t xml:space="preserve"> </w:t>
+      </w:r>
+      <w:r>
+        <w:t>e em constante movimento.</w:t>
+      </w:r>
+      <w:r>
+        <w:t xml:space="preserve"> </w:t>
+      </w:r>
+    </w:p>
+    <w:p>
+      <w:r>
+        <w:t>Ferro é o mesmo elemento que responsável pela vermelhidão da terra</w:t>
+      </w:r>
+      <w:r>
+        <w:t xml:space="preserve">, mas nunca </w:t>
+      </w:r>
+      <w:r>
+        <w:t xml:space="preserve">soubemos quais as cores que ferro possui </w:t>
+      </w:r>
+      <w:r>
+        <w:t xml:space="preserve">no calor intenso do </w:t>
+      </w:r>
+      <w:r>
+        <w:t>Núcleo Externo Líquido</w:t>
+      </w:r>
+      <w:r>
+        <w:t xml:space="preserve">. </w:t>
+      </w:r>
+    </w:p>
+    <w:p>
+      <w:r>
+        <w:t xml:space="preserve">Após essa camada, há ainda </w:t>
+      </w:r>
+      <w:r>
+        <w:t xml:space="preserve">o </w:t>
+      </w:r>
+      <w:r>
+        <w:t>N</w:t>
+      </w:r>
+      <w:r>
+        <w:t xml:space="preserve">úcleo </w:t>
+      </w:r>
+      <w:r>
+        <w:t>I</w:t>
+      </w:r>
+      <w:r>
+        <w:t>nterno</w:t>
       </w:r>
       <w:r>
         <w:t xml:space="preserve">, também formada de </w:t>
@@ -1703,7 +2524,13 @@
         <w:t>ferro e níquel</w:t>
       </w:r>
       <w:r>
-        <w:t xml:space="preserve">, mas em estado solido. Mesmo estando submetidos </w:t>
+        <w:t xml:space="preserve">, mas em estado solido. </w:t>
+      </w:r>
+      <w:r>
+        <w:t>E m</w:t>
+      </w:r>
+      <w:r>
+        <w:t xml:space="preserve">esmo estando submetidos </w:t>
       </w:r>
       <w:r>
         <w:t>altíssimas</w:t>
@@ -1715,7 +2542,10 @@
         <w:t xml:space="preserve">, </w:t>
       </w:r>
       <w:r>
-        <w:t xml:space="preserve">esses </w:t>
+        <w:t xml:space="preserve">provavelmente ainda mais extremas </w:t>
+      </w:r>
+      <w:r>
+        <w:t xml:space="preserve">que no Núcleo Externo, mesmo assim </w:t>
       </w:r>
       <w:r>
         <w:t>permanec</w:t>
@@ -1724,10 +2554,13 @@
         <w:t xml:space="preserve">em </w:t>
       </w:r>
       <w:r>
-        <w:t xml:space="preserve">em estado solido </w:t>
-      </w:r>
-      <w:r>
-        <w:t xml:space="preserve">por causa da </w:t>
+        <w:t xml:space="preserve">teimosamente </w:t>
+      </w:r>
+      <w:r>
+        <w:t>em estado solido</w:t>
+      </w:r>
+      <w:r>
+        <w:t xml:space="preserve">, provavelmente pela </w:t>
       </w:r>
       <w:r>
         <w:t xml:space="preserve">forte </w:t>
@@ -1741,11 +2574,8 @@
       <w:r>
         <w:t>.</w:t>
       </w:r>
-    </w:p>
-    <w:p/>
-    <w:p>
-      <w:r>
-        <w:t>O núcleo externo está a cerca de 3.000 km de profundidade e atinge temperaturas de até 6.000</w:t>
+      <w:r>
+        <w:t xml:space="preserve"> Localizado a cerca de 3.000 km de profundidade em relação à Crosta, estima-se que as temperaturas atingem até 6.000</w:t>
       </w:r>
       <w:r>
         <w:rPr>
@@ -1760,17 +2590,70 @@
         <w:t>°</w:t>
       </w:r>
       <w:r>
-        <w:t xml:space="preserve">C. O calor vindo do núcleo interno sólido provoca correntes de convecção — o líquido quente sobe, esfria, e desce novamente, num ciclo contínuo. Nesse </w:t>
-      </w:r>
-      <w:r>
-        <w:t xml:space="preserve">núcleo, o </w:t>
-      </w:r>
-      <w:r>
-        <w:lastRenderedPageBreak/>
+        <w:t xml:space="preserve">C. </w:t>
+      </w:r>
+    </w:p>
+    <w:p/>
+    <w:p>
+      <w:r>
+        <w:t xml:space="preserve">O calor vindo do </w:t>
+      </w:r>
+      <w:r>
+        <w:t>N</w:t>
+      </w:r>
+      <w:r>
+        <w:t xml:space="preserve">úcleo </w:t>
+      </w:r>
+      <w:r>
+        <w:t>I</w:t>
+      </w:r>
+      <w:r>
+        <w:t xml:space="preserve">nterno </w:t>
+      </w:r>
+      <w:r>
+        <w:t>S</w:t>
+      </w:r>
+      <w:r>
+        <w:t xml:space="preserve">ólido </w:t>
+      </w:r>
+      <w:r>
+        <w:t xml:space="preserve">gera </w:t>
+      </w:r>
+      <w:r>
+        <w:t>as correntes de convecção</w:t>
+      </w:r>
+      <w:r>
+        <w:t xml:space="preserve">. O magma </w:t>
+      </w:r>
+      <w:r>
+        <w:t xml:space="preserve">líquido </w:t>
+      </w:r>
+      <w:r>
+        <w:t xml:space="preserve">e </w:t>
+      </w:r>
+      <w:r>
+        <w:t xml:space="preserve">quente sobe, esfria, e desce novamente, num ciclo contínuo. E </w:t>
+      </w:r>
+      <w:r>
+        <w:t xml:space="preserve">o </w:t>
+      </w:r>
+      <w:r>
         <w:t xml:space="preserve">movimento de rotação da Terra </w:t>
       </w:r>
       <w:r>
-        <w:t xml:space="preserve">interage com as correntes de convenção, fazendo emergir espirais de ferro incandescente terríveis, num fenômeno chamado força de </w:t>
+        <w:t xml:space="preserve">interage com as correntes de convenção, fazendo emergir </w:t>
+      </w:r>
+      <w:r>
+        <w:t xml:space="preserve">as </w:t>
+      </w:r>
+      <w:r>
+        <w:t xml:space="preserve">espirais de ferro </w:t>
+      </w:r>
+      <w:r>
+        <w:t xml:space="preserve">líquido e </w:t>
+      </w:r>
+      <w:r>
+        <w:t xml:space="preserve">força de </w:t>
       </w:r>
       <w:proofErr w:type="spellStart"/>
       <w:r>
@@ -1780,117 +2663,151 @@
       <w:r>
         <w:t xml:space="preserve">. </w:t>
       </w:r>
-      <w:r>
-        <w:t>Ninguém jamais viu esses redemoinhos, mas imagino que sejam de vermelho incandescente</w:t>
-      </w:r>
-      <w:r>
-        <w:t>, e que emitam ruídos hipnotizantes</w:t>
-      </w:r>
-      <w:r>
-        <w:t xml:space="preserve">. Esses redemoinhos são parte essencial do </w:t>
-      </w:r>
-      <w:proofErr w:type="spellStart"/>
-      <w:r>
-        <w:t>geodínamo</w:t>
-      </w:r>
-      <w:proofErr w:type="spellEnd"/>
-      <w:r>
-        <w:t>, o processo que gera o campo magnético da Terra.</w:t>
-      </w:r>
-      <w:r>
-        <w:t xml:space="preserve"> Quando o ferro líquido do núcleo externo se move por convecção, devido ao calor, a rotação da Terra atua criando a chamada força de </w:t>
-      </w:r>
-      <w:proofErr w:type="spellStart"/>
-      <w:r>
-        <w:t>Coriolis</w:t>
-      </w:r>
-      <w:proofErr w:type="spellEnd"/>
-      <w:r>
-        <w:t xml:space="preserve">. Essa força faz com que os fluxos de ferro líquido se organizem em movimentos espirais. Esses redemoinhos que se formal no núcleo externo líquido são chamados de Turbulência </w:t>
-      </w:r>
-      <w:proofErr w:type="spellStart"/>
-      <w:r>
-        <w:t>magnetohidrodinâmica</w:t>
-      </w:r>
-      <w:proofErr w:type="spellEnd"/>
-      <w:r>
-        <w:t xml:space="preserve"> ou Vórtices </w:t>
-      </w:r>
-      <w:proofErr w:type="spellStart"/>
-      <w:r>
-        <w:t>magnetohidrodinâmicos</w:t>
-      </w:r>
-      <w:proofErr w:type="spellEnd"/>
-      <w:r>
-        <w:t>, o movimento do ferro líquido influenciado por calor, magnetismo e rotação.</w:t>
+    </w:p>
+    <w:p/>
+    <w:p>
+      <w:r>
+        <w:t xml:space="preserve">Ninguém jamais viu esses redemoinhos, </w:t>
+      </w:r>
+      <w:r>
+        <w:t>e mal consigo imaginar as possíveis cores emitidas pelo ferro incandescente e estado líquido</w:t>
+      </w:r>
+      <w:r>
+        <w:t xml:space="preserve">, </w:t>
+      </w:r>
+      <w:r>
+        <w:t xml:space="preserve">e os </w:t>
+      </w:r>
+      <w:r>
+        <w:t>ruídos hipnotizantes</w:t>
+      </w:r>
+      <w:r>
+        <w:t xml:space="preserve"> ensurdecedores que emitem esses moinhos</w:t>
+      </w:r>
+      <w:r>
+        <w:t xml:space="preserve">. </w:t>
       </w:r>
     </w:p>
     <w:p>
       <w:r>
-        <w:t>Surgem as Colunas de Taylor, estruturas em forma de colunas alongadas que se formam paralelamente ao eixo de rotação da Terra, como redemoinhos verticais de ferro líquido. São essenciais para manter a estabilidade do campo magnético. Mas Instabilidades rotacionais ocorrem quando esses fluxos ficam caóticos ou mudam de padrão.</w:t>
+        <w:t xml:space="preserve">Esses redemoinhos </w:t>
+      </w:r>
+      <w:r>
+        <w:t xml:space="preserve">fazem </w:t>
+      </w:r>
+      <w:r>
+        <w:t xml:space="preserve">parte </w:t>
+      </w:r>
+      <w:r>
+        <w:t>d</w:t>
+      </w:r>
+      <w:r>
+        <w:t>o processo que gera o campo magnético da Terra</w:t>
+      </w:r>
+      <w:r>
+        <w:t xml:space="preserve">, denominado </w:t>
+      </w:r>
+      <w:proofErr w:type="spellStart"/>
+      <w:r>
+        <w:t>geodínamo</w:t>
+      </w:r>
+      <w:proofErr w:type="spellEnd"/>
+      <w:r>
+        <w:t>.</w:t>
+      </w:r>
+      <w:r>
+        <w:t xml:space="preserve"> </w:t>
+      </w:r>
+      <w:r>
+        <w:t xml:space="preserve">A combinação do calor </w:t>
+      </w:r>
+      <w:proofErr w:type="spellStart"/>
+      <w:r>
+        <w:t>extermos</w:t>
+      </w:r>
+      <w:proofErr w:type="spellEnd"/>
+      <w:r>
+        <w:t xml:space="preserve"> e do movimento de rotação da </w:t>
+      </w:r>
+      <w:r>
+        <w:lastRenderedPageBreak/>
+        <w:t xml:space="preserve">terra movimentam o </w:t>
+      </w:r>
+      <w:r>
+        <w:t xml:space="preserve">ferro líquido do núcleo externo, criando a força de </w:t>
+      </w:r>
+      <w:proofErr w:type="spellStart"/>
+      <w:r>
+        <w:t>Coriolis</w:t>
+      </w:r>
+      <w:proofErr w:type="spellEnd"/>
+      <w:r>
+        <w:t xml:space="preserve">. Essa força faz com que os fluxos de ferro líquido se organizem em movimentos espirais. Esses redemoinhos que se formal no núcleo externo líquido são chamados de Turbulência </w:t>
+      </w:r>
+      <w:proofErr w:type="spellStart"/>
+      <w:r>
+        <w:t>magnetohidrodinâmica</w:t>
+      </w:r>
+      <w:proofErr w:type="spellEnd"/>
+      <w:r>
+        <w:t xml:space="preserve"> ou Vórtices </w:t>
+      </w:r>
+      <w:proofErr w:type="spellStart"/>
+      <w:r>
+        <w:t>magnetohidrodinâmicos</w:t>
+      </w:r>
+      <w:proofErr w:type="spellEnd"/>
+      <w:r>
+        <w:t>, o movimento do ferro líquido influenciado por calor, magnetismo e rotação.</w:t>
+      </w:r>
+      <w:r>
+        <w:t xml:space="preserve"> A</w:t>
+      </w:r>
+      <w:r>
+        <w:t xml:space="preserve">s </w:t>
+      </w:r>
+      <w:r>
+        <w:t>c</w:t>
+      </w:r>
+      <w:r>
+        <w:t>olunas de Taylor</w:t>
+      </w:r>
+      <w:r>
+        <w:t xml:space="preserve"> são </w:t>
+      </w:r>
+      <w:r>
+        <w:t xml:space="preserve">estruturas alongadas que se formam paralelamente ao eixo de rotação da Terra, </w:t>
+      </w:r>
+      <w:r>
+        <w:t>e s</w:t>
+      </w:r>
+      <w:r>
+        <w:t>ão essenciais para manter a estabilidade do campo magnético</w:t>
+      </w:r>
+      <w:r>
+        <w:t xml:space="preserve"> da Terra</w:t>
+      </w:r>
+      <w:r>
+        <w:t xml:space="preserve">. </w:t>
       </w:r>
     </w:p>
-    <w:p/>
     <w:p>
       <w:r>
-        <w:t>O ferro líquido em movimento conduz eletricidade. As correntes elétricas em movimento criam campos magnéticos. A interação de milhões desses campos magnéticos gera o campo magnético da Terra, que se estende até o espaço, formando a magnetosfera, que nos protege da radiação solar e dos ventos solares.</w:t>
+        <w:t>O ferro líquido em movimento conduz eletricidade e campos magnéticos. A interação desses campos magnéticos gera o campo magnético da Terra, que se estende até o espaço, formando a magnetosfera, que nos protege da radiação solar e dos ventos solares.</w:t>
       </w:r>
     </w:p>
     <w:p/>
-    <w:p/>
-    <w:p/>
-    <w:p/>
     <w:p>
       <w:r>
-        <w:t xml:space="preserve">Assim, as perturbações nesses </w:t>
-      </w:r>
-      <w:r>
-        <w:t xml:space="preserve">redemoinhos </w:t>
-      </w:r>
-      <w:r>
-        <w:t xml:space="preserve">enfraquecem </w:t>
-      </w:r>
-      <w:r>
-        <w:t>partes do campo magnético</w:t>
-      </w:r>
-      <w:r>
-        <w:t xml:space="preserve">, tal como ocorre </w:t>
-      </w:r>
-      <w:r>
-        <w:t>na Anomalia do Atlântico Sul</w:t>
-      </w:r>
-      <w:r>
-        <w:t xml:space="preserve">. Essas perturbações podem ainda causar a </w:t>
-      </w:r>
-      <w:r>
-        <w:t>migração dos polos magnéticos</w:t>
-      </w:r>
-      <w:r>
-        <w:t xml:space="preserve"> da terra, resultado nas </w:t>
-      </w:r>
-      <w:r>
-        <w:t>inversões geomagnéticas</w:t>
-      </w:r>
-      <w:r>
-        <w:t>, q</w:t>
-      </w:r>
-      <w:r>
-        <w:t xml:space="preserve">uando o </w:t>
-      </w:r>
-      <w:r>
-        <w:t xml:space="preserve">polo </w:t>
-      </w:r>
-      <w:r>
-        <w:t xml:space="preserve">norte vira </w:t>
-      </w:r>
-      <w:r>
-        <w:t xml:space="preserve">para o </w:t>
-      </w:r>
-      <w:r>
-        <w:t>sul</w:t>
-      </w:r>
-      <w:r>
-        <w:t>.</w:t>
+        <w:t xml:space="preserve">Acredita-se esta anomalia está relacionada de alguma forma com uma mancha instável no núcleo da Terra, denominada "ponto fraco” no </w:t>
+      </w:r>
+      <w:proofErr w:type="spellStart"/>
+      <w:r>
+        <w:t>geodínamo</w:t>
+      </w:r>
+      <w:proofErr w:type="spellEnd"/>
+      <w:r>
+        <w:t xml:space="preserve">. Ocultas nas profundidades insondáveis da Terra as instabilidades rotacionais produzem fluxos ficam caóticos que mudam constantemente de padrão. Essas perturbações enfraquecem partes do campo magnético, tal como ocorre na Anomalia do Atlântico Sul, onde se localiza a terra vermelha. </w:t>
       </w:r>
     </w:p>
     <w:p>
@@ -1900,552 +2817,175 @@
           <w:bCs/>
         </w:rPr>
       </w:pPr>
-      <w:r>
+    </w:p>
+    <w:p/>
+    <w:p/>
+    <w:p>
+      <w:r>
+        <w:t xml:space="preserve">O enfraquecimento do </w:t>
+      </w:r>
+      <w:r>
+        <w:t xml:space="preserve">campo magnético </w:t>
+      </w:r>
+      <w:r>
+        <w:t xml:space="preserve">significa que </w:t>
+      </w:r>
+      <w:r>
+        <w:t>partículas solares altamente energéticas</w:t>
+      </w:r>
+      <w:r>
+        <w:t xml:space="preserve"> podem penetrar até a </w:t>
+      </w:r>
+      <w:r>
+        <w:t>superfície terrestre</w:t>
+      </w:r>
+      <w:r>
+        <w:t xml:space="preserve">. </w:t>
+      </w:r>
+      <w:r>
+        <w:t>Satélites e naves espaciais</w:t>
+      </w:r>
+      <w:r>
+        <w:t xml:space="preserve"> navegando sobre a região afetada poderiam interferências e avarias</w:t>
+      </w:r>
+      <w:r>
+        <w:t xml:space="preserve"> eletrônic</w:t>
+      </w:r>
+      <w:r>
+        <w:t>a</w:t>
+      </w:r>
+      <w:r>
+        <w:t>s.</w:t>
+      </w:r>
+      <w:r>
+        <w:t xml:space="preserve"> Sistemas de navegação e comunicações seriam afetados. Os a</w:t>
+      </w:r>
+      <w:r>
+        <w:t xml:space="preserve">stronautas da Estação Espacial Internacional </w:t>
+      </w:r>
+      <w:r>
+        <w:t xml:space="preserve">deveriam evitar a exposição demorada a tal radiação. Mas o que dizer sobre populações inteiras vivendo </w:t>
+      </w:r>
+      <w:r>
+        <w:t>sem a proteção natural do campo magnético da Terra, recebendo constantemente partículas energéticas transportadas através das chuvas solares</w:t>
+      </w:r>
+      <w:r>
+        <w:t>.</w:t>
+      </w:r>
+    </w:p>
+    <w:p/>
+    <w:p>
+      <w:r>
+        <w:t xml:space="preserve">A </w:t>
+      </w:r>
+      <w:r>
+        <w:t xml:space="preserve">Anomalia do Atlântico Sul (AAS) </w:t>
+      </w:r>
+      <w:r>
+        <w:t xml:space="preserve">tem </w:t>
+      </w:r>
+      <w:r>
+        <w:t xml:space="preserve">inclusive </w:t>
+      </w:r>
+      <w:r>
+        <w:t>crescido</w:t>
+      </w:r>
+      <w:r>
+        <w:t xml:space="preserve">, mudando de forma e sinalizando a possibilidade de </w:t>
+      </w:r>
+      <w:r>
+        <w:t>inversão dos polos magnéticos da Terra.</w:t>
+      </w:r>
+    </w:p>
+    <w:p/>
+    <w:p/>
+    <w:p/>
+    <w:p/>
+    <w:p/>
+    <w:p/>
+    <w:p>
+      <w:pPr>
         <w:rPr>
           <w:b/>
           <w:bCs/>
         </w:rPr>
-        <w:t>Cientistas identificaram que existe uma região abaixo da África e do Atlântico Sul, no manto terrestre, chamada de:</w:t>
-      </w:r>
-    </w:p>
-    <w:p>
-      <w:pPr>
+      </w:pPr>
+      <w:r>
         <w:rPr>
           <w:b/>
           <w:bCs/>
         </w:rPr>
-      </w:pPr>
+        <w:t>Amn</w:t>
+      </w:r>
       <w:r>
         <w:rPr>
           <w:b/>
           <w:bCs/>
         </w:rPr>
-        <w:t>LLSVP</w:t>
-      </w:r>
-    </w:p>
-    <w:p>
-      <w:pPr>
+        <w:t>é</w:t>
+      </w:r>
+      <w:r>
         <w:rPr>
           <w:b/>
           <w:bCs/>
         </w:rPr>
-      </w:pPr>
-      <w:r>
-        <w:rPr>
-          <w:b/>
-          <w:bCs/>
-        </w:rPr>
-        <w:t xml:space="preserve">(Large </w:t>
-      </w:r>
-      <w:proofErr w:type="spellStart"/>
-      <w:r>
-        <w:rPr>
-          <w:b/>
-          <w:bCs/>
-        </w:rPr>
-        <w:t>Low</w:t>
-      </w:r>
-      <w:proofErr w:type="spellEnd"/>
-      <w:r>
-        <w:rPr>
-          <w:b/>
-          <w:bCs/>
-        </w:rPr>
-        <w:t xml:space="preserve"> </w:t>
-      </w:r>
-      <w:proofErr w:type="spellStart"/>
-      <w:r>
-        <w:rPr>
-          <w:b/>
-          <w:bCs/>
-        </w:rPr>
-        <w:t>Shear</w:t>
-      </w:r>
-      <w:proofErr w:type="spellEnd"/>
-      <w:r>
-        <w:rPr>
-          <w:b/>
-          <w:bCs/>
-        </w:rPr>
-        <w:t xml:space="preserve"> </w:t>
-      </w:r>
-      <w:proofErr w:type="spellStart"/>
-      <w:r>
-        <w:rPr>
-          <w:b/>
-          <w:bCs/>
-        </w:rPr>
-        <w:t>Velocity</w:t>
-      </w:r>
-      <w:proofErr w:type="spellEnd"/>
-      <w:r>
-        <w:rPr>
-          <w:b/>
-          <w:bCs/>
-        </w:rPr>
-        <w:t xml:space="preserve"> </w:t>
-      </w:r>
-      <w:proofErr w:type="spellStart"/>
-      <w:r>
-        <w:rPr>
-          <w:b/>
-          <w:bCs/>
-        </w:rPr>
-        <w:t>Province</w:t>
-      </w:r>
-      <w:proofErr w:type="spellEnd"/>
-      <w:r>
-        <w:rPr>
-          <w:b/>
-          <w:bCs/>
-        </w:rPr>
-        <w:t xml:space="preserve"> = Província de Baixa Velocidade de Cisalhamento)</w:t>
+        <w:t>sia</w:t>
       </w:r>
     </w:p>
+    <w:p/>
+    <w:p/>
     <w:p>
-      <w:pPr>
-        <w:rPr>
-          <w:b/>
-          <w:bCs/>
-        </w:rPr>
-      </w:pPr>
-      <w:r>
-        <w:rPr>
-          <w:b/>
-          <w:bCs/>
-        </w:rPr>
-        <w:t xml:space="preserve">Esse nome complicado se refere a uma grande massa de rochas anômalas, densas e quentes, localizada acima do núcleo, dentro do manto profundo. Ela pode estar interferindo na dinâmica do ferro líquido no núcleo externo, afetando o </w:t>
-      </w:r>
-      <w:proofErr w:type="spellStart"/>
-      <w:r>
-        <w:rPr>
-          <w:b/>
-          <w:bCs/>
-        </w:rPr>
-        <w:t>geodínamo</w:t>
-      </w:r>
-      <w:proofErr w:type="spellEnd"/>
-      <w:r>
-        <w:rPr>
-          <w:b/>
-          <w:bCs/>
-        </w:rPr>
-        <w:t>.</w:t>
+      <w:r>
+        <w:t>A amn</w:t>
+      </w:r>
+      <w:r>
+        <w:t>é</w:t>
+      </w:r>
+      <w:r>
+        <w:t xml:space="preserve">sia coletiva não é suficiente para explicar a decisão de </w:t>
+      </w:r>
+      <w:r>
+        <w:t xml:space="preserve">apagar </w:t>
+      </w:r>
+      <w:r>
+        <w:t xml:space="preserve">todas </w:t>
+      </w:r>
+      <w:r>
+        <w:t xml:space="preserve">as </w:t>
+      </w:r>
+      <w:r>
+        <w:t>evidências</w:t>
+      </w:r>
+      <w:r>
+        <w:t xml:space="preserve"> d</w:t>
+      </w:r>
+      <w:r>
+        <w:t>o passado</w:t>
+      </w:r>
+      <w:r>
+        <w:t xml:space="preserve"> da terra vermelha</w:t>
+      </w:r>
+      <w:r>
+        <w:t xml:space="preserve">. Quando as chances de sequencialmente destruir e apagar as evidências que sequer lembramos? Talvez tenham decidido apagar a história da terra vermelha, pois simplesmente era por demais trabalhosa de explicar. Explicar a história requeria a evocação de valores nobres, princípios éticos elevados, e achamos mais fácil simplificar tudo. E assim </w:t>
+      </w:r>
+      <w:r>
+        <w:t>todos correram para destruir os artefatos</w:t>
+      </w:r>
+      <w:r>
+        <w:t xml:space="preserve"> encontrados nas ruinas desenterradas da antiga civilização. </w:t>
+      </w:r>
+      <w:r>
+        <w:t xml:space="preserve">Mas as evidências de um passado assustador terrível insistiam em subir à superfície. </w:t>
+      </w:r>
+      <w:r>
+        <w:t xml:space="preserve">Estruturas de pedras, túmulos, mosaicos, murais, esculturas, cerâmicas, moedas, tecidos, joias, adornos, molduras, ferramentas, meios de transporte. Primero surgiram do oceano, propositalmente trazidos pelo grande tsunami tropical que pegou de surpresa a terra vermelha. Após o retorno das águas invasoras, tais artefatos eram encontrados por toda parte. </w:t>
       </w:r>
     </w:p>
     <w:p/>
     <w:p/>
     <w:p/>
-    <w:p>
-      <w:r>
-        <w:lastRenderedPageBreak/>
-        <w:t xml:space="preserve">O movimento </w:t>
-      </w:r>
-      <w:r>
-        <w:t xml:space="preserve">de rotação da terra no </w:t>
-      </w:r>
-      <w:r>
-        <w:t xml:space="preserve">núcleo externo líquido de ferro funciona como um escudo protetor contra partículas carregadas trazidas pelos ventos solares. </w:t>
-      </w:r>
-    </w:p>
-    <w:p/>
-    <w:p>
-      <w:r>
-        <w:t>Acredita-se</w:t>
-      </w:r>
-      <w:r>
-        <w:t xml:space="preserve"> esta anomalia está relacionada de alguma forma com u</w:t>
-      </w:r>
-      <w:r>
-        <w:t>ma mancha instável</w:t>
-      </w:r>
-      <w:r>
-        <w:t xml:space="preserve"> </w:t>
-      </w:r>
-      <w:r>
-        <w:t xml:space="preserve">no núcleo da Terra, </w:t>
-      </w:r>
-      <w:r>
-        <w:t xml:space="preserve">denominada </w:t>
-      </w:r>
-      <w:r>
-        <w:t>"ponto fraco</w:t>
-      </w:r>
-      <w:r>
-        <w:t>” no</w:t>
-      </w:r>
-      <w:r>
-        <w:t xml:space="preserve"> </w:t>
-      </w:r>
-      <w:proofErr w:type="spellStart"/>
-      <w:r>
-        <w:t>geodínamo</w:t>
-      </w:r>
-      <w:proofErr w:type="spellEnd"/>
-      <w:r>
-        <w:t>.</w:t>
-      </w:r>
-      <w:r>
-        <w:t xml:space="preserve"> Talvez esta seja um </w:t>
-      </w:r>
-      <w:r>
-        <w:t xml:space="preserve">comportamento natural do campo magnético, </w:t>
-      </w:r>
-      <w:r>
-        <w:t xml:space="preserve">uma vez que o próprio planeta Terra </w:t>
-      </w:r>
-      <w:r>
-        <w:t>já inverteu de polos</w:t>
-      </w:r>
-      <w:r>
-        <w:t xml:space="preserve"> </w:t>
-      </w:r>
-      <w:r>
-        <w:t>no passado.</w:t>
-      </w:r>
-    </w:p>
-    <w:p/>
-    <w:p>
-      <w:r>
-        <w:t xml:space="preserve">O enfraquecimento do </w:t>
-      </w:r>
-      <w:r>
-        <w:t xml:space="preserve">campo magnético </w:t>
-      </w:r>
-      <w:r>
-        <w:t xml:space="preserve">significa que </w:t>
-      </w:r>
-      <w:r>
-        <w:t>partículas solares altamente energéticas</w:t>
-      </w:r>
-      <w:r>
-        <w:t xml:space="preserve"> podem penetrar até a </w:t>
-      </w:r>
-      <w:r>
-        <w:t>superfície terrestre</w:t>
-      </w:r>
-      <w:r>
-        <w:t xml:space="preserve">. </w:t>
-      </w:r>
-      <w:r>
-        <w:t>Satélites e naves espaciais</w:t>
-      </w:r>
-      <w:r>
-        <w:t xml:space="preserve"> navegando sobre a região afetada poderiam interferências e avarias</w:t>
-      </w:r>
-      <w:r>
-        <w:t xml:space="preserve"> eletrônic</w:t>
-      </w:r>
-      <w:r>
-        <w:t>a</w:t>
-      </w:r>
-      <w:r>
-        <w:t>s.</w:t>
-      </w:r>
-      <w:r>
-        <w:t xml:space="preserve"> Sistemas de navegação e comunicações seriam afetados. Os a</w:t>
-      </w:r>
-      <w:r>
-        <w:t xml:space="preserve">stronautas da Estação Espacial Internacional </w:t>
-      </w:r>
-      <w:r>
-        <w:t xml:space="preserve">deveriam evitar a exposição demorada a tal radiação. Mas o que dizer sobre populações inteiras vivendo </w:t>
-      </w:r>
-      <w:r>
-        <w:t>sem a proteção natural do campo magnético da Terra, recebendo constantemente partículas energéticas transportadas através das chuvas solares</w:t>
-      </w:r>
-      <w:r>
-        <w:t>.</w:t>
-      </w:r>
-    </w:p>
-    <w:p/>
-    <w:p>
-      <w:r>
-        <w:t xml:space="preserve">A </w:t>
-      </w:r>
-      <w:r>
-        <w:t xml:space="preserve">Anomalia do Atlântico Sul (AAS) </w:t>
-      </w:r>
-      <w:r>
-        <w:t xml:space="preserve">tem </w:t>
-      </w:r>
-      <w:r>
-        <w:t xml:space="preserve">inclusive </w:t>
-      </w:r>
-      <w:r>
-        <w:t>crescido</w:t>
-      </w:r>
-      <w:r>
-        <w:t xml:space="preserve">, mudando de forma e sinalizando a possibilidade de </w:t>
-      </w:r>
-      <w:r>
-        <w:t>inversão dos polos magnéticos da Terra.</w:t>
-      </w:r>
-    </w:p>
-    <w:p/>
-    <w:p>
-      <w:pPr>
-        <w:rPr>
-          <w:b/>
-          <w:bCs/>
-        </w:rPr>
-      </w:pPr>
-    </w:p>
-    <w:p>
-      <w:pPr>
-        <w:rPr>
-          <w:b/>
-          <w:bCs/>
-        </w:rPr>
-      </w:pPr>
-    </w:p>
-    <w:p>
-      <w:pPr>
-        <w:rPr>
-          <w:b/>
-          <w:bCs/>
-        </w:rPr>
-      </w:pPr>
-    </w:p>
-    <w:p>
-      <w:pPr>
-        <w:rPr>
-          <w:b/>
-          <w:bCs/>
-        </w:rPr>
-      </w:pPr>
-    </w:p>
-    <w:p>
-      <w:pPr>
-        <w:rPr>
-          <w:b/>
-          <w:bCs/>
-        </w:rPr>
-      </w:pPr>
-    </w:p>
-    <w:p>
-      <w:pPr>
-        <w:rPr>
-          <w:b/>
-          <w:bCs/>
-        </w:rPr>
-      </w:pPr>
-    </w:p>
-    <w:p>
-      <w:pPr>
-        <w:rPr>
-          <w:b/>
-          <w:bCs/>
-        </w:rPr>
-      </w:pPr>
-      <w:r>
-        <w:rPr>
-          <w:b/>
-          <w:bCs/>
-        </w:rPr>
-        <w:br/>
-      </w:r>
-    </w:p>
-    <w:p>
-      <w:pPr>
-        <w:rPr>
-          <w:b/>
-          <w:bCs/>
-        </w:rPr>
-      </w:pPr>
-    </w:p>
-    <w:p>
-      <w:pPr>
-        <w:rPr>
-          <w:b/>
-          <w:bCs/>
-        </w:rPr>
-      </w:pPr>
-      <w:r>
-        <w:rPr>
-          <w:b/>
-          <w:bCs/>
-        </w:rPr>
-        <w:t>Fim</w:t>
-      </w:r>
-    </w:p>
-    <w:p/>
-    <w:p/>
-    <w:p/>
-    <w:p>
-      <w:r>
-        <w:t xml:space="preserve">Nunca entenderemos realmente </w:t>
-      </w:r>
-      <w:r>
-        <w:t xml:space="preserve">por que decidiram apagar </w:t>
-      </w:r>
-      <w:r>
-        <w:t xml:space="preserve">as </w:t>
-      </w:r>
-      <w:proofErr w:type="gramStart"/>
-      <w:r>
-        <w:t>evidencias</w:t>
-      </w:r>
-      <w:proofErr w:type="gramEnd"/>
-      <w:r>
-        <w:t xml:space="preserve"> d</w:t>
-      </w:r>
-      <w:r>
-        <w:t>o passado</w:t>
-      </w:r>
-      <w:r>
-        <w:t xml:space="preserve"> da terra vermelha</w:t>
-      </w:r>
-      <w:r>
-        <w:t xml:space="preserve">. Talvez todos tenham sido simultaneamente atingidos pela amnesia coletiva. E assim, nada precisou realmente ser apagado. Mas quando surgiram as primeiras evidências de um passado assustador terrível, todos correram para destruir os </w:t>
-      </w:r>
-      <w:r>
-        <w:lastRenderedPageBreak/>
-        <w:t>artefatos</w:t>
-      </w:r>
-      <w:r>
-        <w:t xml:space="preserve"> encontrados nas ruinas desenterradas da antiga civilização. Estruturas de pedras, túmulos, mosaicos, murais, esculturas, cerâmicas, moedas, tecidos, joias, adornos, molduras, ferramentas, meios de transporte. Primero surgiram do oceano, propositalmente trazidos pelo grande tsunami tropical que pegou de surpresa a terra vermelha. Após o retorno das águas invasoras, tais artefatos eram encontrados por toda parte. </w:t>
-      </w:r>
-    </w:p>
-    <w:p/>
-    <w:p/>
-    <w:p/>
-    <w:p/>
-    <w:p/>
-    <w:p>
-      <w:pPr>
-        <w:rPr>
-          <w:b/>
-          <w:bCs/>
-        </w:rPr>
-      </w:pPr>
-    </w:p>
-    <w:p>
-      <w:pPr>
-        <w:rPr>
-          <w:b/>
-          <w:bCs/>
-        </w:rPr>
-      </w:pPr>
-      <w:r>
-        <w:rPr>
-          <w:b/>
-          <w:bCs/>
-        </w:rPr>
-        <w:t>As espirais mnemônicas são técnicas de memorização que ajudam a lembrar informações complexas de forma mais eficiente. Elas envolvem a criação de associações entre os dados a serem memorizados e elementos familiares, como imagens, histórias, rimas ou acrônimos</w:t>
-      </w:r>
-      <w:hyperlink r:id="rId8" w:history="1">
-        <w:r>
-          <w:rPr>
-            <w:rStyle w:val="Hyperlink"/>
-            <w:b/>
-            <w:bCs/>
-          </w:rPr>
-          <w:t>[1]</w:t>
-        </w:r>
-      </w:hyperlink>
-      <w:hyperlink r:id="rId9" w:history="1">
-        <w:r>
-          <w:rPr>
-            <w:rStyle w:val="Hyperlink"/>
-            <w:b/>
-            <w:bCs/>
-          </w:rPr>
-          <w:t>[2]</w:t>
-        </w:r>
-      </w:hyperlink>
-      <w:r>
-        <w:rPr>
-          <w:b/>
-          <w:bCs/>
-        </w:rPr>
-        <w:t>.</w:t>
-      </w:r>
-    </w:p>
-    <w:p>
-      <w:pPr>
-        <w:rPr>
-          <w:b/>
-          <w:bCs/>
-        </w:rPr>
-      </w:pPr>
-      <w:r>
-        <w:rPr>
-          <w:b/>
-          <w:bCs/>
-        </w:rPr>
-        <w:t>Por exemplo, você pode usar uma história ou imagem mental para associar diferentes partes de uma informação, facilitando a recuperação dessa informação posteriormente</w:t>
-      </w:r>
-      <w:hyperlink r:id="rId10" w:history="1">
-        <w:r>
-          <w:rPr>
-            <w:rStyle w:val="Hyperlink"/>
-            <w:b/>
-            <w:bCs/>
-          </w:rPr>
-          <w:t>[1]</w:t>
-        </w:r>
-      </w:hyperlink>
-      <w:hyperlink r:id="rId11" w:history="1">
-        <w:r>
-          <w:rPr>
-            <w:rStyle w:val="Hyperlink"/>
-            <w:b/>
-            <w:bCs/>
-          </w:rPr>
-          <w:t>[2]</w:t>
-        </w:r>
-      </w:hyperlink>
-      <w:r>
-        <w:rPr>
-          <w:b/>
-          <w:bCs/>
-        </w:rPr>
-        <w:t>. Essas técnicas são amplamente utilizadas em diversas áreas, como educação, medicina, música e informática</w:t>
-      </w:r>
-      <w:hyperlink r:id="rId12" w:history="1">
-        <w:r>
-          <w:rPr>
-            <w:rStyle w:val="Hyperlink"/>
-            <w:b/>
-            <w:bCs/>
-          </w:rPr>
-          <w:t>[1]</w:t>
-        </w:r>
-      </w:hyperlink>
-      <w:hyperlink r:id="rId13" w:history="1">
-        <w:r>
-          <w:rPr>
-            <w:rStyle w:val="Hyperlink"/>
-            <w:b/>
-            <w:bCs/>
-          </w:rPr>
-          <w:t>[2]</w:t>
-        </w:r>
-      </w:hyperlink>
-      <w:r>
-        <w:rPr>
-          <w:b/>
-          <w:bCs/>
-        </w:rPr>
-        <w:t>.</w:t>
-      </w:r>
-    </w:p>
-    <w:p>
-      <w:pPr>
-        <w:rPr>
-          <w:b/>
-          <w:bCs/>
-        </w:rPr>
-      </w:pPr>
-      <w:r>
-        <w:rPr>
-          <w:b/>
-          <w:bCs/>
-        </w:rPr>
-        <w:t>Você gostaria de saber mais sobre algum tipo específico de técnica mnemônica?</w:t>
-      </w:r>
-    </w:p>
+    <w:p/>
+    <w:p/>
     <w:p/>
     <w:p/>
     <w:p/>
@@ -2462,7 +3002,7 @@
       </w:r>
       <w:proofErr w:type="spellStart"/>
       <w:r>
-        <w:t>satanim</w:t>
+        <w:t>shedim</w:t>
       </w:r>
       <w:proofErr w:type="spellEnd"/>
       <w:r>
@@ -2493,7 +3033,7 @@
       </w:r>
       <w:proofErr w:type="spellStart"/>
       <w:r>
-        <w:t>satanim</w:t>
+        <w:t>shedim</w:t>
       </w:r>
       <w:proofErr w:type="spellEnd"/>
       <w:r>
@@ -2515,50 +3055,44 @@
       </w:r>
       <w:proofErr w:type="spellStart"/>
       <w:r>
-        <w:t>satanim</w:t>
+        <w:t>shedim</w:t>
       </w:r>
       <w:proofErr w:type="spellEnd"/>
       <w:r>
-        <w:t xml:space="preserve"> estavam </w:t>
-      </w:r>
-      <w:r>
-        <w:t xml:space="preserve">se ocuparam de olhar </w:t>
-      </w:r>
-      <w:r>
-        <w:t xml:space="preserve">constantemente </w:t>
-      </w:r>
-      <w:r>
-        <w:t>para os lados</w:t>
-      </w:r>
-      <w:r>
-        <w:t>, procurando algum</w:t>
-      </w:r>
-      <w:r>
-        <w:t xml:space="preserve">a futilidade </w:t>
-      </w:r>
-      <w:r>
-        <w:t xml:space="preserve">que julgassem </w:t>
-      </w:r>
-      <w:r>
-        <w:t xml:space="preserve">ser </w:t>
-      </w:r>
-      <w:r>
-        <w:t>o suficiente para espantar</w:t>
-      </w:r>
-      <w:r>
         <w:t xml:space="preserve"> </w:t>
       </w:r>
       <w:r>
+        <w:t xml:space="preserve">ocuparam </w:t>
+      </w:r>
+      <w:r>
+        <w:t xml:space="preserve">constantemente em </w:t>
+      </w:r>
+      <w:r>
+        <w:t xml:space="preserve">olhar para </w:t>
+      </w:r>
+      <w:r>
+        <w:t xml:space="preserve">todos </w:t>
+      </w:r>
+      <w:r>
+        <w:t>os lados</w:t>
+      </w:r>
+      <w:r>
+        <w:t xml:space="preserve">, procurando </w:t>
+      </w:r>
+      <w:r>
+        <w:t xml:space="preserve">alguma distração que pudesse </w:t>
+      </w:r>
+      <w:r>
+        <w:t>para espantar</w:t>
+      </w:r>
+      <w:r>
+        <w:t xml:space="preserve"> </w:t>
+      </w:r>
+      <w:r>
         <w:t xml:space="preserve">o tédio </w:t>
       </w:r>
       <w:r>
-        <w:t xml:space="preserve">que assombrava </w:t>
-      </w:r>
-      <w:r>
-        <w:t xml:space="preserve">suas existências </w:t>
-      </w:r>
-      <w:r>
-        <w:t>insignificantes</w:t>
+        <w:t>que abitava suas mentes anestesiadas</w:t>
       </w:r>
       <w:r>
         <w:t xml:space="preserve">. </w:t>
@@ -2568,359 +3102,660 @@
       </w:r>
       <w:proofErr w:type="spellStart"/>
       <w:r>
-        <w:t>satanim</w:t>
+        <w:t>shedim</w:t>
       </w:r>
       <w:proofErr w:type="spellEnd"/>
       <w:r>
-        <w:t xml:space="preserve"> eram divididos em castas, sendo algumas castas mais importantes que outras. E</w:t>
-      </w:r>
-      <w:r>
-        <w:t xml:space="preserve">ra </w:t>
-      </w:r>
-      <w:r>
-        <w:t xml:space="preserve">basilar </w:t>
-      </w:r>
-      <w:r>
-        <w:t xml:space="preserve">que todos </w:t>
-      </w:r>
-      <w:r>
-        <w:t xml:space="preserve">os </w:t>
+        <w:t xml:space="preserve"> dividiam-se </w:t>
+      </w:r>
+      <w:r>
+        <w:t>em castas</w:t>
+      </w:r>
+      <w:r>
+        <w:t xml:space="preserve">. Existiam as castas de </w:t>
+      </w:r>
+      <w:r>
+        <w:t xml:space="preserve">criminosos, castas de andarilhos, construtores, </w:t>
+      </w:r>
+      <w:r>
+        <w:t>soldados, médicos, estudantes, cozinheiros, agricultores, governantes, juízes</w:t>
+      </w:r>
+      <w:r>
+        <w:t xml:space="preserve">, </w:t>
+      </w:r>
+      <w:r>
+        <w:t xml:space="preserve">sacerdotes (sistema de castas de </w:t>
       </w:r>
       <w:proofErr w:type="spellStart"/>
       <w:r>
-        <w:t>satanim</w:t>
+        <w:t>genon</w:t>
       </w:r>
       <w:proofErr w:type="spellEnd"/>
       <w:r>
-        <w:t xml:space="preserve"> de uma mesma classe utilizassem o mesmo vocabulário, tivessem os mesmos gostos, as mesmas opiniões</w:t>
-      </w:r>
-      <w:r>
-        <w:t xml:space="preserve">, se vestissem da mesma forma, </w:t>
-      </w:r>
-      <w:r>
-        <w:t xml:space="preserve">praticassem as mesmas atividades, até mesmo o corte de cabelo e barba era parecido. Assim poupava-se todas as classes de </w:t>
-      </w:r>
-      <w:proofErr w:type="spellStart"/>
-      <w:r>
-        <w:t>satanim</w:t>
-      </w:r>
-      <w:proofErr w:type="spellEnd"/>
-      <w:r>
-        <w:t xml:space="preserve"> se poupavam do esforço de entender e decifram um </w:t>
-      </w:r>
-      <w:proofErr w:type="spellStart"/>
-      <w:r>
-        <w:t>satanim</w:t>
-      </w:r>
-      <w:proofErr w:type="spellEnd"/>
-      <w:r>
-        <w:t xml:space="preserve"> que estivesse vagando pelas ruas procurando alguma futilidade que pudesse espantar o próprio tédio. </w:t>
+        <w:t>?)</w:t>
+      </w:r>
+      <w:r>
+        <w:t xml:space="preserve">. </w:t>
       </w:r>
     </w:p>
     <w:p>
       <w:r>
-        <w:t xml:space="preserve">Uma das atividades únicas atividades universais dos </w:t>
+        <w:t xml:space="preserve">Os </w:t>
       </w:r>
       <w:proofErr w:type="spellStart"/>
       <w:r>
+        <w:t>shedim</w:t>
+      </w:r>
+      <w:proofErr w:type="spellEnd"/>
+      <w:r>
+        <w:t xml:space="preserve"> </w:t>
+      </w:r>
+      <w:r>
+        <w:t xml:space="preserve">de uma mesma </w:t>
+      </w:r>
+      <w:r>
+        <w:t xml:space="preserve">casta utilizavam </w:t>
+      </w:r>
+      <w:r>
+        <w:t xml:space="preserve">o mesmo vocabulário, </w:t>
+      </w:r>
+      <w:r>
+        <w:t xml:space="preserve">possuíam </w:t>
+      </w:r>
+      <w:r>
+        <w:t xml:space="preserve">os mesmos </w:t>
+      </w:r>
+      <w:r>
+        <w:t>passatempos</w:t>
+      </w:r>
+      <w:r>
+        <w:t>, as mesmas opiniões</w:t>
+      </w:r>
+      <w:r>
+        <w:t xml:space="preserve"> sobre todos os acontecimentos</w:t>
+      </w:r>
+      <w:r>
+        <w:t xml:space="preserve">, </w:t>
+      </w:r>
+      <w:r>
+        <w:t xml:space="preserve">as mesmas vestimentas, o mesmo corte de cabelo, e apreciavam a mesma comida e a mesma bebida. </w:t>
+      </w:r>
+      <w:r>
+        <w:t xml:space="preserve">Assim </w:t>
+      </w:r>
+      <w:r>
+        <w:t xml:space="preserve">os </w:t>
+      </w:r>
+      <w:proofErr w:type="spellStart"/>
+      <w:r>
+        <w:t>shedim</w:t>
+      </w:r>
+      <w:proofErr w:type="spellEnd"/>
+      <w:r>
+        <w:t xml:space="preserve"> se </w:t>
+      </w:r>
+      <w:r>
+        <w:t>poupava</w:t>
+      </w:r>
+      <w:r>
+        <w:t xml:space="preserve">m do esforço </w:t>
+      </w:r>
+      <w:r>
+        <w:t xml:space="preserve">de entender e </w:t>
+      </w:r>
+      <w:r>
+        <w:t xml:space="preserve">ou </w:t>
+      </w:r>
+      <w:r>
+        <w:t>decifra</w:t>
+      </w:r>
+      <w:r>
+        <w:t xml:space="preserve">r a casta de um </w:t>
+      </w:r>
+      <w:proofErr w:type="spellStart"/>
+      <w:r>
+        <w:t>shedim</w:t>
+      </w:r>
+      <w:proofErr w:type="spellEnd"/>
+      <w:r>
+        <w:t xml:space="preserve"> </w:t>
+      </w:r>
+      <w:r>
+        <w:t xml:space="preserve">que </w:t>
+      </w:r>
+      <w:r>
+        <w:t xml:space="preserve">surgisse </w:t>
+      </w:r>
+      <w:r>
+        <w:t>vagando pelas ruas</w:t>
+      </w:r>
+      <w:r>
+        <w:t xml:space="preserve">, também </w:t>
+      </w:r>
+      <w:r>
+        <w:t xml:space="preserve">procurando alguma futilidade que pudesse espantar o próprio tédio. </w:t>
+      </w:r>
+    </w:p>
+    <w:p/>
+    <w:p>
+      <w:r>
+        <w:t xml:space="preserve">Apesar da estrutura de castas, os </w:t>
+      </w:r>
+      <w:proofErr w:type="spellStart"/>
+      <w:r>
+        <w:t>shedim</w:t>
+      </w:r>
+      <w:proofErr w:type="spellEnd"/>
+      <w:r>
+        <w:t xml:space="preserve"> compartilhavam algumas </w:t>
+      </w:r>
+      <w:r>
+        <w:t>atividades universais</w:t>
+      </w:r>
+      <w:r>
+        <w:t xml:space="preserve">. Todas as castas de </w:t>
+      </w:r>
+      <w:proofErr w:type="spellStart"/>
+      <w:r>
+        <w:t>shedim</w:t>
+      </w:r>
+      <w:proofErr w:type="spellEnd"/>
+      <w:r>
+        <w:t xml:space="preserve"> apreciavam assistir os </w:t>
+      </w:r>
+      <w:r>
+        <w:t xml:space="preserve">jogos de </w:t>
+      </w:r>
+      <w:proofErr w:type="spellStart"/>
+      <w:r>
+        <w:t>M</w:t>
+      </w:r>
+      <w:r>
+        <w:t>unera</w:t>
+      </w:r>
+      <w:proofErr w:type="spellEnd"/>
+      <w:r>
+        <w:t xml:space="preserve"> </w:t>
+      </w:r>
+      <w:r>
+        <w:t>que ocorriam todo</w:t>
+      </w:r>
+      <w:r>
+        <w:t>s os</w:t>
+      </w:r>
+      <w:r>
+        <w:t xml:space="preserve"> </w:t>
+      </w:r>
+      <w:r>
+        <w:lastRenderedPageBreak/>
+        <w:t>domingo</w:t>
+      </w:r>
+      <w:r>
+        <w:t>s</w:t>
+      </w:r>
+      <w:r>
+        <w:t>.</w:t>
+      </w:r>
+      <w:r>
+        <w:t xml:space="preserve"> </w:t>
+      </w:r>
+      <w:r>
+        <w:t xml:space="preserve">Era quando todos </w:t>
+      </w:r>
+      <w:proofErr w:type="spellStart"/>
+      <w:r>
+        <w:t>shedim</w:t>
+      </w:r>
+      <w:proofErr w:type="spellEnd"/>
+      <w:r>
+        <w:t xml:space="preserve"> </w:t>
+      </w:r>
+      <w:r>
+        <w:t>podiam abdicar de suas responsabilidades</w:t>
+      </w:r>
+      <w:r>
+        <w:t xml:space="preserve">, se dedicando inteiramente </w:t>
+      </w:r>
+      <w:r>
+        <w:t xml:space="preserve">assistir </w:t>
+      </w:r>
+      <w:r>
+        <w:t xml:space="preserve">os </w:t>
+      </w:r>
+      <w:r>
+        <w:t xml:space="preserve">jogos de </w:t>
+      </w:r>
+      <w:proofErr w:type="spellStart"/>
+      <w:r>
+        <w:t>M</w:t>
+      </w:r>
+      <w:r>
+        <w:t>unera</w:t>
+      </w:r>
+      <w:proofErr w:type="spellEnd"/>
+      <w:r>
+        <w:t xml:space="preserve">. Nenhuma responsabilidade importava, </w:t>
+      </w:r>
+      <w:r>
+        <w:t xml:space="preserve">família, trabalho, </w:t>
+      </w:r>
+      <w:r>
+        <w:t>viagens</w:t>
+      </w:r>
+      <w:r>
+        <w:t>, tratamento de saúde</w:t>
+      </w:r>
+      <w:r>
+        <w:t>, velórios</w:t>
+      </w:r>
+      <w:r>
+        <w:t xml:space="preserve">. Qualquer atividade </w:t>
+      </w:r>
+      <w:r>
+        <w:t xml:space="preserve">deveria </w:t>
+      </w:r>
+      <w:r>
+        <w:t xml:space="preserve">ser interrompida para </w:t>
+      </w:r>
+      <w:r>
+        <w:t xml:space="preserve">todos os </w:t>
+      </w:r>
+      <w:proofErr w:type="spellStart"/>
+      <w:r>
+        <w:t>shedim</w:t>
+      </w:r>
+      <w:proofErr w:type="spellEnd"/>
+      <w:r>
+        <w:t xml:space="preserve"> assistissem aos </w:t>
+      </w:r>
+      <w:r>
+        <w:t>jogos</w:t>
+      </w:r>
+      <w:r>
+        <w:t xml:space="preserve"> </w:t>
+      </w:r>
+      <w:r>
+        <w:t xml:space="preserve">de </w:t>
+      </w:r>
+      <w:proofErr w:type="spellStart"/>
+      <w:r>
+        <w:t>M</w:t>
+      </w:r>
+      <w:r>
+        <w:t>unera</w:t>
+      </w:r>
+      <w:proofErr w:type="spellEnd"/>
+      <w:r>
+        <w:t>.</w:t>
+      </w:r>
+      <w:r>
+        <w:t xml:space="preserve"> </w:t>
+      </w:r>
+      <w:r>
+        <w:t xml:space="preserve">Mesmo os </w:t>
+      </w:r>
+      <w:proofErr w:type="spellStart"/>
+      <w:r>
+        <w:t>shedim</w:t>
+      </w:r>
+      <w:proofErr w:type="spellEnd"/>
+      <w:r>
+        <w:t xml:space="preserve"> </w:t>
+      </w:r>
+      <w:r>
+        <w:t xml:space="preserve">governantes, os </w:t>
+      </w:r>
+      <w:proofErr w:type="spellStart"/>
+      <w:r>
+        <w:t>shedim</w:t>
+      </w:r>
+      <w:proofErr w:type="spellEnd"/>
+      <w:r>
+        <w:t xml:space="preserve"> </w:t>
+      </w:r>
+      <w:r>
+        <w:t xml:space="preserve">juízes, os </w:t>
+      </w:r>
+      <w:proofErr w:type="spellStart"/>
+      <w:r>
         <w:t>satanim</w:t>
       </w:r>
       <w:proofErr w:type="spellEnd"/>
       <w:r>
-        <w:t xml:space="preserve"> de todas as classes eram </w:t>
-      </w:r>
-      <w:r>
-        <w:t xml:space="preserve">os jogos de </w:t>
+        <w:t xml:space="preserve"> da saúde, os </w:t>
       </w:r>
       <w:proofErr w:type="spellStart"/>
       <w:r>
-        <w:t>munera</w:t>
+        <w:t>satanim</w:t>
       </w:r>
       <w:proofErr w:type="spellEnd"/>
       <w:r>
-        <w:t xml:space="preserve"> e </w:t>
+        <w:t xml:space="preserve"> </w:t>
       </w:r>
       <w:proofErr w:type="spellStart"/>
       <w:r>
-        <w:t>venationes</w:t>
+        <w:t>sacerdores</w:t>
       </w:r>
       <w:proofErr w:type="spellEnd"/>
       <w:r>
-        <w:t xml:space="preserve"> que ocorriam todo</w:t>
-      </w:r>
-      <w:r>
-        <w:t>s os</w:t>
-      </w:r>
-      <w:r>
-        <w:t xml:space="preserve"> domingo</w:t>
+        <w:t xml:space="preserve">, </w:t>
+      </w:r>
+      <w:r>
+        <w:t xml:space="preserve">e </w:t>
+      </w:r>
+      <w:r>
+        <w:t xml:space="preserve">até </w:t>
+      </w:r>
+      <w:r>
+        <w:t xml:space="preserve">os responsáveis pela segurança das fronteiras do </w:t>
+      </w:r>
+      <w:proofErr w:type="spellStart"/>
+      <w:r>
+        <w:t>gehinam</w:t>
+      </w:r>
+      <w:proofErr w:type="spellEnd"/>
+      <w:r>
+        <w:t xml:space="preserve">, </w:t>
+      </w:r>
+      <w:r>
+        <w:t xml:space="preserve">poderiam abdicar </w:t>
+      </w:r>
+      <w:r>
+        <w:t xml:space="preserve">das </w:t>
+      </w:r>
+      <w:r>
+        <w:t>suas responsabilidades</w:t>
+      </w:r>
+      <w:r>
+        <w:t xml:space="preserve">, entregando-se aos jogos de </w:t>
+      </w:r>
+      <w:proofErr w:type="spellStart"/>
+      <w:r>
+        <w:t>M</w:t>
+      </w:r>
+      <w:r>
+        <w:t>unera</w:t>
+      </w:r>
+      <w:proofErr w:type="spellEnd"/>
+      <w:r>
+        <w:t xml:space="preserve"> </w:t>
+      </w:r>
+      <w:r>
+        <w:t>nos domingos</w:t>
+      </w:r>
+      <w:r>
+        <w:t xml:space="preserve">. </w:t>
+      </w:r>
+      <w:r>
+        <w:t>Nem m</w:t>
+      </w:r>
+      <w:r>
+        <w:t xml:space="preserve">esmo </w:t>
+      </w:r>
+      <w:r>
+        <w:t xml:space="preserve">se uma </w:t>
+      </w:r>
+      <w:r>
+        <w:t xml:space="preserve">nação </w:t>
+      </w:r>
+      <w:r>
+        <w:t xml:space="preserve">inimiga </w:t>
+      </w:r>
+      <w:r>
+        <w:t xml:space="preserve">penetrando </w:t>
+      </w:r>
+      <w:r>
+        <w:t xml:space="preserve">as fronteiras da terra vermelha, </w:t>
+      </w:r>
+      <w:r>
+        <w:t xml:space="preserve">seria suficiente para interromper os jogos de </w:t>
+      </w:r>
+      <w:proofErr w:type="spellStart"/>
+      <w:r>
+        <w:t>M</w:t>
+      </w:r>
+      <w:r>
+        <w:t>unera</w:t>
+      </w:r>
+      <w:proofErr w:type="spellEnd"/>
+      <w:r>
+        <w:t xml:space="preserve"> na terra vermelha</w:t>
+      </w:r>
+      <w:r>
+        <w:t xml:space="preserve">. </w:t>
+      </w:r>
+    </w:p>
+    <w:p>
+      <w:r>
+        <w:t xml:space="preserve">Mesmo que assistir aos jogos significasse que os mais perigosos criminosos ficariam livres das cadeias do </w:t>
+      </w:r>
+      <w:proofErr w:type="spellStart"/>
+      <w:r>
+        <w:t>gehinam</w:t>
+      </w:r>
+      <w:proofErr w:type="spellEnd"/>
+      <w:r>
+        <w:t xml:space="preserve">, ou um doente viesse a falecer, assistir aos jogos dominicais era um imperativo universal. </w:t>
+      </w:r>
+    </w:p>
+    <w:p>
+      <w:r>
+        <w:t xml:space="preserve">Os líderes da nação da terra vermelha sempre </w:t>
+      </w:r>
+      <w:r>
+        <w:t xml:space="preserve">cuidavam de jamais perder </w:t>
+      </w:r>
+      <w:r>
+        <w:t xml:space="preserve">sequer </w:t>
+      </w:r>
+      <w:r>
+        <w:t>um jogo dominical</w:t>
+      </w:r>
+      <w:r>
+        <w:t xml:space="preserve">. Pois há muito os habitantes decidiram que o conhecimento a respeito dos jogos dominicais liberta os governantes de quaisquer responsabilidades de suas más </w:t>
+      </w:r>
+      <w:r>
+        <w:t xml:space="preserve">decisões. </w:t>
+      </w:r>
+      <w:r>
+        <w:t xml:space="preserve">Para ser isento de responsabilidades, bastava à casta </w:t>
+      </w:r>
+      <w:r>
+        <w:t xml:space="preserve">de governantes </w:t>
+      </w:r>
+      <w:r>
+        <w:t>citar algum acontecimento d</w:t>
+      </w:r>
+      <w:r>
+        <w:t xml:space="preserve">os jogos dominicais </w:t>
+      </w:r>
+      <w:r>
+        <w:t xml:space="preserve">mais recentes. Assim faziam </w:t>
+      </w:r>
+      <w:r>
+        <w:t xml:space="preserve">sempre </w:t>
+      </w:r>
+      <w:r>
+        <w:t>ao serem interrogados</w:t>
+      </w:r>
+      <w:r>
+        <w:t xml:space="preserve"> sobre decisões </w:t>
+      </w:r>
+      <w:r>
+        <w:t xml:space="preserve">mal </w:t>
+      </w:r>
+      <w:r>
+        <w:t>fundamentadas, corrupção</w:t>
+      </w:r>
+      <w:r>
+        <w:t xml:space="preserve"> generalizada</w:t>
+      </w:r>
+      <w:r>
+        <w:t xml:space="preserve">, </w:t>
+      </w:r>
+      <w:r>
+        <w:t xml:space="preserve">desperdício de recursos em projetos </w:t>
+      </w:r>
+      <w:r>
+        <w:t>malsucedidos, trag</w:t>
+      </w:r>
+      <w:r>
+        <w:t>é</w:t>
+      </w:r>
+      <w:r>
+        <w:t xml:space="preserve">dias </w:t>
+      </w:r>
+      <w:r>
+        <w:t xml:space="preserve">anunciadas e nunca </w:t>
+      </w:r>
+      <w:r>
+        <w:t>prevenidas, julgamento</w:t>
       </w:r>
       <w:r>
         <w:t>s</w:t>
       </w:r>
       <w:r>
-        <w:t>.</w:t>
-      </w:r>
-      <w:r>
-        <w:t xml:space="preserve"> Todos os </w:t>
+        <w:t xml:space="preserve"> que demoravam décadas para ocorrer. Era </w:t>
+      </w:r>
+      <w:r>
+        <w:t xml:space="preserve">só um governante </w:t>
+      </w:r>
+      <w:r>
+        <w:t>citar um acontecimento do</w:t>
+      </w:r>
+      <w:r>
+        <w:t xml:space="preserve"> </w:t>
+      </w:r>
+      <w:r>
+        <w:t>jogo</w:t>
+      </w:r>
+      <w:r>
+        <w:t xml:space="preserve"> </w:t>
+      </w:r>
+      <w:r>
+        <w:t xml:space="preserve">de </w:t>
       </w:r>
       <w:proofErr w:type="spellStart"/>
       <w:r>
-        <w:t>satanim</w:t>
+        <w:t>M</w:t>
+      </w:r>
+      <w:r>
+        <w:t>unera</w:t>
       </w:r>
       <w:proofErr w:type="spellEnd"/>
       <w:r>
-        <w:t xml:space="preserve"> podiam abdicar de suas responsabilidades para assistir aos</w:t>
-      </w:r>
-      <w:r>
         <w:t xml:space="preserve"> </w:t>
       </w:r>
       <w:r>
-        <w:t xml:space="preserve">jogos de </w:t>
+        <w:t xml:space="preserve">mais recente, que todo reino </w:t>
+      </w:r>
+      <w:r>
+        <w:t xml:space="preserve">se regozijava diante da própria estupides, e imediatamente esqueciam-se os </w:t>
+      </w:r>
+      <w:r>
+        <w:t xml:space="preserve">problemas. </w:t>
+      </w:r>
+    </w:p>
+    <w:p>
+      <w:r>
+        <w:t xml:space="preserve">As </w:t>
       </w:r>
       <w:proofErr w:type="spellStart"/>
       <w:r>
-        <w:t>munera</w:t>
+        <w:t>lilitot</w:t>
       </w:r>
       <w:proofErr w:type="spellEnd"/>
       <w:r>
-        <w:t xml:space="preserve"> e </w:t>
+        <w:t xml:space="preserve"> compunham a </w:t>
+      </w:r>
+      <w:r>
+        <w:t xml:space="preserve">classe feminina </w:t>
+      </w:r>
+      <w:r>
+        <w:t>da terra vermelha</w:t>
+      </w:r>
+      <w:r>
+        <w:t>. Estas estavam espalhadas por toda terra vermelha</w:t>
+      </w:r>
+      <w:r>
+        <w:t xml:space="preserve">, </w:t>
+      </w:r>
+      <w:r>
+        <w:t xml:space="preserve">despejadas em </w:t>
+      </w:r>
+      <w:r>
+        <w:t xml:space="preserve">todos os lugares, </w:t>
+      </w:r>
+      <w:r>
+        <w:t xml:space="preserve">constantemente </w:t>
+      </w:r>
+      <w:r>
+        <w:t xml:space="preserve">expondo </w:t>
+      </w:r>
+      <w:r>
+        <w:t xml:space="preserve">a própria </w:t>
+      </w:r>
+      <w:r>
+        <w:t xml:space="preserve">próprio, </w:t>
+      </w:r>
+      <w:r>
+        <w:t>fosse bela ou desprezível. M</w:t>
+      </w:r>
+      <w:r>
+        <w:t xml:space="preserve">esmo </w:t>
+      </w:r>
+      <w:r>
+        <w:t xml:space="preserve">os habitantes mais </w:t>
+      </w:r>
+      <w:r>
+        <w:t>desinteressados</w:t>
+      </w:r>
+      <w:r>
+        <w:t xml:space="preserve"> da terra vermelha não escapavam da constante exposição da nudez das </w:t>
       </w:r>
       <w:proofErr w:type="spellStart"/>
       <w:r>
-        <w:t>venationes</w:t>
+        <w:t>lilitot</w:t>
       </w:r>
       <w:proofErr w:type="spellEnd"/>
       <w:r>
-        <w:t xml:space="preserve">, seja </w:t>
-      </w:r>
-      <w:r>
-        <w:lastRenderedPageBreak/>
-        <w:t>família, trabalho, educação, tratamento de saúde</w:t>
-      </w:r>
-      <w:r>
-        <w:t>. Qualquer atividade podia ser interrompida para acompanhar os jogos</w:t>
-      </w:r>
-      <w:r>
-        <w:t>.</w:t>
+        <w:t xml:space="preserve">. </w:t>
+      </w:r>
+      <w:r>
+        <w:t xml:space="preserve">Até mesmo as </w:t>
+      </w:r>
+      <w:proofErr w:type="spellStart"/>
+      <w:r>
+        <w:t>lilitot</w:t>
+      </w:r>
+      <w:proofErr w:type="spellEnd"/>
+      <w:r>
+        <w:t xml:space="preserve"> nascida</w:t>
+      </w:r>
+      <w:r>
+        <w:t>s</w:t>
       </w:r>
       <w:r>
         <w:t xml:space="preserve"> </w:t>
       </w:r>
       <w:r>
-        <w:t xml:space="preserve">Mesmo os </w:t>
-      </w:r>
-      <w:proofErr w:type="spellStart"/>
-      <w:r>
-        <w:t>satanim</w:t>
-      </w:r>
-      <w:proofErr w:type="spellEnd"/>
-      <w:r>
-        <w:t xml:space="preserve"> governantes, os </w:t>
-      </w:r>
-      <w:proofErr w:type="spellStart"/>
-      <w:r>
-        <w:t>satanim</w:t>
-      </w:r>
-      <w:proofErr w:type="spellEnd"/>
-      <w:r>
-        <w:t xml:space="preserve"> </w:t>
-      </w:r>
-      <w:r>
-        <w:t xml:space="preserve">juízes, os </w:t>
-      </w:r>
-      <w:proofErr w:type="spellStart"/>
-      <w:r>
-        <w:t>satanim</w:t>
-      </w:r>
-      <w:proofErr w:type="spellEnd"/>
-      <w:r>
-        <w:t xml:space="preserve"> da saúde, os </w:t>
-      </w:r>
-      <w:proofErr w:type="spellStart"/>
-      <w:r>
-        <w:t>satanim</w:t>
-      </w:r>
-      <w:proofErr w:type="spellEnd"/>
-      <w:r>
-        <w:t xml:space="preserve"> </w:t>
-      </w:r>
-      <w:proofErr w:type="spellStart"/>
-      <w:r>
-        <w:t>sacerdores</w:t>
-      </w:r>
-      <w:proofErr w:type="spellEnd"/>
-      <w:r>
-        <w:t xml:space="preserve">, </w:t>
-      </w:r>
-      <w:r>
-        <w:t xml:space="preserve">e </w:t>
-      </w:r>
-      <w:r>
-        <w:t xml:space="preserve">até </w:t>
-      </w:r>
-      <w:r>
-        <w:t xml:space="preserve">os responsáveis pela segurança das fronteiras do </w:t>
-      </w:r>
-      <w:proofErr w:type="spellStart"/>
-      <w:r>
-        <w:t>gehinam</w:t>
-      </w:r>
-      <w:proofErr w:type="spellEnd"/>
-      <w:r>
-        <w:t xml:space="preserve">, </w:t>
-      </w:r>
-      <w:r>
-        <w:t xml:space="preserve">poderiam abdicar de todas as suas responsabilidades para assistir uma </w:t>
-      </w:r>
-      <w:proofErr w:type="spellStart"/>
-      <w:r>
-        <w:t>munera</w:t>
-      </w:r>
-      <w:proofErr w:type="spellEnd"/>
-      <w:r>
-        <w:t xml:space="preserve"> e </w:t>
-      </w:r>
-      <w:proofErr w:type="spellStart"/>
-      <w:r>
-        <w:t>venatione</w:t>
-      </w:r>
-      <w:proofErr w:type="spellEnd"/>
-      <w:r>
-        <w:t xml:space="preserve"> dominical. Mesmo que isso significasse a invasão da nação pelos </w:t>
-      </w:r>
-      <w:proofErr w:type="spellStart"/>
-      <w:r>
-        <w:t>melarrim</w:t>
-      </w:r>
-      <w:proofErr w:type="spellEnd"/>
-      <w:r>
-        <w:t xml:space="preserve"> </w:t>
-      </w:r>
-      <w:proofErr w:type="spellStart"/>
-      <w:r>
-        <w:t>iamim</w:t>
-      </w:r>
-      <w:proofErr w:type="spellEnd"/>
-      <w:r>
-        <w:t xml:space="preserve">, os maiores inimigos da nação da terra de ferro. Mesmo que assistir aos jogos significasse que os mais perigosos criminosos ficariam livres das cadeias do </w:t>
-      </w:r>
-      <w:proofErr w:type="spellStart"/>
-      <w:r>
-        <w:t>gehinam</w:t>
-      </w:r>
-      <w:proofErr w:type="spellEnd"/>
-      <w:r>
-        <w:t xml:space="preserve">, ou um doente viesse a falecer, assistir aos jogos dominicais era um imperativo universal. E particularmente os líderes da nação da terra de ferro, cuidavam de jamais perder um jogo dominical, pois o conhecimento do jogo podia liberá-los de qualquer questionamento de suas decisões. A classe de governantes citava os jogos dominicais sempre que eram interrogados sobre suas decisões fundamentadas, corrupção, investimentos malsucedidos, tragedias não prevenidas, fragilidades nas fronteiras ou julgamento que demoravam décadas para ocorrer. Era só citar um acontecimento dos jogos </w:t>
-      </w:r>
-      <w:r>
-        <w:t xml:space="preserve">de </w:t>
-      </w:r>
-      <w:proofErr w:type="spellStart"/>
-      <w:r>
-        <w:t>munera</w:t>
-      </w:r>
-      <w:proofErr w:type="spellEnd"/>
-      <w:r>
-        <w:t xml:space="preserve"> e </w:t>
-      </w:r>
-      <w:proofErr w:type="spellStart"/>
-      <w:r>
-        <w:t>venatione</w:t>
-      </w:r>
-      <w:proofErr w:type="spellEnd"/>
-      <w:r>
-        <w:t xml:space="preserve"> mais recente, que todo reino da terra de ferro imediatamente esquecia seus problemas, mesmo aqueles mais fundamentais. Só havia um problema, os habitantes da terra de ferro sofriam de </w:t>
-      </w:r>
-      <w:r>
-        <w:t xml:space="preserve">transtorno </w:t>
-      </w:r>
-      <w:proofErr w:type="spellStart"/>
-      <w:r>
-        <w:t>neurocognitivo</w:t>
-      </w:r>
-      <w:proofErr w:type="spellEnd"/>
-      <w:r>
-        <w:t xml:space="preserve"> maior</w:t>
-      </w:r>
-      <w:r>
-        <w:t xml:space="preserve">, e para tal encantamento coletivo funcionar, era necessário citar somente o jogo dominical mais recente. Mas não era por isso que até a classe de </w:t>
-      </w:r>
-      <w:proofErr w:type="spellStart"/>
-      <w:r>
-        <w:t>satanim</w:t>
-      </w:r>
-      <w:proofErr w:type="spellEnd"/>
-      <w:r>
-        <w:t xml:space="preserve"> governantes assistia pontualmente </w:t>
+        <w:t xml:space="preserve">sem absolutamente </w:t>
+      </w:r>
+      <w:r>
+        <w:t xml:space="preserve">nenhuma beleza natural, julgavam necessário </w:t>
+      </w:r>
+      <w:r>
+        <w:t xml:space="preserve">expor desavergonhadamente o próprio corpo </w:t>
+      </w:r>
+      <w:r>
+        <w:t>grotesco</w:t>
+      </w:r>
+      <w:r>
+        <w:t xml:space="preserve">. </w:t>
       </w:r>
     </w:p>
     <w:p/>
-    <w:p>
-      <w:r>
-        <w:t>M</w:t>
-      </w:r>
-      <w:r>
-        <w:t xml:space="preserve">esmo alguém usando um chapéu, uma camisa, uma forma de caminhar ou de falar que julgassem </w:t>
-      </w:r>
-      <w:r>
-        <w:t>ligeiramente diferente da forma a</w:t>
-      </w:r>
-      <w:r>
-        <w:t>, imediatamente abandonavam seus afazeres para se ocupar desse assunto.</w:t>
-      </w:r>
-    </w:p>
-    <w:p/>
-    <w:p>
-      <w:r>
-        <w:t xml:space="preserve">A classe feminina era composta pelas </w:t>
-      </w:r>
-      <w:proofErr w:type="spellStart"/>
-      <w:r>
-        <w:t>lilitot</w:t>
-      </w:r>
-      <w:proofErr w:type="spellEnd"/>
-      <w:r>
-        <w:t>. Estas estavam espalhadas por toda terra vermelha</w:t>
-      </w:r>
-      <w:r>
-        <w:t xml:space="preserve">, igualmente </w:t>
-      </w:r>
-      <w:r>
-        <w:t xml:space="preserve">estavam por todos os lugares, expondo o próprio corpo, mesmo para aqueles desinteressados. Mesmo aquelas </w:t>
-      </w:r>
-      <w:proofErr w:type="spellStart"/>
-      <w:r>
-        <w:t>lilitot</w:t>
-      </w:r>
-      <w:proofErr w:type="spellEnd"/>
-      <w:r>
-        <w:t xml:space="preserve"> nascida nenhuma beleza ou atracão natural, ainda assim julgavam necessário andar exibindo publicamente sua nudez </w:t>
-      </w:r>
-      <w:r>
-        <w:t>aberrante</w:t>
-      </w:r>
-      <w:r>
-        <w:t>. Seus corpos grotescos mereciam ser estudados pela ciência, caso se tratasse de um fenômeno raro</w:t>
-      </w:r>
-      <w:r>
-        <w:t xml:space="preserve">. Mas pode serem abundantes e praticamente impossível de serem ignorados, tal espetáculo abominável passou a ser um desafio somente para a </w:t>
-      </w:r>
-      <w:r>
-        <w:t>Psicologia Social</w:t>
-      </w:r>
-      <w:r>
-        <w:t>, não fossem seu</w:t>
-      </w:r>
-      <w:r>
-        <w:t>s</w:t>
-      </w:r>
-      <w:r>
-        <w:t xml:space="preserve"> representantes na terra do ferro</w:t>
-      </w:r>
-      <w:r>
-        <w:t>,</w:t>
-      </w:r>
-    </w:p>
+    <w:p/>
     <w:p/>
     <w:p>
       <w:r>
@@ -2949,19 +3784,19 @@
         <w:t xml:space="preserve"> juízes era escolhidos segundo o crime que deveriam julgar. </w:t>
       </w:r>
       <w:r>
-        <w:t xml:space="preserve">Quando diversos assassinatos começaram a ocorrer na terra vermelha, os habitantes acharam que fazia sentido escolher como juiz de tais casos, o maior dos assassinos dos assassinos existentes na terra. Afinal quem tinha mais autoridade sobre o assunto dos assassinatos, que o maior de todos os assassinos? Assim, procuraram o maior assassino da terra vermelha e o estabeleceram como juiz sobre si mesmo, garantindo que a terra vermelha </w:t>
+        <w:t xml:space="preserve">Quando diversos assassinatos começaram a ocorrer na terra vermelha, os habitantes acharam que fazia sentido escolher como juiz de tais casos, o maior dos assassinos dos assassinos existentes na terra. Afinal quem tinha mais autoridade sobre o assunto dos assassinatos, que o maior de todos os assassinos? Assim, procuraram o maior assassino da terra vermelha e o estabeleceram como juiz sobre si mesmo, garantindo que a terra vermelha se mantivesse perpetuamente como o </w:t>
+      </w:r>
+      <w:proofErr w:type="spellStart"/>
+      <w:r>
+        <w:t>gehinam</w:t>
+      </w:r>
+      <w:proofErr w:type="spellEnd"/>
+      <w:r>
+        <w:t xml:space="preserve"> de ferro e sangue negro. E assim foram estabelecendo, o maior dos ladrões, como juiz em casos de roubo, o maior dos </w:t>
       </w:r>
       <w:r>
         <w:lastRenderedPageBreak/>
-        <w:t xml:space="preserve">se mantivesse perpetuamente como o </w:t>
-      </w:r>
-      <w:proofErr w:type="spellStart"/>
-      <w:r>
-        <w:t>gehinam</w:t>
-      </w:r>
-      <w:proofErr w:type="spellEnd"/>
-      <w:r>
-        <w:t xml:space="preserve"> de ferro e sangue negro. E assim foram estabelecendo, o maior dos ladrões, como juiz em casos de roubo, o maior dos fraudadores como juiz em casos de fraude, o maior dos mentirosos como juiz em casos de mentira, o maior dos abusadores, como juiz em casos de abuso. Entre as diversas classes de </w:t>
+        <w:t xml:space="preserve">fraudadores como juiz em casos de fraude, o maior dos mentirosos como juiz em casos de mentira, o maior dos abusadores, como juiz em casos de abuso. Entre as diversas classes de </w:t>
       </w:r>
       <w:proofErr w:type="spellStart"/>
       <w:r>
@@ -3176,6 +4011,10 @@
       </w:r>
     </w:p>
     <w:p/>
+    <w:p/>
+    <w:p/>
+    <w:p/>
+    <w:p/>
     <w:p>
       <w:r>
         <w:rPr>
@@ -3231,6 +4070,7 @@
     <w:p/>
     <w:p>
       <w:r>
+        <w:lastRenderedPageBreak/>
         <w:t xml:space="preserve">Fulano se esforça até perder o folego, mas não se recorda do seu primeiro encontro com o </w:t>
       </w:r>
       <w:r>
@@ -3243,11 +4083,7 @@
         <w:t xml:space="preserve"> de Sal</w:t>
       </w:r>
       <w:r>
-        <w:t xml:space="preserve">. Apesar dos notáveis avanços no seu sistema cognitivo, os efeitos da amnesia era voláteis. Particularmente nos dias de festividades idólatras, ele se via capturado por algum tipo de encantamento coletivo e era preciso se esforçar muito para manter acordado.  Nos dias de festa pagã, os cânticos idólatras eram ouvidos em todas as esquinas. As pessoas repetiam inconscientes ideias e conceitos que nunca iriam </w:t>
-      </w:r>
-      <w:r>
-        <w:lastRenderedPageBreak/>
-        <w:t>perseguir</w:t>
+        <w:t>. Apesar dos notáveis avanços no seu sistema cognitivo, os efeitos da amnesia era voláteis. Particularmente nos dias de festividades idólatras, ele se via capturado por algum tipo de encantamento coletivo e era preciso se esforçar muito para manter acordado.  Nos dias de festa pagã, os cânticos idólatras eram ouvidos em todas as esquinas. As pessoas repetiam inconscientes ideias e conceitos que nunca iriam perseguir</w:t>
       </w:r>
       <w:r>
         <w:t xml:space="preserve">, momentaneamente se sentido mais espiritualizadas, somente para esquecerem de tudo que cantaram no exato instante que terminasse a solenidade pagã. </w:t>
